--- a/doc/NexusERP用户操作手册.docx
+++ b/doc/NexusERP用户操作手册.docx
@@ -79,7 +79,7 @@
               <w:rPr>
                 <w:sz w:val="22"/>
               </w:rPr>
-              <w:t>V1.0</w:t>
+              <w:t>V2.0</w:t>
             </w:r>
           </w:p>
         </w:tc>
@@ -113,7 +113,7 @@
               <w:rPr>
                 <w:sz w:val="22"/>
               </w:rPr>
-              <w:t>NexusERP V1.0</w:t>
+              <w:t>NexusERP V1.0（2026年6月更新）</w:t>
             </w:r>
           </w:p>
         </w:tc>
@@ -198,15 +198,6 @@
       </w:pPr>
       <w:r>
         <w:t>目录</w:t>
-      </w:r>
-    </w:p>
-    <w:p>
-      <w:r>
-        <w:rPr>
-          <w:i/>
-          <w:color w:val="808080"/>
-        </w:rPr>
-        <w:t>（请在 Word 中按 Ctrl+A 全选后按 F9 刷新目录，或右键点击"更新域"）</w:t>
       </w:r>
     </w:p>
     <w:p>
@@ -330,7 +321,7 @@
               <w:rPr>
                 <w:sz w:val="20"/>
               </w:rPr>
-              <w:t>统一维护物料、BOM、客户、供应商、车间、工位、计量单位等企业基础数据</w:t>
+              <w:t>物料、BOM、客户、供应商、车间、工位、计量单位、物料-供应商关系等</w:t>
             </w:r>
           </w:p>
         </w:tc>
@@ -345,7 +336,7 @@
               <w:rPr>
                 <w:sz w:val="20"/>
               </w:rPr>
-              <w:t>销售管理（SO）</w:t>
+              <w:t>请购管理（PO）</w:t>
             </w:r>
           </w:p>
         </w:tc>
@@ -358,7 +349,7 @@
               <w:rPr>
                 <w:sz w:val="20"/>
               </w:rPr>
-              <w:t>客户订单、销售订单、报价管理、销售退货、价格表管理</w:t>
+              <w:t>【新增】部门级内部请购申请，独立于正式采购流程</w:t>
             </w:r>
           </w:p>
         </w:tc>
@@ -373,7 +364,7 @@
               <w:rPr>
                 <w:sz w:val="20"/>
               </w:rPr>
-              <w:t>采购管理（PU）</w:t>
+              <w:t>销售管理（SO）</w:t>
             </w:r>
           </w:p>
         </w:tc>
@@ -386,7 +377,7 @@
               <w:rPr>
                 <w:sz w:val="20"/>
               </w:rPr>
-              <w:t>采购申请、采购订单、采购退货、供应商评估</w:t>
+              <w:t>客户订单、销售订单、报价、销售合同、销售发票、销售退货、价格表、销售报表</w:t>
             </w:r>
           </w:p>
         </w:tc>
@@ -401,7 +392,7 @@
               <w:rPr>
                 <w:sz w:val="20"/>
               </w:rPr>
-              <w:t>生产管理（PRD）</w:t>
+              <w:t>采购管理（PU）</w:t>
             </w:r>
           </w:p>
         </w:tc>
@@ -414,7 +405,7 @@
               <w:rPr>
                 <w:sz w:val="20"/>
               </w:rPr>
-              <w:t>生产计划、生产工单、报工管理、物料需求、委外加工、返工管理、产能日历</w:t>
+              <w:t>采购申请、采购订单、采购合同、采购退货、供应商评估、采购比价、采购报表</w:t>
             </w:r>
           </w:p>
         </w:tc>
@@ -429,7 +420,7 @@
               <w:rPr>
                 <w:sz w:val="20"/>
               </w:rPr>
-              <w:t>仓储管理（WM）</w:t>
+              <w:t>生产管理（PRD）</w:t>
             </w:r>
           </w:p>
         </w:tc>
@@ -442,7 +433,7 @@
               <w:rPr>
                 <w:sz w:val="20"/>
               </w:rPr>
-              <w:t>仓库管理、库存查询、出入库管理、盘点、调拨、条码、批次追溯</w:t>
+              <w:t>生产计划、生产工单、报工管理、物料需求、委外加工、返工管理、产能日历、生产报表</w:t>
             </w:r>
           </w:p>
         </w:tc>
@@ -457,7 +448,7 @@
               <w:rPr>
                 <w:sz w:val="20"/>
               </w:rPr>
-              <w:t>排产调度（SCH）</w:t>
+              <w:t>仓储管理（WM）</w:t>
             </w:r>
           </w:p>
         </w:tc>
@@ -470,7 +461,7 @@
               <w:rPr>
                 <w:sz w:val="20"/>
               </w:rPr>
-              <w:t>班次管理、班组管理、工人档案、考勤记录、排班计划、节假日管理</w:t>
+              <w:t>仓库管理、库存查询、出入库管理、盘点、调拨、条码、批次追溯、库存报表、3D仓储可视化</w:t>
             </w:r>
           </w:p>
         </w:tc>
@@ -485,7 +476,7 @@
               <w:rPr>
                 <w:sz w:val="20"/>
               </w:rPr>
-              <w:t>工作流引擎</w:t>
+              <w:t>排产调度（SCH）</w:t>
             </w:r>
           </w:p>
         </w:tc>
@@ -498,7 +489,7 @@
               <w:rPr>
                 <w:sz w:val="20"/>
               </w:rPr>
-              <w:t>基于Flowable 7.0的审批流程，支持多级审批、会签、转办等</w:t>
+              <w:t>班次管理、班组管理、工人档案、考勤记录、排班计划、节假日管理</w:t>
             </w:r>
           </w:p>
         </w:tc>
@@ -513,7 +504,7 @@
               <w:rPr>
                 <w:sz w:val="20"/>
               </w:rPr>
-              <w:t>AI智能助手</w:t>
+              <w:t>工作流引擎</w:t>
             </w:r>
           </w:p>
         </w:tc>
@@ -526,7 +517,7 @@
               <w:rPr>
                 <w:sz w:val="20"/>
               </w:rPr>
-              <w:t>自然语言驱动的ERP数据查询、智能对话、知识库检索</w:t>
+              <w:t>基于Flowable 7.0的审批流程，支持签收、多级审批、会签、转办等</w:t>
             </w:r>
           </w:p>
         </w:tc>
@@ -541,7 +532,7 @@
               <w:rPr>
                 <w:sz w:val="20"/>
               </w:rPr>
-              <w:t>支付管理</w:t>
+              <w:t>AI智能助手</w:t>
             </w:r>
           </w:p>
         </w:tc>
@@ -554,7 +545,7 @@
               <w:rPr>
                 <w:sz w:val="20"/>
               </w:rPr>
-              <w:t>多支付渠道接入、支付订单、发票管理、退款对账</w:t>
+              <w:t>自然语言ERP查询、智能对话、知识库检索、A/B测试、MCP工具管理、Token用量统计</w:t>
             </w:r>
           </w:p>
         </w:tc>
@@ -569,7 +560,7 @@
               <w:rPr>
                 <w:sz w:val="20"/>
               </w:rPr>
-              <w:t>积木报表</w:t>
+              <w:t>支付管理（Pay）</w:t>
             </w:r>
           </w:p>
         </w:tc>
@@ -582,7 +573,7 @@
               <w:rPr>
                 <w:sz w:val="20"/>
               </w:rPr>
-              <w:t>在线报表设计、拖拽式配置、数据可视化</w:t>
+              <w:t>多支付渠道接入、支付订单、发票管理、退款对账</w:t>
             </w:r>
           </w:p>
         </w:tc>
@@ -597,6 +588,34 @@
               <w:rPr>
                 <w:sz w:val="20"/>
               </w:rPr>
+              <w:t>积木报表（Report）</w:t>
+            </w:r>
+          </w:p>
+        </w:tc>
+        <w:tc>
+          <w:tcPr>
+            <w:tcW w:type="dxa" w:w="4533"/>
+          </w:tcPr>
+          <w:p>
+            <w:r>
+              <w:rPr>
+                <w:sz w:val="20"/>
+              </w:rPr>
+              <w:t>【新增】数据看板、在线报表设计器、拖拽式配置</w:t>
+            </w:r>
+          </w:p>
+        </w:tc>
+      </w:tr>
+      <w:tr>
+        <w:tc>
+          <w:tcPr>
+            <w:tcW w:type="dxa" w:w="4533"/>
+          </w:tcPr>
+          <w:p>
+            <w:r>
+              <w:rPr>
+                <w:sz w:val="20"/>
+              </w:rPr>
               <w:t>系统管理</w:t>
             </w:r>
           </w:p>
@@ -610,7 +629,7 @@
               <w:rPr>
                 <w:sz w:val="20"/>
               </w:rPr>
-              <w:t>用户、角色、菜单、部门、租户、字典、参数配置等</w:t>
+              <w:t>用户、角色、菜单、部门、租户、字典、在线设备、第三方账号绑定等</w:t>
             </w:r>
           </w:p>
         </w:tc>
@@ -626,7 +645,7 @@
     </w:p>
     <w:p>
       <w:r>
-        <w:t>打开浏览器访问系统地址，进入登录页面。输入用户名和密码后点击"登录"按钮即可进入系统。系统支持多租户模式，登录时需选择所属租户（如适用）。首次登录后建议及时修改默认密码。</w:t>
+        <w:t>打开浏览器访问系统地址（http://nexuserp.website/index），进入登录页面。输入用户名和密码后点击"登录"按钮即可进入系统。系统支持多租户模式，登录时需选择所属租户（如适用）。首次登录后建议及时修改默认密码。</w:t>
       </w:r>
     </w:p>
     <w:p>
@@ -1266,7 +1285,7 @@
     </w:p>
     <w:p>
       <w:r>
-        <w:t>物料分类采用树形结构管理，支持多级分类。通过分类可对物料进行快速筛选和归类管理。操作方式：点击"新增"按钮添加分类节点，支持设置分类编码、名称、描述和排序号。分类支持展开/折叠操作，方便查看层级关系。修改分类节点时，可选择排除子节点进行分类移动。</w:t>
+        <w:t>物料分类采用树形结构管理，支持多级分类。通过分类可对物料进行快速筛选和归类管理。操作方式：点击"新增"按钮添加分类节点，支持设置分类编码、名称、描述和排序号。分类支持展开/折叠操作，方便查看层级关系。</w:t>
       </w:r>
     </w:p>
     <w:p>
@@ -1279,7 +1298,7 @@
     </w:p>
     <w:p>
       <w:r>
-        <w:t>BOM（Bill of Materials，物料清单）用于定义产品的物料组成结构，是生产计划和物料需求计算的核心依据。每个BOM关联一个父物料（成品或半成品），并包含多个子物料明细行。</w:t>
+        <w:t>BOM（Bill of Materials，物料清单）用于定义产品的物料组成结构，是生产计划和物料需求计算的核心依据。每个BOM关联一个父物料（成品或半成品），并包含多个子物料明细行。支持多版本管理，同一时间只能有一个激活版本。</w:t>
       </w:r>
     </w:p>
     <w:p>
@@ -1287,20 +1306,7 @@
         <w:pStyle w:val="Heading3"/>
       </w:pPr>
       <w:r>
-        <w:t>2.3.1 创建BOM</w:t>
-      </w:r>
-    </w:p>
-    <w:p>
-      <w:r>
-        <w:t>点击"新增"按钮，选择父物料（产品），设置BOM版本号、名称、生效日期和失效日期。保存后进入BOM明细编辑页面，添加子物料及用量。BOM支持多版本管理，同一产品可有多个版本的BOM，但同一时间只能有一个激活版本。</w:t>
-      </w:r>
-    </w:p>
-    <w:p>
-      <w:pPr>
-        <w:pStyle w:val="Heading3"/>
-      </w:pPr>
-      <w:r>
-        <w:t>2.3.2 BOM高级功能</w:t>
+        <w:t>2.3.1 BOM高级功能</w:t>
       </w:r>
     </w:p>
     <w:tbl>
@@ -1522,176 +1528,17 @@
         <w:pStyle w:val="Heading2"/>
       </w:pPr>
       <w:r>
-        <w:t>2.4 客户管理</w:t>
+        <w:t>2.4 物料-供应商关系 【新增】</w:t>
       </w:r>
     </w:p>
     <w:p>
       <w:r>
-        <w:t>客户管理用于维护企业客户档案信息，包括客户编码、名称、联系方式、分类等。客户数据被销售管理模块引用，是创建销售订单、报价单的前提。支持按客户编码、名称、类型、电话、统一社会信用代码等条件搜索，支持数据导出。</w:t>
-      </w:r>
-    </w:p>
-    <w:p>
-      <w:pPr>
-        <w:pStyle w:val="Heading2"/>
-      </w:pPr>
-      <w:r>
-        <w:t>2.5 供应商管理</w:t>
+        <w:t>物料-供应商关系管理用于为每个物料指定多个合格供应商，并配置每个供应商的报价和供货参数。该数据被采购模块引用，在创建采购订单时可快速选择物料的供应商及对应价格。</w:t>
       </w:r>
     </w:p>
     <w:p>
       <w:r>
-        <w:t>供应商管理用于维护供应商档案信息，包括供应商编码、名称、行业、地区、合作状态等。供应商数据被采购管理模块引用，是创建采购订单的前提。支持按编码、名称、行业、地区、合作状态等条件搜索，支持数据导出。</w:t>
-      </w:r>
-    </w:p>
-    <w:p>
-      <w:pPr>
-        <w:pStyle w:val="Heading2"/>
-      </w:pPr>
-      <w:r>
-        <w:t>2.6 车间与工位</w:t>
-      </w:r>
-    </w:p>
-    <w:p>
-      <w:r>
-        <w:t>车间管理用于定义企业的生产车间信息，包括车间编码、名称、负责人、产能等。工位（工作中心）是车间下的具体生产单元，每个工位关联一个所属车间，可设置标准操作人数和标准产能。车间和工位数据被生产管理和排产调度模块引用。</w:t>
-      </w:r>
-    </w:p>
-    <w:p>
-      <w:pPr>
-        <w:pStyle w:val="Heading2"/>
-      </w:pPr>
-      <w:r>
-        <w:t>2.7 计量单位</w:t>
-      </w:r>
-    </w:p>
-    <w:p>
-      <w:r>
-        <w:t>计量单位管理采用三栏级联布局：左侧为单位类别（如重量、长度、数量等），中间为该类别下的基本单位，右侧为基本单位的衍生换算单位。衍生单位需设置与基本单位之间的换算率，例如：1千克 = 1000克。系统支持查询全部单位（无分页）、按主单位查询换算单位、查询所有单位类别等。</w:t>
-      </w:r>
-    </w:p>
-    <w:p>
-      <w:pPr>
-        <w:pStyle w:val="Heading2"/>
-      </w:pPr>
-      <w:r>
-        <w:t>2.8 序列号/条码规则</w:t>
-      </w:r>
-    </w:p>
-    <w:p>
-      <w:r>
-        <w:t>序列号规则用于配置产品序列号、条码、批次号的自动生成规则。每条规则可配置前缀、日期格式、流水号长度、重置周期和校验位规则（MOD10/MOD11）。支持三种规则类型：产品序列号、条码、批次号。配置完成后可根据规则编码一键生成序列号/条码。</w:t>
-      </w:r>
-    </w:p>
-    <w:p>
-      <w:r>
-        <w:br w:type="page"/>
-      </w:r>
-    </w:p>
-    <w:p>
-      <w:pPr>
-        <w:pStyle w:val="Heading1"/>
-      </w:pPr>
-      <w:r>
-        <w:t>第三章 销售管理</w:t>
-      </w:r>
-    </w:p>
-    <w:p>
-      <w:r>
-        <w:t>销售管理模块覆盖从客户询价、报价、下单到发货的完整销售业务流程，并与仓储管理、生产管理深度联动，形成销售驱动的业务闭环。</w:t>
-      </w:r>
-    </w:p>
-    <w:p>
-      <w:pPr>
-        <w:pStyle w:val="Heading2"/>
-      </w:pPr>
-      <w:r>
-        <w:t>3.1 客户订单</w:t>
-      </w:r>
-    </w:p>
-    <w:p>
-      <w:r>
-        <w:t>客户订单用于记录来自客户的原始订单信息，是销售业务的起点。支持按客户订单号、客户名称、下单日期、订单状态、优先级、客户PO号、订单来源等条件搜索。</w:t>
-      </w:r>
-    </w:p>
-    <w:p>
-      <w:r>
-        <w:t>主要字段包括：客户订单号、客户名称、下单日期、总金额、订单状态、优先级、客户采购订单号（PO号）、来源渠道等。客户订单可作为后续创建内部销售订单的依据。</w:t>
-      </w:r>
-    </w:p>
-    <w:p>
-      <w:pPr>
-        <w:pStyle w:val="Heading2"/>
-      </w:pPr>
-      <w:r>
-        <w:t>3.2 销售报价</w:t>
-      </w:r>
-    </w:p>
-    <w:p>
-      <w:r>
-        <w:t>销售报价单用于管理对客户的报价信息，支持报价行的创建与管理。报价单创建后可进行确认操作，确认后的报价单可一键转换为销售订单，系统自动将报价信息带入销售订单，减少重复录入。</w:t>
-      </w:r>
-    </w:p>
-    <w:p>
-      <w:r>
-        <w:t>操作步骤：</w:t>
-      </w:r>
-    </w:p>
-    <w:p>
-      <w:pPr>
-        <w:pStyle w:val="ListNumber"/>
-      </w:pPr>
-      <w:r>
-        <w:t>1. 点击"新增"创建报价单，选择客户，设置有效期</w:t>
-      </w:r>
-    </w:p>
-    <w:p>
-      <w:pPr>
-        <w:pStyle w:val="ListNumber"/>
-      </w:pPr>
-      <w:r>
-        <w:t>2. 添加报价行：选择物料、填写单价和数量</w:t>
-      </w:r>
-    </w:p>
-    <w:p>
-      <w:pPr>
-        <w:pStyle w:val="ListNumber"/>
-      </w:pPr>
-      <w:r>
-        <w:t>3. 保存后点击"确认"按钮确认报价</w:t>
-      </w:r>
-    </w:p>
-    <w:p>
-      <w:pPr>
-        <w:pStyle w:val="ListNumber"/>
-      </w:pPr>
-      <w:r>
-        <w:t>4. 确认后的报价单可点击"转换销售订单"一键生成销售订单</w:t>
-      </w:r>
-    </w:p>
-    <w:p>
-      <w:pPr>
-        <w:pStyle w:val="Heading2"/>
-      </w:pPr>
-      <w:r>
-        <w:t>3.3 销售订单</w:t>
-      </w:r>
-    </w:p>
-    <w:p>
-      <w:r>
-        <w:t>销售订单是销售管理的核心单据，记录正式的销售交易信息。销售订单可由客户订单转化、报价单转化或直接创建。订单采用头/行结构：订单头包含客户、日期、金额等总览信息，订单行包含具体物料明细。</w:t>
-      </w:r>
-    </w:p>
-    <w:p>
-      <w:pPr>
-        <w:pStyle w:val="Heading3"/>
-      </w:pPr>
-      <w:r>
-        <w:t>3.3.1 订单状态流转</w:t>
-      </w:r>
-    </w:p>
-    <w:p>
-      <w:r>
-        <w:t>销售订单具备完整的生命周期管理，状态流转如下：</w:t>
+        <w:t>主要配置项：</w:t>
       </w:r>
     </w:p>
     <w:tbl>
@@ -1718,7 +1565,7 @@
                 <w:color w:val="FFFFFF"/>
                 <w:sz w:val="20"/>
               </w:rPr>
-              <w:t>状态</w:t>
+              <w:t>配置项</w:t>
             </w:r>
           </w:p>
         </w:tc>
@@ -1749,7 +1596,7 @@
               <w:rPr>
                 <w:sz w:val="20"/>
               </w:rPr>
-              <w:t>新建（草稿）</w:t>
+              <w:t>物料</w:t>
             </w:r>
           </w:p>
         </w:tc>
@@ -1762,7 +1609,7 @@
               <w:rPr>
                 <w:sz w:val="20"/>
               </w:rPr>
-              <w:t>订单初始状态，可自由修改和编辑</w:t>
+              <w:t>选择需要配置供应商关系的物料</w:t>
             </w:r>
           </w:p>
         </w:tc>
@@ -1777,7 +1624,7 @@
               <w:rPr>
                 <w:sz w:val="20"/>
               </w:rPr>
-              <w:t>提交审批</w:t>
+              <w:t>供应商</w:t>
             </w:r>
           </w:p>
         </w:tc>
@@ -1790,7 +1637,7 @@
               <w:rPr>
                 <w:sz w:val="20"/>
               </w:rPr>
-              <w:t>点击"提交"按钮启动Flowable审批流程，进入审批中状态</w:t>
+              <w:t>选择关联的供应商</w:t>
             </w:r>
           </w:p>
         </w:tc>
@@ -1805,7 +1652,7 @@
               <w:rPr>
                 <w:sz w:val="20"/>
               </w:rPr>
-              <w:t>已确认</w:t>
+              <w:t>单价</w:t>
             </w:r>
           </w:p>
         </w:tc>
@@ -1818,7 +1665,7 @@
               <w:rPr>
                 <w:sz w:val="20"/>
               </w:rPr>
-              <w:t>审批通过后点击"确认"按钮，订单正式生效</w:t>
+              <w:t>该供应商对此物料的供货单价</w:t>
             </w:r>
           </w:p>
         </w:tc>
@@ -1833,7 +1680,7 @@
               <w:rPr>
                 <w:sz w:val="20"/>
               </w:rPr>
-              <w:t>履行中</w:t>
+              <w:t>币种</w:t>
             </w:r>
           </w:p>
         </w:tc>
@@ -1846,7 +1693,7 @@
               <w:rPr>
                 <w:sz w:val="20"/>
               </w:rPr>
-              <w:t>点击"履行"按钮，表示订单正在执行（发货/出库）</w:t>
+              <w:t>供货币种（CNY/USD等）</w:t>
             </w:r>
           </w:p>
         </w:tc>
@@ -1861,7 +1708,7 @@
               <w:rPr>
                 <w:sz w:val="20"/>
               </w:rPr>
-              <w:t>已关闭</w:t>
+              <w:t>供货周期</w:t>
             </w:r>
           </w:p>
         </w:tc>
@@ -1874,7 +1721,7 @@
               <w:rPr>
                 <w:sz w:val="20"/>
               </w:rPr>
-              <w:t>订单执行完毕，点击"关闭"按钮结束订单</w:t>
+              <w:t>预计供货天数</w:t>
             </w:r>
           </w:p>
         </w:tc>
@@ -1889,7 +1736,7 @@
               <w:rPr>
                 <w:sz w:val="20"/>
               </w:rPr>
-              <w:t>已取消</w:t>
+              <w:t>最小订货量</w:t>
             </w:r>
           </w:p>
         </w:tc>
@@ -1902,23 +1749,99 @@
               <w:rPr>
                 <w:sz w:val="20"/>
               </w:rPr>
-              <w:t>订单取消，需填写取消原因</w:t>
+              <w:t>该供应商的最小起订数量</w:t>
+            </w:r>
+          </w:p>
+        </w:tc>
+      </w:tr>
+      <w:tr>
+        <w:tc>
+          <w:tcPr>
+            <w:tcW w:type="dxa" w:w="4533"/>
+          </w:tcPr>
+          <w:p>
+            <w:r>
+              <w:rPr>
+                <w:sz w:val="20"/>
+              </w:rPr>
+              <w:t>优先级</w:t>
+            </w:r>
+          </w:p>
+        </w:tc>
+        <w:tc>
+          <w:tcPr>
+            <w:tcW w:type="dxa" w:w="4533"/>
+          </w:tcPr>
+          <w:p>
+            <w:r>
+              <w:rPr>
+                <w:sz w:val="20"/>
+              </w:rPr>
+              <w:t>供应商优先级排序</w:t>
+            </w:r>
+          </w:p>
+        </w:tc>
+      </w:tr>
+      <w:tr>
+        <w:tc>
+          <w:tcPr>
+            <w:tcW w:type="dxa" w:w="4533"/>
+          </w:tcPr>
+          <w:p>
+            <w:r>
+              <w:rPr>
+                <w:sz w:val="20"/>
+              </w:rPr>
+              <w:t>默认供应商</w:t>
+            </w:r>
+          </w:p>
+        </w:tc>
+        <w:tc>
+          <w:tcPr>
+            <w:tcW w:type="dxa" w:w="4533"/>
+          </w:tcPr>
+          <w:p>
+            <w:r>
+              <w:rPr>
+                <w:sz w:val="20"/>
+              </w:rPr>
+              <w:t>标记为该物料的默认供应商</w:t>
+            </w:r>
+          </w:p>
+        </w:tc>
+      </w:tr>
+      <w:tr>
+        <w:tc>
+          <w:tcPr>
+            <w:tcW w:type="dxa" w:w="4533"/>
+          </w:tcPr>
+          <w:p>
+            <w:r>
+              <w:rPr>
+                <w:sz w:val="20"/>
+              </w:rPr>
+              <w:t>有效期</w:t>
+            </w:r>
+          </w:p>
+        </w:tc>
+        <w:tc>
+          <w:tcPr>
+            <w:tcW w:type="dxa" w:w="4533"/>
+          </w:tcPr>
+          <w:p>
+            <w:r>
+              <w:rPr>
+                <w:sz w:val="20"/>
+              </w:rPr>
+              <w:t>设置生效日期和失效日期</w:t>
             </w:r>
           </w:p>
         </w:tc>
       </w:tr>
     </w:tbl>
     <w:p>
-      <w:pPr>
-        <w:pStyle w:val="Heading3"/>
-      </w:pPr>
       <w:r>
-        <w:t>3.3.2 关键操作</w:t>
-      </w:r>
-    </w:p>
-    <w:p>
-      <w:r>
-        <w:t>创建销售订单时需选择客户，填写订单日期、承诺交货日等，然后添加订单行（选择物料、填写数量和单价）。系统自动计算总金额、税额和折扣金额。订单支持信用管理，可查看信用状态和信用拦截信息。审批通过的订单可关联仓储模块进行销售出库操作。</w:t>
+        <w:t>操作方式：在物料-供应商关系列表页面，点击"新增"按钮，选择物料和供应商，填写报价和供货参数后保存。支持启停状态控制和数据导出。</w:t>
       </w:r>
     </w:p>
     <w:p>
@@ -1926,12 +1849,12 @@
         <w:pStyle w:val="Heading2"/>
       </w:pPr>
       <w:r>
-        <w:t>3.4 销售退货</w:t>
+        <w:t>2.5 客户管理</w:t>
       </w:r>
     </w:p>
     <w:p>
       <w:r>
-        <w:t>销售退货用于处理客户退回商品的情况。退货单关联原销售订单，包含退货物料明细。退货流程：创建退货单 -&gt; 提交审批 -&gt; 确认退货 -&gt; 执行退货出库（系统自动扣减库存并生成库存交易记录）。支持工作流审批集成，可在操作列查看审批流程进度。</w:t>
+        <w:t>客户管理用于维护企业客户档案信息，包括客户编码、名称、联系方式、分类等。客户数据被销售管理模块引用，是创建销售订单、报价单、销售合同的前提。</w:t>
       </w:r>
     </w:p>
     <w:p>
@@ -1939,12 +1862,51 @@
         <w:pStyle w:val="Heading2"/>
       </w:pPr>
       <w:r>
-        <w:t>3.5 价格表管理</w:t>
+        <w:t>2.6 供应商管理</w:t>
       </w:r>
     </w:p>
     <w:p>
       <w:r>
-        <w:t>价格表用于管理产品的销售价格体系，支持按价格表名称、类型、客户、生效日期范围进行搜索。每条价格表可包含多个物料的价格行，支持设置有效期和状态管理。</w:t>
+        <w:t>供应商管理用于维护供应商档案信息，包括供应商编码、名称、行业、地区、合作状态等。供应商数据被采购管理模块引用。</w:t>
+      </w:r>
+    </w:p>
+    <w:p>
+      <w:pPr>
+        <w:pStyle w:val="Heading2"/>
+      </w:pPr>
+      <w:r>
+        <w:t>2.7 车间与工位</w:t>
+      </w:r>
+    </w:p>
+    <w:p>
+      <w:r>
+        <w:t>车间管理用于定义企业的生产车间信息，包括车间编码、名称、负责人、产能等。工位（工作中心）是车间下的具体生产单元，每个工位关联一个所属车间，可设置标准操作人数和标准产能。</w:t>
+      </w:r>
+    </w:p>
+    <w:p>
+      <w:pPr>
+        <w:pStyle w:val="Heading2"/>
+      </w:pPr>
+      <w:r>
+        <w:t>2.8 计量单位</w:t>
+      </w:r>
+    </w:p>
+    <w:p>
+      <w:r>
+        <w:t>计量单位管理采用三栏级联布局：左侧为单位类别（如重量、长度、数量等），中间为该类别下的基本单位，右侧为基本单位的衍生换算单位。衍生单位需设置与基本单位之间的换算率。</w:t>
+      </w:r>
+    </w:p>
+    <w:p>
+      <w:pPr>
+        <w:pStyle w:val="Heading2"/>
+      </w:pPr>
+      <w:r>
+        <w:t>2.9 序列号/条码规则</w:t>
+      </w:r>
+    </w:p>
+    <w:p>
+      <w:r>
+        <w:t>序列号规则用于配置产品序列号、条码、批次号的自动生成规则。每条规则可配置前缀、日期格式、流水号长度、重置周期和校验位规则（MOD10/MOD11）。</w:t>
       </w:r>
     </w:p>
     <w:p>
@@ -1957,12 +1919,12 @@
         <w:pStyle w:val="Heading1"/>
       </w:pPr>
       <w:r>
-        <w:t>第四章 采购管理</w:t>
+        <w:t>第三章 请购管理</w:t>
       </w:r>
     </w:p>
     <w:p>
       <w:r>
-        <w:t>采购管理模块打通"请购 -&gt; 采购 -&gt; 收货 -&gt; 入库"的供应链主链路，支持采购申请、采购订单、采购退货和供应商评估全流程管理，提升物料保障、采购协同与成本控制能力。</w:t>
+        <w:t>请购管理（PO）是本次新增的独立业务模块，用于管理部门内部的物料请购申请。与采购管理（PU）中的采购申请不同，请购单是部门级的内部需求申请，审批通过后可流转至采购部门创建正式采购订单。</w:t>
       </w:r>
     </w:p>
     <w:p>
@@ -1970,20 +1932,12 @@
         <w:pStyle w:val="Heading2"/>
       </w:pPr>
       <w:r>
-        <w:t>4.1 采购申请</w:t>
+        <w:t>3.1 创建请购单</w:t>
       </w:r>
     </w:p>
     <w:p>
       <w:r>
-        <w:t>采购申请是采购流程的起点，用于提出物料采购需求。支持手动创建和从低库存自动生成两种方式。</w:t>
-      </w:r>
-    </w:p>
-    <w:p>
-      <w:pPr>
-        <w:pStyle w:val="Heading3"/>
-      </w:pPr>
-      <w:r>
-        <w:t>4.1.1 手动创建采购申请</w:t>
+        <w:t>操作步骤：</w:t>
       </w:r>
     </w:p>
     <w:p>
@@ -1991,7 +1945,7 @@
         <w:pStyle w:val="ListNumber"/>
       </w:pPr>
       <w:r>
-        <w:t>1. 点击"新增"按钮，填写申请单号、申请名称等信息</w:t>
+        <w:t>1. 进入"请购管理 &gt; 请购单"页面，点击"新增"按钮</w:t>
       </w:r>
     </w:p>
     <w:p>
@@ -1999,7 +1953,7 @@
         <w:pStyle w:val="ListNumber"/>
       </w:pPr>
       <w:r>
-        <w:t>2. 添加采购物料明细：选择物料、填写需求数量</w:t>
+        <w:t>2. 填写请购单号（支持自动生成）、部门、申请人、需求日期等信息</w:t>
       </w:r>
     </w:p>
     <w:p>
@@ -2007,7 +1961,7 @@
         <w:pStyle w:val="ListNumber"/>
       </w:pPr>
       <w:r>
-        <w:t>3. 保存后，草稿状态可修改或提交审批</w:t>
+        <w:t>3. 在请购单明细区域添加物料行：选择物料编码、填写物料名称、规格、需求数量、单位、需求日期</w:t>
       </w:r>
     </w:p>
     <w:p>
@@ -2015,7 +1969,7 @@
         <w:pStyle w:val="ListNumber"/>
       </w:pPr>
       <w:r>
-        <w:t>4. 点击"提交"按钮启动审批流程（集成Flowable工作流）</w:t>
+        <w:t>4. 系统自动计算已发料数量、当前库存数量和缺料数量</w:t>
       </w:r>
     </w:p>
     <w:p>
@@ -2023,28 +1977,23 @@
         <w:pStyle w:val="ListNumber"/>
       </w:pPr>
       <w:r>
-        <w:t>5. 审批通过后，可点击"转采购订单"一键生成采购订单</w:t>
+        <w:t>5. 保存请购单，草稿状态下可自由修改</w:t>
       </w:r>
     </w:p>
     <w:p>
       <w:pPr>
-        <w:pStyle w:val="Heading3"/>
+        <w:pStyle w:val="ListNumber"/>
       </w:pPr>
       <w:r>
-        <w:t>4.1.2 低库存自动生成</w:t>
-      </w:r>
-    </w:p>
-    <w:p>
-      <w:r>
-        <w:t>系统支持从低库存自动生成采购申请。点击"从低库存生成"按钮，系统自动扫描所有物料的当前库存，当库存低于安全库存时自动生成对应的采购申请，大幅减少人工检查和录入工作量。</w:t>
+        <w:t>6. 确认无误后提交审批</w:t>
       </w:r>
     </w:p>
     <w:p>
       <w:pPr>
-        <w:pStyle w:val="Heading3"/>
+        <w:pStyle w:val="Heading2"/>
       </w:pPr>
       <w:r>
-        <w:t>4.1.3 采购申请状态流转</w:t>
+        <w:t>3.2 请购单状态流转</w:t>
       </w:r>
     </w:p>
     <w:tbl>
@@ -2115,7 +2064,7 @@
               <w:rPr>
                 <w:sz w:val="20"/>
               </w:rPr>
-              <w:t>初始状态，可自由修改</w:t>
+              <w:t>初始状态，可自由修改请购单内容和明细</w:t>
             </w:r>
           </w:p>
         </w:tc>
@@ -2143,7 +2092,7 @@
               <w:rPr>
                 <w:sz w:val="20"/>
               </w:rPr>
-              <w:t>提交审批后，等待审批</w:t>
+              <w:t>提交审批后，等待上级审批</w:t>
             </w:r>
           </w:p>
         </w:tc>
@@ -2171,7 +2120,7 @@
               <w:rPr>
                 <w:sz w:val="20"/>
               </w:rPr>
-              <w:t>审批通过，可转采购订单</w:t>
+              <w:t>审批通过，可流转至采购部门创建采购订单</w:t>
             </w:r>
           </w:p>
         </w:tc>
@@ -2186,7 +2135,7 @@
               <w:rPr>
                 <w:sz w:val="20"/>
               </w:rPr>
-              <w:t>已关闭</w:t>
+              <w:t>已拒绝</w:t>
             </w:r>
           </w:p>
         </w:tc>
@@ -2199,7 +2148,7 @@
               <w:rPr>
                 <w:sz w:val="20"/>
               </w:rPr>
-              <w:t>申请完成关闭</w:t>
+              <w:t>审批被拒绝，可修改后重新提交</w:t>
             </w:r>
           </w:p>
         </w:tc>
@@ -2214,7 +2163,7 @@
               <w:rPr>
                 <w:sz w:val="20"/>
               </w:rPr>
-              <w:t>已作废</w:t>
+              <w:t>已关闭</w:t>
             </w:r>
           </w:p>
         </w:tc>
@@ -2227,7 +2176,7 @@
               <w:rPr>
                 <w:sz w:val="20"/>
               </w:rPr>
-              <w:t>申请取消作废</w:t>
+              <w:t>请购完成或取消，关闭归档</w:t>
             </w:r>
           </w:p>
         </w:tc>
@@ -2238,12 +2187,92 @@
         <w:pStyle w:val="Heading2"/>
       </w:pPr>
       <w:r>
-        <w:t>4.2 采购订单</w:t>
+        <w:t>3.3 请购与采购的区别</w:t>
       </w:r>
     </w:p>
     <w:p>
       <w:r>
-        <w:t>采购订单是正式的采购交易单据，可由采购申请转化或直接创建。订单采用头/行结构：订单头包含供应商、日期、金额等信息，订单行包含具体物料明细。</w:t>
+        <w:t>请购管理（PO）面向各部门的内部物料需求申请，侧重于需求提出和部门审批；采购管理（PU）面向采购部门的正式采购行为，侧重于供应商选择、合同签订、订单执行和收货入库。典型流程为：部门创建请购单 -&gt; 审批通过 -&gt; 采购部门根据请购单创建采购订单。</w:t>
+      </w:r>
+    </w:p>
+    <w:p>
+      <w:r>
+        <w:br w:type="page"/>
+      </w:r>
+    </w:p>
+    <w:p>
+      <w:pPr>
+        <w:pStyle w:val="Heading1"/>
+      </w:pPr>
+      <w:r>
+        <w:t>第四章 销售管理</w:t>
+      </w:r>
+    </w:p>
+    <w:p>
+      <w:r>
+        <w:t>销售管理模块覆盖从客户询价、报价、合同签订、下单到发货开票的完整销售业务流程，并与仓储管理、生产管理深度联动，形成销售驱动的业务闭环。</w:t>
+      </w:r>
+    </w:p>
+    <w:p>
+      <w:pPr>
+        <w:pStyle w:val="Heading2"/>
+      </w:pPr>
+      <w:r>
+        <w:t>4.1 客户订单</w:t>
+      </w:r>
+    </w:p>
+    <w:p>
+      <w:r>
+        <w:t>客户订单用于记录来自客户的原始订单信息，是销售业务的起点。支持按客户订单号、客户名称、下单日期、订单状态、优先级、客户PO号、订单来源等条件搜索。</w:t>
+      </w:r>
+    </w:p>
+    <w:p>
+      <w:pPr>
+        <w:pStyle w:val="Heading2"/>
+      </w:pPr>
+      <w:r>
+        <w:t>4.2 销售报价</w:t>
+      </w:r>
+    </w:p>
+    <w:p>
+      <w:r>
+        <w:t>销售报价单用于管理对客户的报价信息。报价单创建后可进行确认操作，确认后的报价单可一键转换为销售订单，系统自动将报价信息带入销售订单，减少重复录入。</w:t>
+      </w:r>
+    </w:p>
+    <w:p>
+      <w:pPr>
+        <w:pStyle w:val="Heading2"/>
+      </w:pPr>
+      <w:r>
+        <w:t>4.3 销售合同 【新增】</w:t>
+      </w:r>
+    </w:p>
+    <w:p>
+      <w:r>
+        <w:t>销售合同用于管理企业与客户之间签订的销售合同，支持三种合同类型：销售合同、框架协议、服务合同。合同表单采用选项卡设计，分"基本信息"和"合同明细"两个页签。</w:t>
+      </w:r>
+    </w:p>
+    <w:p>
+      <w:r>
+        <w:t>基本信息包含：合同编号、名称、客户（通过弹窗选择）、销售代表、币种、签订日期、生效/失效日期、金额、付款条款等。合同明细行支持添加/删除，每行记录物料、数量、单价、行金额（自动计算）、交货日期。</w:t>
+      </w:r>
+    </w:p>
+    <w:p>
+      <w:r>
+        <w:t>合同状态流转：草稿 -&gt; 审批中 -&gt; 已生效 -&gt; 已到期/已终止。仅草稿和已驳回状态的合同允许编辑。</w:t>
+      </w:r>
+    </w:p>
+    <w:p>
+      <w:pPr>
+        <w:pStyle w:val="Heading2"/>
+      </w:pPr>
+      <w:r>
+        <w:t>4.4 销售订单</w:t>
+      </w:r>
+    </w:p>
+    <w:p>
+      <w:r>
+        <w:t>销售订单是销售管理的核心单据，可由客户订单转化、报价单转化或直接创建。订单采用头/行结构：订单头包含客户、日期、金额等总览信息，订单行包含具体物料明细。</w:t>
       </w:r>
     </w:p>
     <w:p>
@@ -2251,20 +2280,7 @@
         <w:pStyle w:val="Heading3"/>
       </w:pPr>
       <w:r>
-        <w:t>4.2.1 创建采购订单</w:t>
-      </w:r>
-    </w:p>
-    <w:p>
-      <w:r>
-        <w:t>方式一：从采购申请转化——在采购申请页面点击"转采购订单"，系统自动生成预填数据的订单草稿。方式二：直接新增——选择供应商，填写订单日期、预期到货日期，添加物料明细行。订单支持设置币种、汇率、总金额、税额、折扣、运费、付款条件和交货条款等。</w:t>
-      </w:r>
-    </w:p>
-    <w:p>
-      <w:pPr>
-        <w:pStyle w:val="Heading3"/>
-      </w:pPr>
-      <w:r>
-        <w:t>4.2.2 采购订单操作</w:t>
+        <w:t>4.4.1 订单状态流转</w:t>
       </w:r>
     </w:p>
     <w:tbl>
@@ -2291,7 +2307,7 @@
                 <w:color w:val="FFFFFF"/>
                 <w:sz w:val="20"/>
               </w:rPr>
-              <w:t>操作</w:t>
+              <w:t>状态</w:t>
             </w:r>
           </w:p>
         </w:tc>
@@ -2322,7 +2338,7 @@
               <w:rPr>
                 <w:sz w:val="20"/>
               </w:rPr>
-              <w:t>提交审批</w:t>
+              <w:t>新建（草稿）</w:t>
             </w:r>
           </w:p>
         </w:tc>
@@ -2335,7 +2351,7 @@
               <w:rPr>
                 <w:sz w:val="20"/>
               </w:rPr>
-              <w:t>启动Flowable审批流程</w:t>
+              <w:t>订单初始状态，可自由修改和编辑</w:t>
             </w:r>
           </w:p>
         </w:tc>
@@ -2350,7 +2366,7 @@
               <w:rPr>
                 <w:sz w:val="20"/>
               </w:rPr>
-              <w:t>审批通过</w:t>
+              <w:t>提交审批</w:t>
             </w:r>
           </w:p>
         </w:tc>
@@ -2363,7 +2379,7 @@
               <w:rPr>
                 <w:sz w:val="20"/>
               </w:rPr>
-              <w:t>审批人通过订单</w:t>
+              <w:t>点击"提交"按钮启动Flowable审批流程</w:t>
             </w:r>
           </w:p>
         </w:tc>
@@ -2378,7 +2394,7 @@
               <w:rPr>
                 <w:sz w:val="20"/>
               </w:rPr>
-              <w:t>生成收货</w:t>
+              <w:t>已确认</w:t>
             </w:r>
           </w:p>
         </w:tc>
@@ -2391,7 +2407,7 @@
               <w:rPr>
                 <w:sz w:val="20"/>
               </w:rPr>
-              <w:t>审批通过后，点击"生成收货"按钮，自动创建到货通知单和物料收货单</w:t>
+              <w:t>审批通过后点击"确认"按钮，订单正式生效</w:t>
             </w:r>
           </w:p>
         </w:tc>
@@ -2406,7 +2422,7 @@
               <w:rPr>
                 <w:sz w:val="20"/>
               </w:rPr>
-              <w:t>收货差异报表</w:t>
+              <w:t>履行中</w:t>
             </w:r>
           </w:p>
         </w:tc>
@@ -2419,7 +2435,7 @@
               <w:rPr>
                 <w:sz w:val="20"/>
               </w:rPr>
-              <w:t>查看部分到货/超收/短收的订单明细行</w:t>
+              <w:t>点击"履行"按钮，订单正在执行（发货/出库）</w:t>
             </w:r>
           </w:p>
         </w:tc>
@@ -2434,7 +2450,7 @@
               <w:rPr>
                 <w:sz w:val="20"/>
               </w:rPr>
-              <w:t>关闭</w:t>
+              <w:t>已关闭</w:t>
             </w:r>
           </w:p>
         </w:tc>
@@ -2447,7 +2463,7 @@
               <w:rPr>
                 <w:sz w:val="20"/>
               </w:rPr>
-              <w:t>订单执行完毕关闭</w:t>
+              <w:t>订单执行完毕，点击"关闭"按钮结束订单</w:t>
             </w:r>
           </w:p>
         </w:tc>
@@ -2462,7 +2478,7 @@
               <w:rPr>
                 <w:sz w:val="20"/>
               </w:rPr>
-              <w:t>作废</w:t>
+              <w:t>已取消</w:t>
             </w:r>
           </w:p>
         </w:tc>
@@ -2475,7 +2491,7 @@
               <w:rPr>
                 <w:sz w:val="20"/>
               </w:rPr>
-              <w:t>取消采购订单</w:t>
+              <w:t>订单取消，需填写取消原因</w:t>
             </w:r>
           </w:p>
         </w:tc>
@@ -2486,12 +2502,12 @@
         <w:pStyle w:val="Heading2"/>
       </w:pPr>
       <w:r>
-        <w:t>4.3 采购退货</w:t>
+        <w:t>4.5 销售退货</w:t>
       </w:r>
     </w:p>
     <w:p>
       <w:r>
-        <w:t>采购退货用于处理不合格物料退回供应商的情况。退货单关联原采购订单。退货流程：创建退货单 -&gt; 提交审批 -&gt; 确认退货 -&gt; 执行退货出库（系统自动扣减库存并生成库存交易记录）。</w:t>
+        <w:t>销售退货用于处理客户退回商品的情况。退货单关联原销售订单，包含退货物料明细。退货流程：创建退货单 -&gt; 提交审批 -&gt; 确认退货 -&gt; 执行退货出库（系统自动扣减库存并生成库存交易记录）。</w:t>
       </w:r>
     </w:p>
     <w:p>
@@ -2499,20 +2515,48 @@
         <w:pStyle w:val="Heading2"/>
       </w:pPr>
       <w:r>
-        <w:t>4.4 供应商评估</w:t>
+        <w:t>4.6 销售发票 【新增】</w:t>
       </w:r>
     </w:p>
     <w:p>
       <w:r>
-        <w:t>供应商评估用于定期对供应商进行绩效考核，支持自动计算和手动录入两种方式。</w:t>
+        <w:t>销售发票用于管理企业开出的销售发票，支持三种发票类型：增值税专用发票、增值税普通发票、其他。发票表单分"基本信息"和"发票明细"两个选项卡。</w:t>
+      </w:r>
+    </w:p>
+    <w:p>
+      <w:r>
+        <w:t>发票明细行包含物料、数量、单价、行金额、税率（默认13%）、税额（自动计算）。系统自动汇总总金额、总税额、价税合计，支持核销金额跟踪。</w:t>
+      </w:r>
+    </w:p>
+    <w:p>
+      <w:r>
+        <w:t>发票状态流转：草稿 -&gt; 已开 -&gt; 已核销/已作废。</w:t>
       </w:r>
     </w:p>
     <w:p>
       <w:pPr>
-        <w:pStyle w:val="Heading3"/>
+        <w:pStyle w:val="Heading2"/>
       </w:pPr>
       <w:r>
-        <w:t>4.4.1 评估指标</w:t>
+        <w:t>4.7 价格表管理</w:t>
+      </w:r>
+    </w:p>
+    <w:p>
+      <w:r>
+        <w:t>价格表用于管理产品的销售价格体系，每条价格表可包含多个物料的价格行，支持设置有效期和状态管理。</w:t>
+      </w:r>
+    </w:p>
+    <w:p>
+      <w:pPr>
+        <w:pStyle w:val="Heading2"/>
+      </w:pPr>
+      <w:r>
+        <w:t>4.8 销售报表 【新增】</w:t>
+      </w:r>
+    </w:p>
+    <w:p>
+      <w:r>
+        <w:t>销售报表提供销售数据可视化分析，包含两个核心图表：</w:t>
       </w:r>
     </w:p>
     <w:tbl>
@@ -2539,7 +2583,7 @@
                 <w:color w:val="FFFFFF"/>
                 <w:sz w:val="20"/>
               </w:rPr>
-              <w:t>指标</w:t>
+              <w:t>图表</w:t>
             </w:r>
           </w:p>
         </w:tc>
@@ -2570,7 +2614,7 @@
               <w:rPr>
                 <w:sz w:val="20"/>
               </w:rPr>
-              <w:t>交货及时率</w:t>
+              <w:t>销售趋势图</w:t>
             </w:r>
           </w:p>
         </w:tc>
@@ -2583,7 +2627,7 @@
               <w:rPr>
                 <w:sz w:val="20"/>
               </w:rPr>
-              <w:t>按承诺日期统计实际交货准时率</w:t>
+              <w:t>柱状图（订单数）+折线图（销售额）组合，展示月度销售趋势</w:t>
             </w:r>
           </w:p>
         </w:tc>
@@ -2598,7 +2642,7 @@
               <w:rPr>
                 <w:sz w:val="20"/>
               </w:rPr>
-              <w:t>质量合格率</w:t>
+              <w:t>客户销售排名TOP10</w:t>
             </w:r>
           </w:p>
         </w:tc>
@@ -2611,107 +2655,15 @@
               <w:rPr>
                 <w:sz w:val="20"/>
               </w:rPr>
-              <w:t>统计来料检验合格比例</w:t>
-            </w:r>
-          </w:p>
-        </w:tc>
-      </w:tr>
-      <w:tr>
-        <w:tc>
-          <w:tcPr>
-            <w:tcW w:type="dxa" w:w="4533"/>
-          </w:tcPr>
-          <w:p>
-            <w:r>
-              <w:rPr>
-                <w:sz w:val="20"/>
-              </w:rPr>
-              <w:t>价格竞争力</w:t>
-            </w:r>
-          </w:p>
-        </w:tc>
-        <w:tc>
-          <w:tcPr>
-            <w:tcW w:type="dxa" w:w="4533"/>
-          </w:tcPr>
-          <w:p>
-            <w:r>
-              <w:rPr>
-                <w:sz w:val="20"/>
-              </w:rPr>
-              <w:t>与同类供应商价格对比评分</w:t>
-            </w:r>
-          </w:p>
-        </w:tc>
-      </w:tr>
-      <w:tr>
-        <w:tc>
-          <w:tcPr>
-            <w:tcW w:type="dxa" w:w="4533"/>
-          </w:tcPr>
-          <w:p>
-            <w:r>
-              <w:rPr>
-                <w:sz w:val="20"/>
-              </w:rPr>
-              <w:t>综合评分</w:t>
-            </w:r>
-          </w:p>
-        </w:tc>
-        <w:tc>
-          <w:tcPr>
-            <w:tcW w:type="dxa" w:w="4533"/>
-          </w:tcPr>
-          <w:p>
-            <w:r>
-              <w:rPr>
-                <w:sz w:val="20"/>
-              </w:rPr>
-              <w:t>加权计算综合得分</w:t>
-            </w:r>
-          </w:p>
-        </w:tc>
-      </w:tr>
-      <w:tr>
-        <w:tc>
-          <w:tcPr>
-            <w:tcW w:type="dxa" w:w="4533"/>
-          </w:tcPr>
-          <w:p>
-            <w:r>
-              <w:rPr>
-                <w:sz w:val="20"/>
-              </w:rPr>
-              <w:t>评估等级</w:t>
-            </w:r>
-          </w:p>
-        </w:tc>
-        <w:tc>
-          <w:tcPr>
-            <w:tcW w:type="dxa" w:w="4533"/>
-          </w:tcPr>
-          <w:p>
-            <w:r>
-              <w:rPr>
-                <w:sz w:val="20"/>
-              </w:rPr>
-              <w:t>A/B/C/D 四档评级</w:t>
+              <w:t>柱状图展示客户销售额排名</w:t>
             </w:r>
           </w:p>
         </w:tc>
       </w:tr>
     </w:tbl>
     <w:p>
-      <w:pPr>
-        <w:pStyle w:val="Heading3"/>
-      </w:pPr>
       <w:r>
-        <w:t>4.4.2 评估操作</w:t>
-      </w:r>
-    </w:p>
-    <w:p>
-      <w:r>
-        <w:t>单条计算：选择供应商，点击"计算评估"按钮，系统自动统计各项指标并生成评估结果。批量计算：点击"批量计算"按钮，自动计算所有活跃供应商的绩效评估。趋势分析：查看指定供应商的历史评估趋势（折线图）。等级分布：查看所有供应商的A/B/C/D等级分布（饼图统计）。</w:t>
+        <w:t>支持按最近月数（1-24个月）查询，帮助管理层快速掌握销售动态。</w:t>
       </w:r>
     </w:p>
     <w:p>
@@ -2724,12 +2676,12 @@
         <w:pStyle w:val="Heading1"/>
       </w:pPr>
       <w:r>
-        <w:t>第五章 生产管理</w:t>
+        <w:t>第五章 采购管理</w:t>
       </w:r>
     </w:p>
     <w:p>
       <w:r>
-        <w:t>生产管理模块覆盖从生产计划排程、物料需求计算、工单下达到生产执行的全过程管控，支持生产计划、生产工单、报工管理、物料需求、委外加工、返工管理和产能日历等功能。</w:t>
+        <w:t>采购管理模块打通"请购 -&gt; 合同 -&gt; 采购 -&gt; 收货 -&gt; 入库"的供应链主链路，支持采购申请、采购合同、采购订单、采购退货、供应商评估、采购比价和采购报表全流程管理。</w:t>
       </w:r>
     </w:p>
     <w:p>
@@ -2737,12 +2689,12 @@
         <w:pStyle w:val="Heading2"/>
       </w:pPr>
       <w:r>
-        <w:t>5.1 生产计划</w:t>
+        <w:t>5.1 采购申请</w:t>
       </w:r>
     </w:p>
     <w:p>
       <w:r>
-        <w:t>生产计划是生产管理的起点，用于规划产品的生产数量、时间和资源安排。支持按生产计划编号、计划名称、计划类型、计划日期、状态、优先级、计划员、生产部门等多维度搜索。</w:t>
+        <w:t>采购申请是采购流程的起点，支持手动创建和从低库存自动生成两种方式。</w:t>
       </w:r>
     </w:p>
     <w:p>
@@ -2750,31 +2702,12 @@
         <w:pStyle w:val="Heading3"/>
       </w:pPr>
       <w:r>
-        <w:t>5.1.1 创建生产计划</w:t>
+        <w:t>5.1.1 低库存自动生成</w:t>
       </w:r>
     </w:p>
     <w:p>
-      <w:pPr>
-        <w:pStyle w:val="ListNumber"/>
-      </w:pPr>
       <w:r>
-        <w:t>1. 点击"新增"按钮，填写计划编号、名称、产品、计划数量、计划日期等信息</w:t>
-      </w:r>
-    </w:p>
-    <w:p>
-      <w:pPr>
-        <w:pStyle w:val="ListNumber"/>
-      </w:pPr>
-      <w:r>
-        <w:t>2. 设置计划类型、优先级和负责计划员</w:t>
-      </w:r>
-    </w:p>
-    <w:p>
-      <w:pPr>
-        <w:pStyle w:val="ListNumber"/>
-      </w:pPr>
-      <w:r>
-        <w:t>3. 保存计划后可进行BOM计算和物料需求运算</w:t>
+        <w:t>点击"从低库存生成"按钮，系统自动扫描所有物料的当前库存，当库存低于安全库存时自动生成对应的采购申请。</w:t>
       </w:r>
     </w:p>
     <w:p>
@@ -2782,46 +2715,7 @@
         <w:pStyle w:val="Heading3"/>
       </w:pPr>
       <w:r>
-        <w:t>5.1.2 BOM计算与物料需求</w:t>
-      </w:r>
-    </w:p>
-    <w:p>
-      <w:r>
-        <w:t>生产计划创建后，可点击"BOM计算"按钮，系统自动根据产品的BOM展开所有子物料需求。点击"生成物料需求"按钮，系统根据BOM详情和生产数量自动计算各物料的需求量，生成物料需求清单。物料需求清单支持树形展示（父子嵌套）和列表展示两种视图。</w:t>
-      </w:r>
-    </w:p>
-    <w:p>
-      <w:pPr>
-        <w:pStyle w:val="Heading3"/>
-      </w:pPr>
-      <w:r>
-        <w:t>5.1.3 从物料需求生成工单</w:t>
-      </w:r>
-    </w:p>
-    <w:p>
-      <w:r>
-        <w:t>在物料需求清单中，选中需要生产的物料需求记录，点击"生成工单"按钮，系统自动创建对应的生产工单，将计划转化为可执行的车间任务。</w:t>
-      </w:r>
-    </w:p>
-    <w:p>
-      <w:pPr>
-        <w:pStyle w:val="Heading2"/>
-      </w:pPr>
-      <w:r>
-        <w:t>5.2 生产工单</w:t>
-      </w:r>
-    </w:p>
-    <w:p>
-      <w:r>
-        <w:t>生产工单是车间执行层的核心单据，记录具体的生产任务信息。工单可由生产计划自动生成，也可手动创建。</w:t>
-      </w:r>
-    </w:p>
-    <w:p>
-      <w:pPr>
-        <w:pStyle w:val="Heading3"/>
-      </w:pPr>
-      <w:r>
-        <w:t>5.2.1 工单状态流转</w:t>
+        <w:t>5.1.2 采购申请状态流转</w:t>
       </w:r>
     </w:p>
     <w:tbl>
@@ -2879,7 +2773,7 @@
               <w:rPr>
                 <w:sz w:val="20"/>
               </w:rPr>
-              <w:t>新建（草稿）</w:t>
+              <w:t>草稿</w:t>
             </w:r>
           </w:p>
         </w:tc>
@@ -2892,7 +2786,7 @@
               <w:rPr>
                 <w:sz w:val="20"/>
               </w:rPr>
-              <w:t>工单初始状态，可自由编辑</w:t>
+              <w:t>初始状态，可自由修改</w:t>
             </w:r>
           </w:p>
         </w:tc>
@@ -2907,7 +2801,7 @@
               <w:rPr>
                 <w:sz w:val="20"/>
               </w:rPr>
-              <w:t>已下达</w:t>
+              <w:t>已提交</w:t>
             </w:r>
           </w:p>
         </w:tc>
@@ -2920,7 +2814,7 @@
               <w:rPr>
                 <w:sz w:val="20"/>
               </w:rPr>
-              <w:t>点击"下达"按钮，工单正式下发到车间</w:t>
+              <w:t>提交审批后，等待审批</w:t>
             </w:r>
           </w:p>
         </w:tc>
@@ -2935,7 +2829,7 @@
               <w:rPr>
                 <w:sz w:val="20"/>
               </w:rPr>
-              <w:t>生产中</w:t>
+              <w:t>已批准</w:t>
             </w:r>
           </w:p>
         </w:tc>
@@ -2948,7 +2842,7 @@
               <w:rPr>
                 <w:sz w:val="20"/>
               </w:rPr>
-              <w:t>点击"开始"按钮，车间开始生产</w:t>
+              <w:t>审批通过，可转采购订单</w:t>
             </w:r>
           </w:p>
         </w:tc>
@@ -2963,7 +2857,7 @@
               <w:rPr>
                 <w:sz w:val="20"/>
               </w:rPr>
-              <w:t>已完工</w:t>
+              <w:t>已关闭</w:t>
             </w:r>
           </w:p>
         </w:tc>
@@ -2976,7 +2870,7 @@
               <w:rPr>
                 <w:sz w:val="20"/>
               </w:rPr>
-              <w:t>点击"完成"按钮，生产完成</w:t>
+              <w:t>申请完成关闭</w:t>
             </w:r>
           </w:p>
         </w:tc>
@@ -2991,7 +2885,7 @@
               <w:rPr>
                 <w:sz w:val="20"/>
               </w:rPr>
-              <w:t>已关闭</w:t>
+              <w:t>已作废</w:t>
             </w:r>
           </w:p>
         </w:tc>
@@ -3004,18 +2898,49 @@
               <w:rPr>
                 <w:sz w:val="20"/>
               </w:rPr>
-              <w:t>点击"关闭"按钮，工单归档</w:t>
+              <w:t>申请取消作废</w:t>
             </w:r>
           </w:p>
         </w:tc>
       </w:tr>
     </w:tbl>
+    <w:p>
+      <w:pPr>
+        <w:pStyle w:val="Heading2"/>
+      </w:pPr>
+      <w:r>
+        <w:t>5.2 采购合同 【新增】</w:t>
+      </w:r>
+    </w:p>
+    <w:p>
+      <w:r>
+        <w:t>采购合同用于管理企业与供应商之间的采购合同，支持三种合同类型：框架合同、现货合同、服务合同。</w:t>
+      </w:r>
+    </w:p>
+    <w:p>
+      <w:r>
+        <w:t>合同包含合同编号、供应商、签订日期、生效/失效日期等信息，以及合同明细行（物料、规格、单价、数量、行金额、交货日期）。合同状态流转：草稿 -&gt; 审批中 -&gt; 已批准 -&gt; 执行中 -&gt; 已完成/已终止/已驳回。仅草稿和已驳回状态的合同允许编辑，支持工作流审批集成。</w:t>
+      </w:r>
+    </w:p>
+    <w:p>
+      <w:pPr>
+        <w:pStyle w:val="Heading2"/>
+      </w:pPr>
+      <w:r>
+        <w:t>5.3 采购订单</w:t>
+      </w:r>
+    </w:p>
+    <w:p>
+      <w:r>
+        <w:t>采购订单是正式的采购交易单据，可由采购申请转化或直接创建。订单采用头/行结构，支持设置币种、汇率、总金额、税额、折扣、运费、付款条件和交货条款等。</w:t>
+      </w:r>
+    </w:p>
     <w:p>
       <w:pPr>
         <w:pStyle w:val="Heading3"/>
       </w:pPr>
       <w:r>
-        <w:t>5.2.2 工单关键字段</w:t>
+        <w:t>5.3.1 关键操作</w:t>
       </w:r>
     </w:p>
     <w:tbl>
@@ -3042,7 +2967,7 @@
                 <w:color w:val="FFFFFF"/>
                 <w:sz w:val="20"/>
               </w:rPr>
-              <w:t>字段</w:t>
+              <w:t>操作</w:t>
             </w:r>
           </w:p>
         </w:tc>
@@ -3073,7 +2998,7 @@
               <w:rPr>
                 <w:sz w:val="20"/>
               </w:rPr>
-              <w:t>工单编号</w:t>
+              <w:t>提交审批</w:t>
             </w:r>
           </w:p>
         </w:tc>
@@ -3086,7 +3011,7 @@
               <w:rPr>
                 <w:sz w:val="20"/>
               </w:rPr>
-              <w:t>系统自动生成，唯一标识</w:t>
+              <w:t>启动Flowable审批流程</w:t>
             </w:r>
           </w:p>
         </w:tc>
@@ -3101,7 +3026,7 @@
               <w:rPr>
                 <w:sz w:val="20"/>
               </w:rPr>
-              <w:t>来源类型</w:t>
+              <w:t>审批通过</w:t>
             </w:r>
           </w:p>
         </w:tc>
@@ -3114,7 +3039,7 @@
               <w:rPr>
                 <w:sz w:val="20"/>
               </w:rPr>
-              <w:t>计划生成/销售订单/手动创建</w:t>
+              <w:t>审批人通过订单</w:t>
             </w:r>
           </w:p>
         </w:tc>
@@ -3129,7 +3054,7 @@
               <w:rPr>
                 <w:sz w:val="20"/>
               </w:rPr>
-              <w:t>产品物料</w:t>
+              <w:t>生成收货</w:t>
             </w:r>
           </w:p>
         </w:tc>
@@ -3142,7 +3067,7 @@
               <w:rPr>
                 <w:sz w:val="20"/>
               </w:rPr>
-              <w:t>工单生产的物料信息（编码、名称、规格）</w:t>
+              <w:t>审批通过后，自动创建到货通知单和物料收货单</w:t>
             </w:r>
           </w:p>
         </w:tc>
@@ -3157,7 +3082,7 @@
               <w:rPr>
                 <w:sz w:val="20"/>
               </w:rPr>
-              <w:t>计划数量</w:t>
+              <w:t>收货差异报表</w:t>
             </w:r>
           </w:p>
         </w:tc>
@@ -3170,7 +3095,7 @@
               <w:rPr>
                 <w:sz w:val="20"/>
               </w:rPr>
-              <w:t>计划生产的数量</w:t>
+              <w:t>查看部分到货/超收/短收的订单明细行</w:t>
             </w:r>
           </w:p>
         </w:tc>
@@ -3185,7 +3110,7 @@
               <w:rPr>
                 <w:sz w:val="20"/>
               </w:rPr>
-              <w:t>完成数量</w:t>
+              <w:t>关闭</w:t>
             </w:r>
           </w:p>
         </w:tc>
@@ -3198,203 +3123,7 @@
               <w:rPr>
                 <w:sz w:val="20"/>
               </w:rPr>
-              <w:t>实际完工数量</w:t>
-            </w:r>
-          </w:p>
-        </w:tc>
-      </w:tr>
-      <w:tr>
-        <w:tc>
-          <w:tcPr>
-            <w:tcW w:type="dxa" w:w="4533"/>
-          </w:tcPr>
-          <w:p>
-            <w:r>
-              <w:rPr>
-                <w:sz w:val="20"/>
-              </w:rPr>
-              <w:t>报废数量</w:t>
-            </w:r>
-          </w:p>
-        </w:tc>
-        <w:tc>
-          <w:tcPr>
-            <w:tcW w:type="dxa" w:w="4533"/>
-          </w:tcPr>
-          <w:p>
-            <w:r>
-              <w:rPr>
-                <w:sz w:val="20"/>
-              </w:rPr>
-              <w:t>生产过程中的报废数量</w:t>
-            </w:r>
-          </w:p>
-        </w:tc>
-      </w:tr>
-      <w:tr>
-        <w:tc>
-          <w:tcPr>
-            <w:tcW w:type="dxa" w:w="4533"/>
-          </w:tcPr>
-          <w:p>
-            <w:r>
-              <w:rPr>
-                <w:sz w:val="20"/>
-              </w:rPr>
-              <w:t>计划日期</w:t>
-            </w:r>
-          </w:p>
-        </w:tc>
-        <w:tc>
-          <w:tcPr>
-            <w:tcW w:type="dxa" w:w="4533"/>
-          </w:tcPr>
-          <w:p>
-            <w:r>
-              <w:rPr>
-                <w:sz w:val="20"/>
-              </w:rPr>
-              <w:t>计划开始和结束日期</w:t>
-            </w:r>
-          </w:p>
-        </w:tc>
-      </w:tr>
-      <w:tr>
-        <w:tc>
-          <w:tcPr>
-            <w:tcW w:type="dxa" w:w="4533"/>
-          </w:tcPr>
-          <w:p>
-            <w:r>
-              <w:rPr>
-                <w:sz w:val="20"/>
-              </w:rPr>
-              <w:t>实际日期</w:t>
-            </w:r>
-          </w:p>
-        </w:tc>
-        <w:tc>
-          <w:tcPr>
-            <w:tcW w:type="dxa" w:w="4533"/>
-          </w:tcPr>
-          <w:p>
-            <w:r>
-              <w:rPr>
-                <w:sz w:val="20"/>
-              </w:rPr>
-              <w:t>实际开始和结束日期</w:t>
-            </w:r>
-          </w:p>
-        </w:tc>
-      </w:tr>
-      <w:tr>
-        <w:tc>
-          <w:tcPr>
-            <w:tcW w:type="dxa" w:w="4533"/>
-          </w:tcPr>
-          <w:p>
-            <w:r>
-              <w:rPr>
-                <w:sz w:val="20"/>
-              </w:rPr>
-              <w:t>车间/工位</w:t>
-            </w:r>
-          </w:p>
-        </w:tc>
-        <w:tc>
-          <w:tcPr>
-            <w:tcW w:type="dxa" w:w="4533"/>
-          </w:tcPr>
-          <w:p>
-            <w:r>
-              <w:rPr>
-                <w:sz w:val="20"/>
-              </w:rPr>
-              <w:t>生产执行的车间和工位</w:t>
-            </w:r>
-          </w:p>
-        </w:tc>
-      </w:tr>
-      <w:tr>
-        <w:tc>
-          <w:tcPr>
-            <w:tcW w:type="dxa" w:w="4533"/>
-          </w:tcPr>
-          <w:p>
-            <w:r>
-              <w:rPr>
-                <w:sz w:val="20"/>
-              </w:rPr>
-              <w:t>负责人/班组</w:t>
-            </w:r>
-          </w:p>
-        </w:tc>
-        <w:tc>
-          <w:tcPr>
-            <w:tcW w:type="dxa" w:w="4533"/>
-          </w:tcPr>
-          <w:p>
-            <w:r>
-              <w:rPr>
-                <w:sz w:val="20"/>
-              </w:rPr>
-              <w:t>工单负责人和生产班组</w:t>
-            </w:r>
-          </w:p>
-        </w:tc>
-      </w:tr>
-      <w:tr>
-        <w:tc>
-          <w:tcPr>
-            <w:tcW w:type="dxa" w:w="4533"/>
-          </w:tcPr>
-          <w:p>
-            <w:r>
-              <w:rPr>
-                <w:sz w:val="20"/>
-              </w:rPr>
-              <w:t>优先级</w:t>
-            </w:r>
-          </w:p>
-        </w:tc>
-        <w:tc>
-          <w:tcPr>
-            <w:tcW w:type="dxa" w:w="4533"/>
-          </w:tcPr>
-          <w:p>
-            <w:r>
-              <w:rPr>
-                <w:sz w:val="20"/>
-              </w:rPr>
-              <w:t>工单优先级设置</w:t>
-            </w:r>
-          </w:p>
-        </w:tc>
-      </w:tr>
-      <w:tr>
-        <w:tc>
-          <w:tcPr>
-            <w:tcW w:type="dxa" w:w="4533"/>
-          </w:tcPr>
-          <w:p>
-            <w:r>
-              <w:rPr>
-                <w:sz w:val="20"/>
-              </w:rPr>
-              <w:t>BOM版本</w:t>
-            </w:r>
-          </w:p>
-        </w:tc>
-        <w:tc>
-          <w:tcPr>
-            <w:tcW w:type="dxa" w:w="4533"/>
-          </w:tcPr>
-          <w:p>
-            <w:r>
-              <w:rPr>
-                <w:sz w:val="20"/>
-              </w:rPr>
-              <w:t>关联的BOM版本号</w:t>
+              <w:t>订单执行完毕关闭</w:t>
             </w:r>
           </w:p>
         </w:tc>
@@ -3402,15 +3131,15 @@
     </w:tbl>
     <w:p>
       <w:pPr>
-        <w:pStyle w:val="Heading3"/>
+        <w:pStyle w:val="Heading2"/>
       </w:pPr>
       <w:r>
-        <w:t>5.2.3 审批流程</w:t>
+        <w:t>5.4 采购退货</w:t>
       </w:r>
     </w:p>
     <w:p>
       <w:r>
-        <w:t>工单支持提交审批流程，点击"提交"按钮启动Flowable审批流。审批通过后工单方可进行下达操作。可在操作列查看审批流程进度。</w:t>
+        <w:t>采购退货用于处理不合格物料退回供应商的情况。退货流程：创建退货单 -&gt; 提交审批 -&gt; 确认退货 -&gt; 执行退货出库（扣减库存）。</w:t>
       </w:r>
     </w:p>
     <w:p>
@@ -3418,12 +3147,12 @@
         <w:pStyle w:val="Heading2"/>
       </w:pPr>
       <w:r>
-        <w:t>5.3 生产报工</w:t>
+        <w:t>5.5 供应商评估</w:t>
       </w:r>
     </w:p>
     <w:p>
       <w:r>
-        <w:t>生产报工用于记录生产工序的执行情况，包括完工数量、工时消耗、质量状态等。支持按报工单编号、报工类型、报工状态、工单编号、产品物料、工序、工作站、操作工、报工日期、质量状态等多维度搜索统计。报工数据用于生产进度跟踪和工时分析。</w:t>
+        <w:t>供应商评估用于定期对供应商进行绩效考核，支持自动计算和手动录入。评估指标包括交货及时率、质量合格率、价格竞争力，综合评分后给出A/B/C/D等级。支持趋势分析（历史折线图）和等级分布统计（饼图）。</w:t>
       </w:r>
     </w:p>
     <w:p>
@@ -3431,12 +3160,22 @@
         <w:pStyle w:val="Heading2"/>
       </w:pPr>
       <w:r>
-        <w:t>5.4 物料需求</w:t>
+        <w:t>5.6 采购价格对比 【新增】</w:t>
       </w:r>
     </w:p>
     <w:p>
       <w:r>
-        <w:t>物料需求清单展示生产计划所需的物料明细，可由BOM自动计算生成。支持按计划编号查询物料需求（含明细），支持树形展示（父子嵌套结构）。物料需求也可从BOM直接导入明细（根据BOM ID和总需求量自动展开计算）。选中的物料需求可一键生成生产工单。</w:t>
+        <w:t>采购价格对比用于分析同一物料不同供应商的报价差异，帮助采购决策。</w:t>
+      </w:r>
+    </w:p>
+    <w:p>
+      <w:r>
+        <w:t>使用方式：选择一个物料，系统展示该物料所有供应商的报价对比表格（含排名、单价、币种、供货周期、最小订货量），并自动计算统计指标：最低价格、最高价格、平均价格、价差比例。</w:t>
+      </w:r>
+    </w:p>
+    <w:p>
+      <w:r>
+        <w:t>同时提供两个可视化图表：供应商价格柱状图（最低价高亮显示）和价格趋势折线图（按供应商分组展示近12个月价格走势）。支持导出对比数据。</w:t>
       </w:r>
     </w:p>
     <w:p>
@@ -3444,43 +3183,12 @@
         <w:pStyle w:val="Heading2"/>
       </w:pPr>
       <w:r>
-        <w:t>5.5 委外加工</w:t>
+        <w:t>5.7 采购报表 【新增】</w:t>
       </w:r>
     </w:p>
     <w:p>
       <w:r>
-        <w:t>委外加工用于管理将部分生产工序外包给供应商的业务。委外流程：创建委外订单 -&gt; 提交审批 -&gt; 下达（自动生成关联生产工单） -&gt; 开始委外 -&gt; 委外发料/委外收货 -&gt; 完工。委外订单包含供应商、物料、数量、价格、状态等信息，支持完整的委外生命周期管理。</w:t>
-      </w:r>
-    </w:p>
-    <w:p>
-      <w:pPr>
-        <w:pStyle w:val="Heading2"/>
-      </w:pPr>
-      <w:r>
-        <w:t>5.6 返工管理</w:t>
-      </w:r>
-    </w:p>
-    <w:p>
-      <w:r>
-        <w:t>返工管理用于处理生产过程中出现的质量问题，需要对已完工产品进行返工修复的情况。返工流程：创建返工单（关联来源工单） -&gt; 开始返工 -&gt; 返工出库/领料 -&gt; 返工入库/收货 -&gt; 完工。完工时系统自动将报废数量回写到来源工单。返工出库和入库操作会自动更新库存。</w:t>
-      </w:r>
-    </w:p>
-    <w:p>
-      <w:pPr>
-        <w:pStyle w:val="Heading2"/>
-      </w:pPr>
-      <w:r>
-        <w:t>5.7 产能日历</w:t>
-      </w:r>
-    </w:p>
-    <w:p>
-      <w:r>
-        <w:t>产能日历用于管理车间、工作站或产线的可用产能，支持列表视图和日历视图两种展示方式。</w:t>
-      </w:r>
-    </w:p>
-    <w:p>
-      <w:r>
-        <w:t>核心功能：</w:t>
+        <w:t>采购报表提供采购数据可视化分析，包含两个核心图表：</w:t>
       </w:r>
     </w:p>
     <w:tbl>
@@ -3507,7 +3215,7 @@
                 <w:color w:val="FFFFFF"/>
                 <w:sz w:val="20"/>
               </w:rPr>
-              <w:t>功能</w:t>
+              <w:t>图表</w:t>
             </w:r>
           </w:p>
         </w:tc>
@@ -3538,7 +3246,7 @@
               <w:rPr>
                 <w:sz w:val="20"/>
               </w:rPr>
-              <w:t>自动生成</w:t>
+              <w:t>采购执行趋势图</w:t>
             </w:r>
           </w:p>
         </w:tc>
@@ -3551,7 +3259,7 @@
               <w:rPr>
                 <w:sz w:val="20"/>
               </w:rPr>
-              <w:t>根据排班计划自动生成指定日期范围的产能日历数据</w:t>
+              <w:t>柱状图+折线图组合，展示月度订单数和完成率</w:t>
             </w:r>
           </w:p>
         </w:tc>
@@ -3566,7 +3274,7 @@
               <w:rPr>
                 <w:sz w:val="20"/>
               </w:rPr>
-              <w:t>产能占用</w:t>
+              <w:t>供应商交货准时率</w:t>
             </w:r>
           </w:p>
         </w:tc>
@@ -3579,68 +3287,17 @@
               <w:rPr>
                 <w:sz w:val="20"/>
               </w:rPr>
-              <w:t>从剩余可用产能中扣减指定工时（用于工单排产）</w:t>
-            </w:r>
-          </w:p>
-        </w:tc>
-      </w:tr>
-      <w:tr>
-        <w:tc>
-          <w:tcPr>
-            <w:tcW w:type="dxa" w:w="4533"/>
-          </w:tcPr>
-          <w:p>
-            <w:r>
-              <w:rPr>
-                <w:sz w:val="20"/>
-              </w:rPr>
-              <w:t>产能释放</w:t>
-            </w:r>
-          </w:p>
-        </w:tc>
-        <w:tc>
-          <w:tcPr>
-            <w:tcW w:type="dxa" w:w="4533"/>
-          </w:tcPr>
-          <w:p>
-            <w:r>
-              <w:rPr>
-                <w:sz w:val="20"/>
-              </w:rPr>
-              <w:t>将已占用的工时释放回剩余产能</w:t>
-            </w:r>
-          </w:p>
-        </w:tc>
-      </w:tr>
-      <w:tr>
-        <w:tc>
-          <w:tcPr>
-            <w:tcW w:type="dxa" w:w="4533"/>
-          </w:tcPr>
-          <w:p>
-            <w:r>
-              <w:rPr>
-                <w:sz w:val="20"/>
-              </w:rPr>
-              <w:t>可用产能查询</w:t>
-            </w:r>
-          </w:p>
-        </w:tc>
-        <w:tc>
-          <w:tcPr>
-            <w:tcW w:type="dxa" w:w="4533"/>
-          </w:tcPr>
-          <w:p>
-            <w:r>
-              <w:rPr>
-                <w:sz w:val="20"/>
-              </w:rPr>
-              <w:t>查询指定对象在指定日期范围内的可用产能列表</w:t>
+              <w:t>柱状图展示各供应商的准时交货率</w:t>
             </w:r>
           </w:p>
         </w:tc>
       </w:tr>
     </w:tbl>
+    <w:p>
+      <w:r>
+        <w:t>支持按最近月数（1-24个月）查询。</w:t>
+      </w:r>
+    </w:p>
     <w:p>
       <w:r>
         <w:br w:type="page"/>
@@ -3651,12 +3308,12 @@
         <w:pStyle w:val="Heading1"/>
       </w:pPr>
       <w:r>
-        <w:t>第六章 仓储管理</w:t>
+        <w:t>第六章 生产管理</w:t>
       </w:r>
     </w:p>
     <w:p>
       <w:r>
-        <w:t>仓储管理模块覆盖仓库基础设置、库存查询、多种出入库管理、盘点、调拨、条码管理、批次管理、序列号管理和物料追溯等功能，全面提升仓储作业的标准化、可视化与可追溯性。</w:t>
+        <w:t>生产管理模块覆盖从生产计划排程、物料需求计算、工单下达到生产执行的全过程管控，支持生产计划、生产工单、报工管理、物料需求、委外加工、返工管理、产能日历和生产报表等功能。</w:t>
       </w:r>
     </w:p>
     <w:p>
@@ -3664,12 +3321,12 @@
         <w:pStyle w:val="Heading2"/>
       </w:pPr>
       <w:r>
-        <w:t>6.1 仓库设置</w:t>
+        <w:t>6.1 生产计划</w:t>
       </w:r>
     </w:p>
     <w:p>
       <w:r>
-        <w:t>仓库管理用于维护企业仓库基础信息，包括仓库编码、名称、位置、面积、负责人、省市区地址、经纬度坐标等。支持树形列表展示。每个仓库下可管理库区和库位。</w:t>
+        <w:t>生产计划是生产管理的起点。创建计划后，可点击"BOM计算"自动展开子物料需求，点击"生成物料需求"自动计算各物料需求量，再从物料需求一键生成生产工单。</w:t>
       </w:r>
     </w:p>
     <w:p>
@@ -3677,59 +3334,12 @@
         <w:pStyle w:val="Heading2"/>
       </w:pPr>
       <w:r>
-        <w:t>6.2 库区与库位</w:t>
+        <w:t>6.2 生产工单</w:t>
       </w:r>
     </w:p>
     <w:p>
       <w:r>
-        <w:t>库区是仓库内的区域划分（如A区、B区），库位是库区内的具体存储位置（货架位）。库区支持按仓库ID筛选启用状态的库区列表。库位管理支持批量生成库位功能：指定库区、行/列/层范围和编码前缀，系统自动批量创建所有库位，大幅提升库位初始化效率。</w:t>
-      </w:r>
-    </w:p>
-    <w:p>
-      <w:pPr>
-        <w:pStyle w:val="Heading2"/>
-      </w:pPr>
-      <w:r>
-        <w:t>6.3 库存查询</w:t>
-      </w:r>
-    </w:p>
-    <w:p>
-      <w:r>
-        <w:t>库存查询页面采用左侧物料分类树+右侧库存列表的布局，实时展示库存数据。支持按物料编码/名称、批次号、仓库、库区、库位、供应商、生产工单、入库时间、有效期、冻结标志等多维度筛选。支持按物料分类及其子分类汇总查看库存数据。库存记录支持冻结/解冻操作。</w:t>
-      </w:r>
-    </w:p>
-    <w:p>
-      <w:pPr>
-        <w:pStyle w:val="Heading2"/>
-      </w:pPr>
-      <w:r>
-        <w:t>6.4 到货通知</w:t>
-      </w:r>
-    </w:p>
-    <w:p>
-      <w:r>
-        <w:t>到货通知单用于提前登记供应商的送货信息，便于仓库做好收货准备。到货通知关联采购订单，包含通知编号、供应商、到货日期、状态等信息。支持提交审批流程（集成Flowable工作流）。到货通知单可包含多行物料明细。</w:t>
-      </w:r>
-    </w:p>
-    <w:p>
-      <w:pPr>
-        <w:pStyle w:val="Heading2"/>
-      </w:pPr>
-      <w:r>
-        <w:t>6.5 采购入库</w:t>
-      </w:r>
-    </w:p>
-    <w:p>
-      <w:r>
-        <w:t>采购入库是仓储模块的核心功能之一，管理采购物料的入库全流程。</w:t>
-      </w:r>
-    </w:p>
-    <w:p>
-      <w:pPr>
-        <w:pStyle w:val="Heading3"/>
-      </w:pPr>
-      <w:r>
-        <w:t>6.5.1 入库流程</w:t>
+        <w:t>生产工单是车间执行层的核心单据，状态流转如下：</w:t>
       </w:r>
     </w:p>
     <w:tbl>
@@ -3756,7 +3366,7 @@
                 <w:color w:val="FFFFFF"/>
                 <w:sz w:val="20"/>
               </w:rPr>
-              <w:t>步骤</w:t>
+              <w:t>状态</w:t>
             </w:r>
           </w:p>
         </w:tc>
@@ -3787,7 +3397,7 @@
               <w:rPr>
                 <w:sz w:val="20"/>
               </w:rPr>
-              <w:t>草稿</w:t>
+              <w:t>新建（草稿）</w:t>
             </w:r>
           </w:p>
         </w:tc>
@@ -3800,7 +3410,7 @@
               <w:rPr>
                 <w:sz w:val="20"/>
               </w:rPr>
-              <w:t>创建入库单，填写物料明细</w:t>
+              <w:t>工单初始状态，可自由编辑</w:t>
             </w:r>
           </w:p>
         </w:tc>
@@ -3815,7 +3425,7 @@
               <w:rPr>
                 <w:sz w:val="20"/>
               </w:rPr>
-              <w:t>提交审批</w:t>
+              <w:t>已下达</w:t>
             </w:r>
           </w:p>
         </w:tc>
@@ -3828,7 +3438,7 @@
               <w:rPr>
                 <w:sz w:val="20"/>
               </w:rPr>
-              <w:t>提交并启动Flowable审批流程</w:t>
+              <w:t>点击"下达"按钮，工单正式下发到车间</w:t>
             </w:r>
           </w:p>
         </w:tc>
@@ -3843,7 +3453,7 @@
               <w:rPr>
                 <w:sz w:val="20"/>
               </w:rPr>
-              <w:t>审批通过</w:t>
+              <w:t>生产中</w:t>
             </w:r>
           </w:p>
         </w:tc>
@@ -3856,7 +3466,7 @@
               <w:rPr>
                 <w:sz w:val="20"/>
               </w:rPr>
-              <w:t>等待上架操作</w:t>
+              <w:t>点击"开始"按钮，车间开始生产</w:t>
             </w:r>
           </w:p>
         </w:tc>
@@ -3871,7 +3481,7 @@
               <w:rPr>
                 <w:sz w:val="20"/>
               </w:rPr>
-              <w:t>待上架</w:t>
+              <w:t>已完工</w:t>
             </w:r>
           </w:p>
         </w:tc>
@@ -3884,7 +3494,7 @@
               <w:rPr>
                 <w:sz w:val="20"/>
               </w:rPr>
-              <w:t>点击"上架"按钮，确认物料已上架到指定库位</w:t>
+              <w:t>点击"完成"按钮，生产完成</w:t>
             </w:r>
           </w:p>
         </w:tc>
@@ -3899,7 +3509,7 @@
               <w:rPr>
                 <w:sz w:val="20"/>
               </w:rPr>
-              <w:t>确认上架</w:t>
+              <w:t>已关闭</w:t>
             </w:r>
           </w:p>
         </w:tc>
@@ -3912,35 +3522,7 @@
               <w:rPr>
                 <w:sz w:val="20"/>
               </w:rPr>
-              <w:t>点击"确认上架"按钮</w:t>
-            </w:r>
-          </w:p>
-        </w:tc>
-      </w:tr>
-      <w:tr>
-        <w:tc>
-          <w:tcPr>
-            <w:tcW w:type="dxa" w:w="4533"/>
-          </w:tcPr>
-          <w:p>
-            <w:r>
-              <w:rPr>
-                <w:sz w:val="20"/>
-              </w:rPr>
-              <w:t>执行入库</w:t>
-            </w:r>
-          </w:p>
-        </w:tc>
-        <w:tc>
-          <w:tcPr>
-            <w:tcW w:type="dxa" w:w="4533"/>
-          </w:tcPr>
-          <w:p>
-            <w:r>
-              <w:rPr>
-                <w:sz w:val="20"/>
-              </w:rPr>
-              <w:t>点击"入库"按钮，系统自动更新库存数量</w:t>
+              <w:t>点击"关闭"按钮，工单归档</w:t>
             </w:r>
           </w:p>
         </w:tc>
@@ -3948,7 +3530,7 @@
     </w:tbl>
     <w:p>
       <w:r>
-        <w:t>入库单可由采购订单自动生成（点击采购订单的"生成收货"按钮时同步创建），也可手动创建。入库单包含入库编号、供应商信息、物料明细行（物料、数量、批次等）。</w:t>
+        <w:t>工单支持提交Flowable审批流程，审批通过后方可下达。关键字段包括：工单编号、来源类型、产品物料、计划/完成/报废数量、计划/实际日期、车间/工位、负责人/班组、优先级、BOM版本等。</w:t>
       </w:r>
     </w:p>
     <w:p>
@@ -3956,12 +3538,12 @@
         <w:pStyle w:val="Heading2"/>
       </w:pPr>
       <w:r>
-        <w:t>6.6 生产入库</w:t>
+        <w:t>6.3 生产报工</w:t>
       </w:r>
     </w:p>
     <w:p>
       <w:r>
-        <w:t>生产入库用于管理生产完工品的入库操作。入库单关联生产工单，选择工单后自动带出完工物料信息。确认入库后系统自动增加库存。</w:t>
+        <w:t>生产报工用于记录生产工序的执行情况，包括完工数量、工时消耗、质量状态等。支持按报工类型、状态、工单编号、工序、工作站、操作工、日期、质量状态等多维度搜索。</w:t>
       </w:r>
     </w:p>
     <w:p>
@@ -3969,12 +3551,12 @@
         <w:pStyle w:val="Heading2"/>
       </w:pPr>
       <w:r>
-        <w:t>6.7 销售出库</w:t>
+        <w:t>6.4 物料需求</w:t>
       </w:r>
     </w:p>
     <w:p>
       <w:r>
-        <w:t>销售出库用于管理销售发货的出库操作，关联销售订单。出库流程：创建出库单 -&gt; 确认 -&gt; 提交审批 -&gt; 完成出库。出库单包含出库编号、销售订单、客户、仓库、出库日期、物料明细行等信息。</w:t>
+        <w:t>物料需求清单展示生产计划所需的物料明细，可由BOM自动计算生成。支持树形展示和列表展示，选中的物料需求可一键生成生产工单。</w:t>
       </w:r>
     </w:p>
     <w:p>
@@ -3982,12 +3564,12 @@
         <w:pStyle w:val="Heading2"/>
       </w:pPr>
       <w:r>
-        <w:t>6.8 生产领料</w:t>
+        <w:t>6.5 委外加工</w:t>
       </w:r>
     </w:p>
     <w:p>
       <w:r>
-        <w:t>生产领料用于管理生产车间领用原材料的出库操作。领料单关联生产工单，点击"执行"按钮后系统自动扣减库存。</w:t>
+        <w:t>委外加工管理将部分生产工序外包给供应商的业务。流程：创建委外订单 -&gt; 提交审批 -&gt; 下达（自动生成关联工单） -&gt; 开始 -&gt; 委外发料/收货 -&gt; 完工。</w:t>
       </w:r>
     </w:p>
     <w:p>
@@ -3995,12 +3577,12 @@
         <w:pStyle w:val="Heading2"/>
       </w:pPr>
       <w:r>
-        <w:t>6.9 杂项出入库</w:t>
+        <w:t>6.6 返工管理</w:t>
       </w:r>
     </w:p>
     <w:p>
       <w:r>
-        <w:t>杂项出库和杂项入库用于处理非生产、非销售类的出入库业务，如报废处理、样品出入库、调整入库等。执行操作后系统自动更新库存。</w:t>
+        <w:t>返工管理处理生产过程中出现的质量问题。流程：创建返工单 -&gt; 开始返工 -&gt; 返工出库/领料 -&gt; 返工入库/收货 -&gt; 完工（报废数量自动回写到来源工单）。</w:t>
       </w:r>
     </w:p>
     <w:p>
@@ -4008,12 +3590,12 @@
         <w:pStyle w:val="Heading2"/>
       </w:pPr>
       <w:r>
-        <w:t>6.10 库存调拨</w:t>
+        <w:t>6.7 产能日历</w:t>
       </w:r>
     </w:p>
     <w:p>
       <w:r>
-        <w:t>库存调拨用于管理不同仓库之间的库存转移。调拨流程：创建调拨单 -&gt; 提交审批 -&gt; 审批通过 -&gt; 执行调拨（系统自动完成调出仓库扣减和调入仓库增加）。支持工作流审批集成。</w:t>
+        <w:t>产能日历管理车间、工作站或产线的可用产能，支持列表视图和日历视图。可根据排班计划自动生成产能日历，支持占用/释放产能操作。</w:t>
       </w:r>
     </w:p>
     <w:p>
@@ -4021,135 +3603,12 @@
         <w:pStyle w:val="Heading2"/>
       </w:pPr>
       <w:r>
-        <w:t>6.11 库存盘点</w:t>
+        <w:t>6.8 生产报表 【新增】</w:t>
       </w:r>
     </w:p>
     <w:p>
       <w:r>
-        <w:t>库存盘点用于定期核对实际库存与系统账面库存的差异。</w:t>
-      </w:r>
-    </w:p>
-    <w:p>
-      <w:r>
-        <w:t>操作步骤：</w:t>
-      </w:r>
-    </w:p>
-    <w:p>
-      <w:pPr>
-        <w:pStyle w:val="ListNumber"/>
-      </w:pPr>
-      <w:r>
-        <w:t>1. 创建盘点计划，设置盘点范围和名称</w:t>
-      </w:r>
-    </w:p>
-    <w:p>
-      <w:pPr>
-        <w:pStyle w:val="ListNumber"/>
-      </w:pPr>
-      <w:r>
-        <w:t>2. 点击"生成盘点明细"按钮，系统自动根据盘点范围生成盘点明细行</w:t>
-      </w:r>
-    </w:p>
-    <w:p>
-      <w:pPr>
-        <w:pStyle w:val="ListNumber"/>
-      </w:pPr>
-      <w:r>
-        <w:t>3. 进行实际盘点，在明细行中录入实盘数量</w:t>
-      </w:r>
-    </w:p>
-    <w:p>
-      <w:pPr>
-        <w:pStyle w:val="ListNumber"/>
-      </w:pPr>
-      <w:r>
-        <w:t>4. 提交盘点计划审批</w:t>
-      </w:r>
-    </w:p>
-    <w:p>
-      <w:pPr>
-        <w:pStyle w:val="ListNumber"/>
-      </w:pPr>
-      <w:r>
-        <w:t>5. 审批通过后，点击"过账调整"按钮，系统根据盘点结果自动调整库存</w:t>
-      </w:r>
-    </w:p>
-    <w:p>
-      <w:pPr>
-        <w:pStyle w:val="Heading2"/>
-      </w:pPr>
-      <w:r>
-        <w:t>6.12 库存预警</w:t>
-      </w:r>
-    </w:p>
-    <w:p>
-      <w:r>
-        <w:t>库存预警功能自动监控物料库存水平，当库存低于安全库存、最低库存或高于最高库存时发出预警。点击"执行检查"按钮手动触发库存预警扫描，系统自动生成预警记录。预警记录包含物料信息、当前库存、安全库存、最低/最高库存、预警类型和级别等。支持对预警记录进行处理（附处理备注），支持导出预警报告。</w:t>
-      </w:r>
-    </w:p>
-    <w:p>
-      <w:pPr>
-        <w:pStyle w:val="Heading2"/>
-      </w:pPr>
-      <w:r>
-        <w:t>6.13 库存台账校验</w:t>
-      </w:r>
-    </w:p>
-    <w:p>
-      <w:r>
-        <w:t>库存台账校验用于核对库存账面数量与事务记录的一致性。点击"执行校验"按钮，系统自动计算每个物料的账面库存与事务汇总数量的差异。差异数量以红色高亮显示，便于快速定位异常数据。支持按物料单独校验和全量校验两种模式。</w:t>
-      </w:r>
-    </w:p>
-    <w:p>
-      <w:pPr>
-        <w:pStyle w:val="Heading2"/>
-      </w:pPr>
-      <w:r>
-        <w:t>6.14 库存估值</w:t>
-      </w:r>
-    </w:p>
-    <w:p>
-      <w:r>
-        <w:t>库存估值页面以只读方式展示库存的价值核算数据，包括物料编码、名称、规格、单位、库存数量、单位成本（红色高亮）、库存总金额（红色高亮）、仓库和库位等信息。支持按物料和仓库条件筛选，支持数据导出。</w:t>
-      </w:r>
-    </w:p>
-    <w:p>
-      <w:pPr>
-        <w:pStyle w:val="Heading2"/>
-      </w:pPr>
-      <w:r>
-        <w:t>6.15 批次与序列号管理</w:t>
-      </w:r>
-    </w:p>
-    <w:p>
-      <w:r>
-        <w:t>批次管理用于追踪物料的批次信息，支持自动批次编码生成、批次数量更新、批次状态变更和过期检查。序列号管理用于追踪单品级物料的唯一标识，支持批量生成序列号、绑定/解绑库存记录、状态变更等操作。批次和序列号是实现物料全链路追溯的基础。</w:t>
-      </w:r>
-    </w:p>
-    <w:p>
-      <w:pPr>
-        <w:pStyle w:val="Heading2"/>
-      </w:pPr>
-      <w:r>
-        <w:t>6.16 条码管理</w:t>
-      </w:r>
-    </w:p>
-    <w:p>
-      <w:r>
-        <w:t>条码管理包含条码配置和条码实例两部分。条码配置定义条码的生成规则（格式、前缀等），条码实例是具体生成的条码记录。支持按配置ID或配置编码批量生成条码，条码状态包括可用、已使用、已过期等生命周期。</w:t>
-      </w:r>
-    </w:p>
-    <w:p>
-      <w:pPr>
-        <w:pStyle w:val="Heading2"/>
-      </w:pPr>
-      <w:r>
-        <w:t>6.17 物料追溯</w:t>
-      </w:r>
-    </w:p>
-    <w:p>
-      <w:r>
-        <w:t>物料追溯功能支持全链路追溯查询，提供正向追溯和反向追溯两种模式：</w:t>
+        <w:t>生产报表提供生产数据可视化分析，包含两个核心图表：</w:t>
       </w:r>
     </w:p>
     <w:tbl>
@@ -4176,7 +3635,7 @@
                 <w:color w:val="FFFFFF"/>
                 <w:sz w:val="20"/>
               </w:rPr>
-              <w:t>追溯模式</w:t>
+              <w:t>图表</w:t>
             </w:r>
           </w:p>
         </w:tc>
@@ -4207,7 +3666,7 @@
               <w:rPr>
                 <w:sz w:val="20"/>
               </w:rPr>
-              <w:t>正向追溯</w:t>
+              <w:t>工单完工率图</w:t>
             </w:r>
           </w:p>
         </w:tc>
@@ -4220,7 +3679,7 @@
               <w:rPr>
                 <w:sz w:val="20"/>
               </w:rPr>
-              <w:t>从原材料追溯到成品，查看某批原材料被用于哪些成品生产</w:t>
+              <w:t>柱状图（总工单、已完工）+折线图（完工率%），展示月度完工情况</w:t>
             </w:r>
           </w:p>
         </w:tc>
@@ -4235,7 +3694,7 @@
               <w:rPr>
                 <w:sz w:val="20"/>
               </w:rPr>
-              <w:t>反向追溯</w:t>
+              <w:t>计划 vs 实际完工图</w:t>
             </w:r>
           </w:p>
         </w:tc>
@@ -4248,7 +3707,7 @@
               <w:rPr>
                 <w:sz w:val="20"/>
               </w:rPr>
-              <w:t>从成品追溯到原材料，查看某成品使用了哪些原材料批次</w:t>
+              <w:t>柱状图（计划数量、实际数量）+折线图（效率%），分析生产效率</w:t>
             </w:r>
           </w:p>
         </w:tc>
@@ -4256,20 +3715,7 @@
     </w:tbl>
     <w:p>
       <w:r>
-        <w:t>追溯查询支持按物料编码、批次编码、序列号进行检索，结果提供树形视图和列表视图两种展示方式，树形视图可直观展示物料流转链路。</w:t>
-      </w:r>
-    </w:p>
-    <w:p>
-      <w:pPr>
-        <w:pStyle w:val="Heading2"/>
-      </w:pPr>
-      <w:r>
-        <w:t>6.18 拣货与上架策略</w:t>
-      </w:r>
-    </w:p>
-    <w:p>
-      <w:r>
-        <w:t>拣货规则用于配置出库时的拣货策略（如先进先出FIFO、按批次、按库位等），上架规则用于配置入库时的推荐上架位置策略。策略配置后系统在执行出入库时自动应用。</w:t>
+        <w:t>支持按最近月数（1-24个月）查询。</w:t>
       </w:r>
     </w:p>
     <w:p>
@@ -4282,12 +3728,12 @@
         <w:pStyle w:val="Heading1"/>
       </w:pPr>
       <w:r>
-        <w:t>第七章 排产调度</w:t>
+        <w:t>第七章 仓储管理</w:t>
       </w:r>
     </w:p>
     <w:p>
       <w:r>
-        <w:t>排产调度模块提供班次与班组管理、工人档案、考勤记录、假期管理、排班计划和生产调度排程等能力，帮助企业精细管理人力与产能资源。</w:t>
+        <w:t>仓储管理模块覆盖仓库基础设置、库存查询、多种出入库管理、盘点、调拨、条码管理、批次管理、序列号管理、物料追溯、库存报表和3D仓储可视化等功能。</w:t>
       </w:r>
     </w:p>
     <w:p>
@@ -4295,12 +3741,12 @@
         <w:pStyle w:val="Heading2"/>
       </w:pPr>
       <w:r>
-        <w:t>7.1 班次管理</w:t>
+        <w:t>7.1 仓库设置</w:t>
       </w:r>
     </w:p>
     <w:p>
       <w:r>
-        <w:t>班次定义用于设置企业的上下班时间规则。每条班次记录包含班次编码、名称、开始时间、结束时间、工时（小时）和是否跨天等信息。支持设置班次类别（如白班、夜班、三班制等）。</w:t>
+        <w:t>仓库管理维护仓库基础信息（编码、名称、位置、面积、负责人、省市区地址、经纬度等），支持树形列表展示。每个仓库下可管理库区和库位。</w:t>
       </w:r>
     </w:p>
     <w:p>
@@ -4308,12 +3754,12 @@
         <w:pStyle w:val="Heading2"/>
       </w:pPr>
       <w:r>
-        <w:t>7.2 班组管理</w:t>
+        <w:t>7.2 库区与库位</w:t>
       </w:r>
     </w:p>
     <w:p>
       <w:r>
-        <w:t>班组是车间下的生产团队组织单元。每条班组记录包含班组编码、名称、类别、所属车间、班组长和状态等信息。班组数据被排班计划和生产工单引用。</w:t>
+        <w:t>库区是仓库内的区域划分，库位是库区内的具体存储位置。库位管理支持批量生成功能：指定库区、行/列/层范围和编码前缀，系统自动批量创建所有库位。</w:t>
       </w:r>
     </w:p>
     <w:p>
@@ -4321,12 +3767,12 @@
         <w:pStyle w:val="Heading2"/>
       </w:pPr>
       <w:r>
-        <w:t>7.3 工人档案</w:t>
+        <w:t>7.3 库存查询</w:t>
       </w:r>
     </w:p>
     <w:p>
       <w:r>
-        <w:t>工人档案管理维护车间工人的基本信息，包括工号、姓名、手机号、性别、工种、技能等级、在岗状态、入职日期等。工人数据来源于系统用户，支持按多种条件搜索和数据导出。</w:t>
+        <w:t>库存查询页面采用左侧物料分类树+右侧库存列表的布局，支持按物料、批次号、仓库、库区、库位、供应商、工单、入库时间、有效期、冻结标志等多维度筛选。支持库存冻结/解冻操作。</w:t>
       </w:r>
     </w:p>
     <w:p>
@@ -4334,12 +3780,12 @@
         <w:pStyle w:val="Heading2"/>
       </w:pPr>
       <w:r>
-        <w:t>7.4 排班计划</w:t>
+        <w:t>7.4 到货通知</w:t>
       </w:r>
     </w:p>
     <w:p>
       <w:r>
-        <w:t>排班计划用于规划一定周期内的班次安排。创建排班计划时需设置计划名称、开始/结束日期和周期类型。计划支持发布状态控制——已发布的计划禁止修改。排班计划可关联班组（计划班组关联功能），并可自动生成所有员工的排班明细。</w:t>
+        <w:t>到货通知单用于提前登记供应商送货信息，关联采购订单，支持提交审批流程。</w:t>
       </w:r>
     </w:p>
     <w:p>
@@ -4347,116 +3793,12 @@
         <w:pStyle w:val="Heading2"/>
       </w:pPr>
       <w:r>
-        <w:t>7.5 员工排班</w:t>
+        <w:t>7.5 采购入库</w:t>
       </w:r>
     </w:p>
     <w:p>
       <w:r>
-        <w:t>员工排班明细展示每位员工每天的班次安排。可由排班计划自动生成，也可手动调整。支持按排班计划、人员、班组、班次、排班日期、排班状态、是否工作日等条件搜索。</w:t>
-      </w:r>
-    </w:p>
-    <w:p>
-      <w:pPr>
-        <w:pStyle w:val="Heading2"/>
-      </w:pPr>
-      <w:r>
-        <w:t>7.6 打卡规则</w:t>
-      </w:r>
-    </w:p>
-    <w:p>
-      <w:r>
-        <w:t>打卡规则用于配置考勤打卡的时间窗口和允许范围，包括适用班次、上班/下班时间、允许打卡时间范围、迟到/早退判定标准等。</w:t>
-      </w:r>
-    </w:p>
-    <w:p>
-      <w:pPr>
-        <w:pStyle w:val="Heading2"/>
-      </w:pPr>
-      <w:r>
-        <w:t>7.7 节假日管理</w:t>
-      </w:r>
-    </w:p>
-    <w:p>
-      <w:r>
-        <w:t>节假日管理采用可视化日历视图，支持月份切换，显示农历信息。可在日历上新增节假日，通过右键菜单进行操作。节假日以不同颜色标签区分：班（黄色）表示调休上班日，休（绿色）表示休息日。</w:t>
-      </w:r>
-    </w:p>
-    <w:p>
-      <w:pPr>
-        <w:pStyle w:val="Heading2"/>
-      </w:pPr>
-      <w:r>
-        <w:t>7.8 考勤记录</w:t>
-      </w:r>
-    </w:p>
-    <w:p>
-      <w:r>
-        <w:t>考勤记录展示员工的每日考勤打卡数据，包括上班/下班打卡时间、迟到分钟数、早退分钟数、考勤结果（正常/迟到/早退/缺勤等）和数据来源（手动/打卡机/APP等）。支持按人员、日期、考勤结果、数据来源等条件搜索。</w:t>
-      </w:r>
-    </w:p>
-    <w:p>
-      <w:pPr>
-        <w:pStyle w:val="Heading2"/>
-      </w:pPr>
-      <w:r>
-        <w:t>7.9 移动端考勤</w:t>
-      </w:r>
-    </w:p>
-    <w:p>
-      <w:r>
-        <w:t>系统提供移动端打卡功能，工人可通过APP查看今日排班、进行上下班打卡、查看考勤历史记录等。移动端与PC端数据实时同步。</w:t>
-      </w:r>
-    </w:p>
-    <w:p>
-      <w:r>
-        <w:br w:type="page"/>
-      </w:r>
-    </w:p>
-    <w:p>
-      <w:pPr>
-        <w:pStyle w:val="Heading1"/>
-      </w:pPr>
-      <w:r>
-        <w:t>第八章 工作流审批</w:t>
-      </w:r>
-    </w:p>
-    <w:p>
-      <w:r>
-        <w:t>NexusERP 集成了 Flowable 7.0 工作流引擎，支持复杂审批流程，可与各业务模块深度联动。系统支持多级审批、转办、委派、加减签、会签、或签、票签等多种审批场景。</w:t>
-      </w:r>
-    </w:p>
-    <w:p>
-      <w:pPr>
-        <w:pStyle w:val="Heading2"/>
-      </w:pPr>
-      <w:r>
-        <w:t>8.1 发起审批</w:t>
-      </w:r>
-    </w:p>
-    <w:p>
-      <w:r>
-        <w:t>在支持审批的业务单据（如销售订单、采购订单、生产工单等）页面，点击"提交"按钮即可发起审批流程。提交后单据进入"审批中"状态，等待审批人处理。可在操作列点击"流程"按钮查看审批进度和流程图。</w:t>
-      </w:r>
-    </w:p>
-    <w:p>
-      <w:pPr>
-        <w:pStyle w:val="Heading2"/>
-      </w:pPr>
-      <w:r>
-        <w:t>8.2 审批处理</w:t>
-      </w:r>
-    </w:p>
-    <w:p>
-      <w:r>
-        <w:t>审批人登录后，在"工作流 &gt; 我的待办"页面可查看所有待审批的任务。点击"办理"按钮进入审批页面，可查看单据详情后进行审批操作（通过/驳回/转办等）。</w:t>
-      </w:r>
-    </w:p>
-    <w:p>
-      <w:pPr>
-        <w:pStyle w:val="Heading2"/>
-      </w:pPr>
-      <w:r>
-        <w:t>8.3 流程管理功能</w:t>
+        <w:t>采购入库管理采购物料的入库全流程：</w:t>
       </w:r>
     </w:p>
     <w:tbl>
@@ -4483,7 +3825,7 @@
                 <w:color w:val="FFFFFF"/>
                 <w:sz w:val="20"/>
               </w:rPr>
-              <w:t>功能</w:t>
+              <w:t>步骤</w:t>
             </w:r>
           </w:p>
         </w:tc>
@@ -4514,7 +3856,7 @@
               <w:rPr>
                 <w:sz w:val="20"/>
               </w:rPr>
-              <w:t>流程定义</w:t>
+              <w:t>草稿</w:t>
             </w:r>
           </w:p>
         </w:tc>
@@ -4527,7 +3869,7 @@
               <w:rPr>
                 <w:sz w:val="20"/>
               </w:rPr>
-              <w:t>查看已部署的工作流定义，可发起新流程</w:t>
+              <w:t>创建入库单，填写物料明细</w:t>
             </w:r>
           </w:p>
         </w:tc>
@@ -4542,7 +3884,7 @@
               <w:rPr>
                 <w:sz w:val="20"/>
               </w:rPr>
-              <w:t>我的待办</w:t>
+              <w:t>提交审批</w:t>
             </w:r>
           </w:p>
         </w:tc>
@@ -4555,7 +3897,7 @@
               <w:rPr>
                 <w:sz w:val="20"/>
               </w:rPr>
-              <w:t>查看当前用户待审批的流程任务</w:t>
+              <w:t>提交并启动Flowable审批流程</w:t>
             </w:r>
           </w:p>
         </w:tc>
@@ -4570,7 +3912,7 @@
               <w:rPr>
                 <w:sz w:val="20"/>
               </w:rPr>
-              <w:t>我的已办</w:t>
+              <w:t>审批通过</w:t>
             </w:r>
           </w:p>
         </w:tc>
@@ -4583,7 +3925,7 @@
               <w:rPr>
                 <w:sz w:val="20"/>
               </w:rPr>
-              <w:t>查看当前用户已处理的流程任务</w:t>
+              <w:t>等待上架操作</w:t>
             </w:r>
           </w:p>
         </w:tc>
@@ -4598,7 +3940,7 @@
               <w:rPr>
                 <w:sz w:val="20"/>
               </w:rPr>
-              <w:t>我发起的</w:t>
+              <w:t>待上架</w:t>
             </w:r>
           </w:p>
         </w:tc>
@@ -4611,7 +3953,7 @@
               <w:rPr>
                 <w:sz w:val="20"/>
               </w:rPr>
-              <w:t>查看当前用户发起的流程及其状态</w:t>
+              <w:t>点击"上架"按钮，确认物料已上架到指定库位</w:t>
             </w:r>
           </w:p>
         </w:tc>
@@ -4626,7 +3968,7 @@
               <w:rPr>
                 <w:sz w:val="20"/>
               </w:rPr>
-              <w:t>抄送给我</w:t>
+              <w:t>确认上架</w:t>
             </w:r>
           </w:p>
         </w:tc>
@@ -4639,7 +3981,7 @@
               <w:rPr>
                 <w:sz w:val="20"/>
               </w:rPr>
-              <w:t>查看抄送给当前用户的流程</w:t>
+              <w:t>点击"确认上架"按钮</w:t>
             </w:r>
           </w:p>
         </w:tc>
@@ -4654,7 +3996,7 @@
               <w:rPr>
                 <w:sz w:val="20"/>
               </w:rPr>
-              <w:t>流程部署管理</w:t>
+              <w:t>执行入库</w:t>
             </w:r>
           </w:p>
         </w:tc>
@@ -4667,120 +4009,18 @@
               <w:rPr>
                 <w:sz w:val="20"/>
               </w:rPr>
-              <w:t>管理已部署的工作流，查看历史版本</w:t>
-            </w:r>
-          </w:p>
-        </w:tc>
-      </w:tr>
-      <w:tr>
-        <w:tc>
-          <w:tcPr>
-            <w:tcW w:type="dxa" w:w="4533"/>
-          </w:tcPr>
-          <w:p>
-            <w:r>
-              <w:rPr>
-                <w:sz w:val="20"/>
-              </w:rPr>
-              <w:t>流程模型设计</w:t>
-            </w:r>
-          </w:p>
-        </w:tc>
-        <w:tc>
-          <w:tcPr>
-            <w:tcW w:type="dxa" w:w="4533"/>
-          </w:tcPr>
-          <w:p>
-            <w:r>
-              <w:rPr>
-                <w:sz w:val="20"/>
-              </w:rPr>
-              <w:t>使用可视化设计器创建和编辑工作流模型</w:t>
-            </w:r>
-          </w:p>
-        </w:tc>
-      </w:tr>
-      <w:tr>
-        <w:tc>
-          <w:tcPr>
-            <w:tcW w:type="dxa" w:w="4533"/>
-          </w:tcPr>
-          <w:p>
-            <w:r>
-              <w:rPr>
-                <w:sz w:val="20"/>
-              </w:rPr>
-              <w:t>流程分类</w:t>
-            </w:r>
-          </w:p>
-        </w:tc>
-        <w:tc>
-          <w:tcPr>
-            <w:tcW w:type="dxa" w:w="4533"/>
-          </w:tcPr>
-          <w:p>
-            <w:r>
-              <w:rPr>
-                <w:sz w:val="20"/>
-              </w:rPr>
-              <w:t>管理工作流的分类体系</w:t>
-            </w:r>
-          </w:p>
-        </w:tc>
-      </w:tr>
-      <w:tr>
-        <w:tc>
-          <w:tcPr>
-            <w:tcW w:type="dxa" w:w="4533"/>
-          </w:tcPr>
-          <w:p>
-            <w:r>
-              <w:rPr>
-                <w:sz w:val="20"/>
-              </w:rPr>
-              <w:t>自定义表单</w:t>
-            </w:r>
-          </w:p>
-        </w:tc>
-        <w:tc>
-          <w:tcPr>
-            <w:tcW w:type="dxa" w:w="4533"/>
-          </w:tcPr>
-          <w:p>
-            <w:r>
-              <w:rPr>
-                <w:sz w:val="20"/>
-              </w:rPr>
-              <w:t>工作流自定义表单设计器</w:t>
+              <w:t>点击"入库"按钮，系统自动更新库存数量</w:t>
             </w:r>
           </w:p>
         </w:tc>
       </w:tr>
     </w:tbl>
-    <w:p>
-      <w:r>
-        <w:br w:type="page"/>
-      </w:r>
-    </w:p>
-    <w:p>
-      <w:pPr>
-        <w:pStyle w:val="Heading1"/>
-      </w:pPr>
-      <w:r>
-        <w:t>第九章 AI智能助手</w:t>
-      </w:r>
-    </w:p>
-    <w:p>
-      <w:r>
-        <w:t>NexusERP 集成了 AI 智能助手功能，支持自然语言驱动的 ERP 数据查询与智能对话，帮助用户通过对话方式快速获取业务数据和洞察分析。</w:t>
-      </w:r>
-    </w:p>
     <w:p>
       <w:pPr>
         <w:pStyle w:val="Heading2"/>
       </w:pPr>
       <w:r>
-        <w:t>9.1 对话模式</w:t>
+        <w:t>7.6 其他出入库</w:t>
       </w:r>
     </w:p>
     <w:tbl>
@@ -4807,7 +4047,7 @@
                 <w:color w:val="FFFFFF"/>
                 <w:sz w:val="20"/>
               </w:rPr>
-              <w:t>模式</w:t>
+              <w:t>类型</w:t>
             </w:r>
           </w:p>
         </w:tc>
@@ -4838,7 +4078,7 @@
               <w:rPr>
                 <w:sz w:val="20"/>
               </w:rPr>
-              <w:t>自动模式</w:t>
+              <w:t>生产入库</w:t>
             </w:r>
           </w:p>
         </w:tc>
@@ -4851,7 +4091,7 @@
               <w:rPr>
                 <w:sz w:val="20"/>
               </w:rPr>
-              <w:t>系统自动判断用户意图，选择合适的处理方式</w:t>
+              <w:t>管理生产完工品入库，关联生产工单</w:t>
             </w:r>
           </w:p>
         </w:tc>
@@ -4866,7 +4106,7 @@
               <w:rPr>
                 <w:sz w:val="20"/>
               </w:rPr>
-              <w:t>对话模式</w:t>
+              <w:t>销售出库</w:t>
             </w:r>
           </w:p>
         </w:tc>
@@ -4879,7 +4119,7 @@
               <w:rPr>
                 <w:sz w:val="20"/>
               </w:rPr>
-              <w:t>普通对话交流，回答一般性问题</w:t>
+              <w:t>管理销售发货出库，关联销售订单，状态：确认-&gt;提交审批-&gt;完成</w:t>
             </w:r>
           </w:p>
         </w:tc>
@@ -4894,7 +4134,7 @@
               <w:rPr>
                 <w:sz w:val="20"/>
               </w:rPr>
-              <w:t>数据查询（Agent）</w:t>
+              <w:t>生产领料</w:t>
             </w:r>
           </w:p>
         </w:tc>
@@ -4907,7 +4147,7 @@
               <w:rPr>
                 <w:sz w:val="20"/>
               </w:rPr>
-              <w:t>AI自动调用工具链查询ERP数据表，回答业务问题</w:t>
+              <w:t>管理车间领用原材料，关联生产工单，执行后扣减库存</w:t>
             </w:r>
           </w:p>
         </w:tc>
@@ -4922,7 +4162,7 @@
               <w:rPr>
                 <w:sz w:val="20"/>
               </w:rPr>
-              <w:t>知识库（RAG）</w:t>
+              <w:t>杂项出库</w:t>
             </w:r>
           </w:p>
         </w:tc>
@@ -4935,7 +4175,63 @@
               <w:rPr>
                 <w:sz w:val="20"/>
               </w:rPr>
-              <w:t>基于企业知识库进行检索增强生成，回答专业知识问题</w:t>
+              <w:t>处理非生产/非销售类出库（如报废、样品等）</w:t>
+            </w:r>
+          </w:p>
+        </w:tc>
+      </w:tr>
+      <w:tr>
+        <w:tc>
+          <w:tcPr>
+            <w:tcW w:type="dxa" w:w="4533"/>
+          </w:tcPr>
+          <w:p>
+            <w:r>
+              <w:rPr>
+                <w:sz w:val="20"/>
+              </w:rPr>
+              <w:t>杂项入库</w:t>
+            </w:r>
+          </w:p>
+        </w:tc>
+        <w:tc>
+          <w:tcPr>
+            <w:tcW w:type="dxa" w:w="4533"/>
+          </w:tcPr>
+          <w:p>
+            <w:r>
+              <w:rPr>
+                <w:sz w:val="20"/>
+              </w:rPr>
+              <w:t>处理非采购/非生产类入库（如调整入库等）</w:t>
+            </w:r>
+          </w:p>
+        </w:tc>
+      </w:tr>
+      <w:tr>
+        <w:tc>
+          <w:tcPr>
+            <w:tcW w:type="dxa" w:w="4533"/>
+          </w:tcPr>
+          <w:p>
+            <w:r>
+              <w:rPr>
+                <w:sz w:val="20"/>
+              </w:rPr>
+              <w:t>库存调拨</w:t>
+            </w:r>
+          </w:p>
+        </w:tc>
+        <w:tc>
+          <w:tcPr>
+            <w:tcW w:type="dxa" w:w="4533"/>
+          </w:tcPr>
+          <w:p>
+            <w:r>
+              <w:rPr>
+                <w:sz w:val="20"/>
+              </w:rPr>
+              <w:t>仓库间库存转移，流程：提交审批-&gt;执行调拨</w:t>
             </w:r>
           </w:p>
         </w:tc>
@@ -4946,12 +4242,12 @@
         <w:pStyle w:val="Heading2"/>
       </w:pPr>
       <w:r>
-        <w:t>9.2 使用方式</w:t>
+        <w:t>7.7 库存盘点</w:t>
       </w:r>
     </w:p>
     <w:p>
       <w:r>
-        <w:t>在系统任意页面可唤起AI对话抽屉（全局 AiChatDrawer 组件）。在对话框中输入问题，AI将自动处理并以 Markdown 格式返回结果。支持会话管理，可查看历史对话记录。AI回复支持思考中、内容、完成、错误、图表等多种消息类型。</w:t>
+        <w:t>操作步骤：创建盘点计划 -&gt; 生成盘点明细 -&gt; 实盘录入 -&gt; 提交审批 -&gt; 审批通过 -&gt; 过账调整（自动更新库存）。</w:t>
       </w:r>
     </w:p>
     <w:p>
@@ -4959,12 +4255,12 @@
         <w:pStyle w:val="Heading2"/>
       </w:pPr>
       <w:r>
-        <w:t>9.3 数据查询Agent</w:t>
+        <w:t>7.8 库存预警</w:t>
       </w:r>
     </w:p>
     <w:p>
       <w:r>
-        <w:t>数据查询Agent基于Supervisor+SubAgent架构，Agent自动调用工具链完成查询：首先查询可用的数据表列表，然后查看目标表的结构，最后生成并执行SQL查询。出于安全考虑，SQL执行仅允许SELECT语句，内置危险关键词黑名单，表名限制为业务表前缀（bd_/so_/pu_/prd_/wm_/sch_），自动注入租户隔离条件。</w:t>
+        <w:t>点击"执行检查"手动触发全量扫描，低于安全库存或超出库存范围时自动生成预警记录，支持处理和导出。</w:t>
       </w:r>
     </w:p>
     <w:p>
@@ -4972,12 +4268,12 @@
         <w:pStyle w:val="Heading2"/>
       </w:pPr>
       <w:r>
-        <w:t>9.4 知识库管理</w:t>
+        <w:t>7.9 库存台账校验</w:t>
       </w:r>
     </w:p>
     <w:p>
       <w:r>
-        <w:t>知识库管理用于创建和维护AI知识库。可新增知识库并上传文档（PDF、Word、文本等），系统自动进行文档切分和向量化处理。支持检索测试功能，可在知识库页面直接测试检索效果。每条知识库可配置Embedding模型。</w:t>
+        <w:t>核对账面数量与事务记录的一致性，差异数量红色高亮显示，支持按物料校验和全量校验。</w:t>
       </w:r>
     </w:p>
     <w:p>
@@ -4985,25 +4281,12 @@
         <w:pStyle w:val="Heading2"/>
       </w:pPr>
       <w:r>
-        <w:t>9.5 AI模型配置</w:t>
+        <w:t>7.10 库存估值</w:t>
       </w:r>
     </w:p>
     <w:p>
       <w:r>
-        <w:t>AI模型配置管理支持多厂商多模型的管理。可添加AI厂商（如DeepSeek、通义千问、智谱、Ollama等），在厂商下配置具体模型，设置模型名称、类型（对话/向量/重排序）、最大Token、温度参数等。支持设置默认模型，运行时由系统动态构建并缓存ChatModel。</w:t>
-      </w:r>
-    </w:p>
-    <w:p>
-      <w:r>
-        <w:br w:type="page"/>
-      </w:r>
-    </w:p>
-    <w:p>
-      <w:pPr>
-        <w:pStyle w:val="Heading1"/>
-      </w:pPr>
-      <w:r>
-        <w:t>第十章 支付管理与报表</w:t>
+        <w:t>只读展示库存价值核算数据，包含库存数量、单位成本和库存总金额（红色高亮），支持按物料和仓库筛选。</w:t>
       </w:r>
     </w:p>
     <w:p>
@@ -5011,12 +4294,12 @@
         <w:pStyle w:val="Heading2"/>
       </w:pPr>
       <w:r>
-        <w:t>10.1 支付管理</w:t>
+        <w:t>7.11 批次与序列号管理</w:t>
       </w:r>
     </w:p>
     <w:p>
       <w:r>
-        <w:t>支付管理模块集成了支付网关，支持多支付渠道接入。主要功能包括：支付订单管理（创建、查询、状态跟踪）、发票管理（创建、查询发票信息）、退款管理和账单对账。支付订单记录商户订单号、第三方订单号、订单状态、总金额、实际支付金额、支付方式、支付时间等信息。</w:t>
+        <w:t>批次管理追踪物料批次信息，支持自动编码生成、数量更新、状态变更和过期检查。序列号管理追踪单品级物料唯一标识，支持批量生成、绑定/解绑库存、状态变更。</w:t>
       </w:r>
     </w:p>
     <w:p>
@@ -5024,30 +4307,12 @@
         <w:pStyle w:val="Heading2"/>
       </w:pPr>
       <w:r>
-        <w:t>10.2 积木报表</w:t>
+        <w:t>7.12 条码管理</w:t>
       </w:r>
     </w:p>
     <w:p>
       <w:r>
-        <w:t>积木报表（JimuReport）是内置的在线报表设计引擎，支持拖拽式报表配置和数据可视化展示。用户可在线设计报表模板，通过简单的拖拽操作配置数据源、行列字段和图表样式，大幅降低业务报表的开发门槛。</w:t>
-      </w:r>
-    </w:p>
-    <w:p>
-      <w:r>
-        <w:br w:type="page"/>
-      </w:r>
-    </w:p>
-    <w:p>
-      <w:pPr>
-        <w:pStyle w:val="Heading1"/>
-      </w:pPr>
-      <w:r>
-        <w:t>第十一章 系统管理</w:t>
-      </w:r>
-    </w:p>
-    <w:p>
-      <w:r>
-        <w:t>系统管理模块提供用户、角色、菜单、部门、租户、字典等基础管理功能，是整个系统运行的基础支撑。</w:t>
+        <w:t>条码配置定义生成规则，条码实例是具体生成的条码记录。支持批量生成，状态包括可用、已使用、已过期。</w:t>
       </w:r>
     </w:p>
     <w:p>
@@ -5055,85 +4320,7 @@
         <w:pStyle w:val="Heading2"/>
       </w:pPr>
       <w:r>
-        <w:t>11.1 用户管理</w:t>
-      </w:r>
-    </w:p>
-    <w:p>
-      <w:r>
-        <w:t>用户管理用于维护系统用户信息，包括创建用户、分配角色、导入导出、密码重置等。每个用户可设置用户名、昵称、手机号、邮箱、部门、岗位等信息。支持为用户分配多个角色，角色决定用户在系统中的菜单和数据权限。</w:t>
-      </w:r>
-    </w:p>
-    <w:p>
-      <w:pPr>
-        <w:pStyle w:val="Heading2"/>
-      </w:pPr>
-      <w:r>
-        <w:t>11.2 角色管理</w:t>
-      </w:r>
-    </w:p>
-    <w:p>
-      <w:r>
-        <w:t>角色管理用于定义系统中的权限角色。每个角色可配置菜单权限（控制用户可见的功能页面）和数据权限（控制用户可见的数据范围，如全部/本部门/本人等）。支持查看角色已授权的用户列表。</w:t>
-      </w:r>
-    </w:p>
-    <w:p>
-      <w:pPr>
-        <w:pStyle w:val="Heading2"/>
-      </w:pPr>
-      <w:r>
-        <w:t>11.3 菜单管理</w:t>
-      </w:r>
-    </w:p>
-    <w:p>
-      <w:r>
-        <w:t>菜单管理采用树形结构维护系统的导航菜单，支持目录、菜单、按钮三种类型。目录用于组织菜单层级，菜单对应具体的功能页面，按钮对应页面内的操作权限。</w:t>
-      </w:r>
-    </w:p>
-    <w:p>
-      <w:pPr>
-        <w:pStyle w:val="Heading2"/>
-      </w:pPr>
-      <w:r>
-        <w:t>11.4 部门管理</w:t>
-      </w:r>
-    </w:p>
-    <w:p>
-      <w:r>
-        <w:t>部门管理采用树形结构维护企业的组织架构，支持多级部门设置。部门数据被用户管理和数据权限引用。</w:t>
-      </w:r>
-    </w:p>
-    <w:p>
-      <w:pPr>
-        <w:pStyle w:val="Heading2"/>
-      </w:pPr>
-      <w:r>
-        <w:t>11.5 字典管理</w:t>
-      </w:r>
-    </w:p>
-    <w:p>
-      <w:r>
-        <w:t>字典管理维护系统中的下拉选项数据，如订单状态、物料类型、优先级等。每个字典类型包含多个字典值，字典值支持排序和状态管理。</w:t>
-      </w:r>
-    </w:p>
-    <w:p>
-      <w:pPr>
-        <w:pStyle w:val="Heading2"/>
-      </w:pPr>
-      <w:r>
-        <w:t>11.6 租户管理</w:t>
-      </w:r>
-    </w:p>
-    <w:p>
-      <w:r>
-        <w:t>系统支持多租户架构，租户管理用于创建和管理租户信息。每个租户可配置功能套餐（控制该租户可用的功能模块），实现多组织隔离管理。</w:t>
-      </w:r>
-    </w:p>
-    <w:p>
-      <w:pPr>
-        <w:pStyle w:val="Heading2"/>
-      </w:pPr>
-      <w:r>
-        <w:t>11.7 其他系统功能</w:t>
+        <w:t>7.13 物料追溯</w:t>
       </w:r>
     </w:p>
     <w:tbl>
@@ -5160,7 +4347,7 @@
                 <w:color w:val="FFFFFF"/>
                 <w:sz w:val="20"/>
               </w:rPr>
-              <w:t>功能</w:t>
+              <w:t>追溯模式</w:t>
             </w:r>
           </w:p>
         </w:tc>
@@ -5191,7 +4378,7 @@
               <w:rPr>
                 <w:sz w:val="20"/>
               </w:rPr>
-              <w:t>参数配置</w:t>
+              <w:t>正向追溯</w:t>
             </w:r>
           </w:p>
         </w:tc>
@@ -5204,7 +4391,7 @@
               <w:rPr>
                 <w:sz w:val="20"/>
               </w:rPr>
-              <w:t>系统参数键值对配置，控制系统运行行为</w:t>
+              <w:t>从原材料追溯到成品，查看某批原材料被用于哪些成品生产</w:t>
             </w:r>
           </w:p>
         </w:tc>
@@ -5219,7 +4406,7 @@
               <w:rPr>
                 <w:sz w:val="20"/>
               </w:rPr>
-              <w:t>通知公告</w:t>
+              <w:t>反向追溯</w:t>
             </w:r>
           </w:p>
         </w:tc>
@@ -5232,7 +4419,84 @@
               <w:rPr>
                 <w:sz w:val="20"/>
               </w:rPr>
-              <w:t>系统通知与公告管理，支持通知/公告两种类型</w:t>
+              <w:t>从成品追溯到原材料，查看某成品使用了哪些原材料批次</w:t>
+            </w:r>
+          </w:p>
+        </w:tc>
+      </w:tr>
+    </w:tbl>
+    <w:p>
+      <w:r>
+        <w:t>支持按物料编码、批次编码、序列号检索，结果提供树形视图和列表视图。</w:t>
+      </w:r>
+    </w:p>
+    <w:p>
+      <w:pPr>
+        <w:pStyle w:val="Heading2"/>
+      </w:pPr>
+      <w:r>
+        <w:t>7.14 拣货与上架策略</w:t>
+      </w:r>
+    </w:p>
+    <w:p>
+      <w:r>
+        <w:t>拣货规则配置出库拣货策略（如FIFO），上架规则配置入库推荐上架位置策略。</w:t>
+      </w:r>
+    </w:p>
+    <w:p>
+      <w:pPr>
+        <w:pStyle w:val="Heading2"/>
+      </w:pPr>
+      <w:r>
+        <w:t>7.15 库存报表 【新增】</w:t>
+      </w:r>
+    </w:p>
+    <w:p>
+      <w:r>
+        <w:t>库存报表采用选项卡布局，提供三个分析维度：</w:t>
+      </w:r>
+    </w:p>
+    <w:tbl>
+      <w:tblPr>
+        <w:tblStyle w:val="TableGrid"/>
+        <w:tblW w:type="auto" w:w="0"/>
+        <w:jc w:val="center"/>
+        <w:tblLook w:firstColumn="1" w:firstRow="1" w:lastColumn="0" w:lastRow="0" w:noHBand="0" w:noVBand="1" w:val="04A0"/>
+      </w:tblPr>
+      <w:tblGrid>
+        <w:gridCol w:w="4533"/>
+        <w:gridCol w:w="4533"/>
+      </w:tblGrid>
+      <w:tr>
+        <w:tc>
+          <w:tcPr>
+            <w:tcW w:type="dxa" w:w="4533"/>
+            <w:shd w:fill="2B579A" w:val="clear"/>
+          </w:tcPr>
+          <w:p>
+            <w:r>
+              <w:rPr>
+                <w:b/>
+                <w:color w:val="FFFFFF"/>
+                <w:sz w:val="20"/>
+              </w:rPr>
+              <w:t>分析维度</w:t>
+            </w:r>
+          </w:p>
+        </w:tc>
+        <w:tc>
+          <w:tcPr>
+            <w:tcW w:type="dxa" w:w="4533"/>
+            <w:shd w:fill="2B579A" w:val="clear"/>
+          </w:tcPr>
+          <w:p>
+            <w:r>
+              <w:rPr>
+                <w:b/>
+                <w:color w:val="FFFFFF"/>
+                <w:sz w:val="20"/>
+              </w:rPr>
+              <w:t>说明</w:t>
             </w:r>
           </w:p>
         </w:tc>
@@ -5247,7 +4511,7 @@
               <w:rPr>
                 <w:sz w:val="20"/>
               </w:rPr>
-              <w:t>文件管理</w:t>
+              <w:t>库存汇总</w:t>
             </w:r>
           </w:p>
         </w:tc>
@@ -5260,7 +4524,7 @@
               <w:rPr>
                 <w:sz w:val="20"/>
               </w:rPr>
-              <w:t>OSS文件上传与管理，支持多种文件类型</w:t>
+              <w:t>饼图展示各物料分类的库存金额分布 + 数据表格（物料数、总数量、总金额）</w:t>
             </w:r>
           </w:p>
         </w:tc>
@@ -5275,7 +4539,7 @@
               <w:rPr>
                 <w:sz w:val="20"/>
               </w:rPr>
-              <w:t>在线用户</w:t>
+              <w:t>库龄分析</w:t>
             </w:r>
           </w:p>
         </w:tc>
@@ -5288,7 +4552,7 @@
               <w:rPr>
                 <w:sz w:val="20"/>
               </w:rPr>
-              <w:t>查看当前在线用户，支持强制下线操作</w:t>
+              <w:t>柱状图展示不同库龄区间的金额分布 + 数据表格（SKU数、总数量、总金额）</w:t>
             </w:r>
           </w:p>
         </w:tc>
@@ -5303,6 +4567,1911 @@
               <w:rPr>
                 <w:sz w:val="20"/>
               </w:rPr>
+              <w:t>库存周转率</w:t>
+            </w:r>
+          </w:p>
+        </w:tc>
+        <w:tc>
+          <w:tcPr>
+            <w:tcW w:type="dxa" w:w="4533"/>
+          </w:tcPr>
+          <w:p>
+            <w:r>
+              <w:rPr>
+                <w:sz w:val="20"/>
+              </w:rPr>
+              <w:t>多折线图展示各分类的月度周转率趋势</w:t>
+            </w:r>
+          </w:p>
+        </w:tc>
+      </w:tr>
+    </w:tbl>
+    <w:p>
+      <w:pPr>
+        <w:pStyle w:val="Heading2"/>
+      </w:pPr>
+      <w:r>
+        <w:t>7.16 3D仓储可视化 【新增】</w:t>
+      </w:r>
+    </w:p>
+    <w:p>
+      <w:r>
+        <w:t>3D仓储可视化功能为库区和库位提供三维空间配置能力。通过3D配置面板可设置：位置与尺寸（XYZ坐标、宽高深、旋转角度）、外观样式（各状态颜色、透明度、标签、边框）、高级配置（模型类型、货架参数、层/列/行数等）。配置完成后可以在3D视图中直观展示仓库布局。</w:t>
+      </w:r>
+    </w:p>
+    <w:p>
+      <w:r>
+        <w:br w:type="page"/>
+      </w:r>
+    </w:p>
+    <w:p>
+      <w:pPr>
+        <w:pStyle w:val="Heading1"/>
+      </w:pPr>
+      <w:r>
+        <w:t>第八章 排产调度</w:t>
+      </w:r>
+    </w:p>
+    <w:p>
+      <w:r>
+        <w:t>排产调度模块提供班次与班组管理、工人档案、考勤记录、假期管理、排班计划等能力，帮助企业精细管理人力与产能资源。</w:t>
+      </w:r>
+    </w:p>
+    <w:p>
+      <w:pPr>
+        <w:pStyle w:val="Heading2"/>
+      </w:pPr>
+      <w:r>
+        <w:t>8.1 班次管理</w:t>
+      </w:r>
+    </w:p>
+    <w:p>
+      <w:r>
+        <w:t>定义上下班时间规则，包含班次编码、名称、开始/结束时间、工时、是否跨天、班次类别。</w:t>
+      </w:r>
+    </w:p>
+    <w:p>
+      <w:pPr>
+        <w:pStyle w:val="Heading2"/>
+      </w:pPr>
+      <w:r>
+        <w:t>8.2 班组管理</w:t>
+      </w:r>
+    </w:p>
+    <w:p>
+      <w:r>
+        <w:t>车间下的生产团队组织单元，包含班组编码、名称、类别、所属车间、班组长和状态。</w:t>
+      </w:r>
+    </w:p>
+    <w:p>
+      <w:pPr>
+        <w:pStyle w:val="Heading2"/>
+      </w:pPr>
+      <w:r>
+        <w:t>8.3 工人档案</w:t>
+      </w:r>
+    </w:p>
+    <w:p>
+      <w:r>
+        <w:t>维护车间工人信息，包括工号、姓名、手机号、性别、工种、技能等级、在岗状态等。</w:t>
+      </w:r>
+    </w:p>
+    <w:p>
+      <w:pPr>
+        <w:pStyle w:val="Heading2"/>
+      </w:pPr>
+      <w:r>
+        <w:t>8.4 排班计划</w:t>
+      </w:r>
+    </w:p>
+    <w:p>
+      <w:r>
+        <w:t>规划排班周期，支持发布状态控制（已发布禁止修改），可关联班组并自动生成员工排班明细。</w:t>
+      </w:r>
+    </w:p>
+    <w:p>
+      <w:pPr>
+        <w:pStyle w:val="Heading2"/>
+      </w:pPr>
+      <w:r>
+        <w:t>8.5 员工排班</w:t>
+      </w:r>
+    </w:p>
+    <w:p>
+      <w:r>
+        <w:t>展示每位员工每天的班次安排，可由排班计划自动生成或手动调整。</w:t>
+      </w:r>
+    </w:p>
+    <w:p>
+      <w:pPr>
+        <w:pStyle w:val="Heading2"/>
+      </w:pPr>
+      <w:r>
+        <w:t>8.6 打卡规则</w:t>
+      </w:r>
+    </w:p>
+    <w:p>
+      <w:r>
+        <w:t>配置考勤打卡时间窗口、允许范围、迟到/早退判定标准。</w:t>
+      </w:r>
+    </w:p>
+    <w:p>
+      <w:pPr>
+        <w:pStyle w:val="Heading2"/>
+      </w:pPr>
+      <w:r>
+        <w:t>8.7 节假日管理</w:t>
+      </w:r>
+    </w:p>
+    <w:p>
+      <w:r>
+        <w:t>可视化日历视图管理节假日，支持农历显示，班（黄色）/休（绿色）标签区分。</w:t>
+      </w:r>
+    </w:p>
+    <w:p>
+      <w:pPr>
+        <w:pStyle w:val="Heading2"/>
+      </w:pPr>
+      <w:r>
+        <w:t>8.8 考勤记录</w:t>
+      </w:r>
+    </w:p>
+    <w:p>
+      <w:r>
+        <w:t>展示员工每日考勤数据：打卡时间、迟到/早退分钟数、考勤结果、数据来源。</w:t>
+      </w:r>
+    </w:p>
+    <w:p>
+      <w:pPr>
+        <w:pStyle w:val="Heading2"/>
+      </w:pPr>
+      <w:r>
+        <w:t>8.9 移动端考勤</w:t>
+      </w:r>
+    </w:p>
+    <w:p>
+      <w:r>
+        <w:t>工人可通过APP查看今日排班、打卡、查看考勤历史，数据与PC端实时同步。</w:t>
+      </w:r>
+    </w:p>
+    <w:p>
+      <w:r>
+        <w:br w:type="page"/>
+      </w:r>
+    </w:p>
+    <w:p>
+      <w:pPr>
+        <w:pStyle w:val="Heading1"/>
+      </w:pPr>
+      <w:r>
+        <w:t>第九章 工作流审批</w:t>
+      </w:r>
+    </w:p>
+    <w:p>
+      <w:r>
+        <w:t>NexusERP 集成了 Flowable 7.0 工作流引擎，支持复杂审批流程，可与各业务模块深度联动。支持多级审批、转办、委派、加减签、会签、或签、票签等多种审批场景。</w:t>
+      </w:r>
+    </w:p>
+    <w:p>
+      <w:pPr>
+        <w:pStyle w:val="Heading2"/>
+      </w:pPr>
+      <w:r>
+        <w:t>9.1 发起审批</w:t>
+      </w:r>
+    </w:p>
+    <w:p>
+      <w:r>
+        <w:t>在支持审批的业务单据页面点击"提交"按钮发起审批流程。提交后单据进入"审批中"状态。可在操作列点击"流程"按钮查看审批进度和流程图。</w:t>
+      </w:r>
+    </w:p>
+    <w:p>
+      <w:pPr>
+        <w:pStyle w:val="Heading2"/>
+      </w:pPr>
+      <w:r>
+        <w:t>9.2 审批处理</w:t>
+      </w:r>
+    </w:p>
+    <w:p>
+      <w:r>
+        <w:t>审批人在"工作流 &gt; 我的待办"页面查看待审批任务，点击"办理"进入审批页面。支持通过、驳回、退回三种操作，退回时可选择退回节点。</w:t>
+      </w:r>
+    </w:p>
+    <w:p>
+      <w:pPr>
+        <w:pStyle w:val="Heading2"/>
+      </w:pPr>
+      <w:r>
+        <w:t>9.3 待签收任务 【新增】</w:t>
+      </w:r>
+    </w:p>
+    <w:p>
+      <w:r>
+        <w:t>待签收任务页面展示当前用户可签收的流程任务列表。用户可对任务执行"签收"操作，签收后任务自动转入个人待办列表。显示任务编号、流程名称、任务节点、流程版本、发起人、接收时间等信息。</w:t>
+      </w:r>
+    </w:p>
+    <w:p>
+      <w:pPr>
+        <w:pStyle w:val="Heading2"/>
+      </w:pPr>
+      <w:r>
+        <w:t>9.4 发起流程 【新增】</w:t>
+      </w:r>
+    </w:p>
+    <w:p>
+      <w:r>
+        <w:t>发起流程页面展示所有可发起的流程定义列表，显示流程标识、名称、分类、版本、状态。用户点击"发起"按钮后进入流程发起页面，系统动态渲染关联表单，填写表单数据后提交即可启动流程实例。支持查看流程图（BPMN预览）。</w:t>
+      </w:r>
+    </w:p>
+    <w:p>
+      <w:pPr>
+        <w:pStyle w:val="Heading2"/>
+      </w:pPr>
+      <w:r>
+        <w:t>9.5 流程管理功能总览</w:t>
+      </w:r>
+    </w:p>
+    <w:tbl>
+      <w:tblPr>
+        <w:tblStyle w:val="TableGrid"/>
+        <w:tblW w:type="auto" w:w="0"/>
+        <w:jc w:val="center"/>
+        <w:tblLook w:firstColumn="1" w:firstRow="1" w:lastColumn="0" w:lastRow="0" w:noHBand="0" w:noVBand="1" w:val="04A0"/>
+      </w:tblPr>
+      <w:tblGrid>
+        <w:gridCol w:w="4533"/>
+        <w:gridCol w:w="4533"/>
+      </w:tblGrid>
+      <w:tr>
+        <w:tc>
+          <w:tcPr>
+            <w:tcW w:type="dxa" w:w="4533"/>
+            <w:shd w:fill="2B579A" w:val="clear"/>
+          </w:tcPr>
+          <w:p>
+            <w:r>
+              <w:rPr>
+                <w:b/>
+                <w:color w:val="FFFFFF"/>
+                <w:sz w:val="20"/>
+              </w:rPr>
+              <w:t>功能</w:t>
+            </w:r>
+          </w:p>
+        </w:tc>
+        <w:tc>
+          <w:tcPr>
+            <w:tcW w:type="dxa" w:w="4533"/>
+            <w:shd w:fill="2B579A" w:val="clear"/>
+          </w:tcPr>
+          <w:p>
+            <w:r>
+              <w:rPr>
+                <w:b/>
+                <w:color w:val="FFFFFF"/>
+                <w:sz w:val="20"/>
+              </w:rPr>
+              <w:t>说明</w:t>
+            </w:r>
+          </w:p>
+        </w:tc>
+      </w:tr>
+      <w:tr>
+        <w:tc>
+          <w:tcPr>
+            <w:tcW w:type="dxa" w:w="4533"/>
+          </w:tcPr>
+          <w:p>
+            <w:r>
+              <w:rPr>
+                <w:sz w:val="20"/>
+              </w:rPr>
+              <w:t>流程定义</w:t>
+            </w:r>
+          </w:p>
+        </w:tc>
+        <w:tc>
+          <w:tcPr>
+            <w:tcW w:type="dxa" w:w="4533"/>
+          </w:tcPr>
+          <w:p>
+            <w:r>
+              <w:rPr>
+                <w:sz w:val="20"/>
+              </w:rPr>
+              <w:t>查看已部署的工作流定义，可发起新流程</w:t>
+            </w:r>
+          </w:p>
+        </w:tc>
+      </w:tr>
+      <w:tr>
+        <w:tc>
+          <w:tcPr>
+            <w:tcW w:type="dxa" w:w="4533"/>
+          </w:tcPr>
+          <w:p>
+            <w:r>
+              <w:rPr>
+                <w:sz w:val="20"/>
+              </w:rPr>
+              <w:t>我的待办</w:t>
+            </w:r>
+          </w:p>
+        </w:tc>
+        <w:tc>
+          <w:tcPr>
+            <w:tcW w:type="dxa" w:w="4533"/>
+          </w:tcPr>
+          <w:p>
+            <w:r>
+              <w:rPr>
+                <w:sz w:val="20"/>
+              </w:rPr>
+              <w:t>查看当前用户待审批的流程任务</w:t>
+            </w:r>
+          </w:p>
+        </w:tc>
+      </w:tr>
+      <w:tr>
+        <w:tc>
+          <w:tcPr>
+            <w:tcW w:type="dxa" w:w="4533"/>
+          </w:tcPr>
+          <w:p>
+            <w:r>
+              <w:rPr>
+                <w:sz w:val="20"/>
+              </w:rPr>
+              <w:t>我的已办</w:t>
+            </w:r>
+          </w:p>
+        </w:tc>
+        <w:tc>
+          <w:tcPr>
+            <w:tcW w:type="dxa" w:w="4533"/>
+          </w:tcPr>
+          <w:p>
+            <w:r>
+              <w:rPr>
+                <w:sz w:val="20"/>
+              </w:rPr>
+              <w:t>查看当前用户已处理的流程任务</w:t>
+            </w:r>
+          </w:p>
+        </w:tc>
+      </w:tr>
+      <w:tr>
+        <w:tc>
+          <w:tcPr>
+            <w:tcW w:type="dxa" w:w="4533"/>
+          </w:tcPr>
+          <w:p>
+            <w:r>
+              <w:rPr>
+                <w:sz w:val="20"/>
+              </w:rPr>
+              <w:t>我发起的</w:t>
+            </w:r>
+          </w:p>
+        </w:tc>
+        <w:tc>
+          <w:tcPr>
+            <w:tcW w:type="dxa" w:w="4533"/>
+          </w:tcPr>
+          <w:p>
+            <w:r>
+              <w:rPr>
+                <w:sz w:val="20"/>
+              </w:rPr>
+              <w:t>查看当前用户发起的流程及其状态</w:t>
+            </w:r>
+          </w:p>
+        </w:tc>
+      </w:tr>
+      <w:tr>
+        <w:tc>
+          <w:tcPr>
+            <w:tcW w:type="dxa" w:w="4533"/>
+          </w:tcPr>
+          <w:p>
+            <w:r>
+              <w:rPr>
+                <w:sz w:val="20"/>
+              </w:rPr>
+              <w:t>抄送给我</w:t>
+            </w:r>
+          </w:p>
+        </w:tc>
+        <w:tc>
+          <w:tcPr>
+            <w:tcW w:type="dxa" w:w="4533"/>
+          </w:tcPr>
+          <w:p>
+            <w:r>
+              <w:rPr>
+                <w:sz w:val="20"/>
+              </w:rPr>
+              <w:t>查看抄送给当前用户的流程</w:t>
+            </w:r>
+          </w:p>
+        </w:tc>
+      </w:tr>
+      <w:tr>
+        <w:tc>
+          <w:tcPr>
+            <w:tcW w:type="dxa" w:w="4533"/>
+          </w:tcPr>
+          <w:p>
+            <w:r>
+              <w:rPr>
+                <w:sz w:val="20"/>
+              </w:rPr>
+              <w:t>待签收任务</w:t>
+            </w:r>
+          </w:p>
+        </w:tc>
+        <w:tc>
+          <w:tcPr>
+            <w:tcW w:type="dxa" w:w="4533"/>
+          </w:tcPr>
+          <w:p>
+            <w:r>
+              <w:rPr>
+                <w:sz w:val="20"/>
+              </w:rPr>
+              <w:t>【新增】查看可签收的任务并签收</w:t>
+            </w:r>
+          </w:p>
+        </w:tc>
+      </w:tr>
+      <w:tr>
+        <w:tc>
+          <w:tcPr>
+            <w:tcW w:type="dxa" w:w="4533"/>
+          </w:tcPr>
+          <w:p>
+            <w:r>
+              <w:rPr>
+                <w:sz w:val="20"/>
+              </w:rPr>
+              <w:t>发起流程</w:t>
+            </w:r>
+          </w:p>
+        </w:tc>
+        <w:tc>
+          <w:tcPr>
+            <w:tcW w:type="dxa" w:w="4533"/>
+          </w:tcPr>
+          <w:p>
+            <w:r>
+              <w:rPr>
+                <w:sz w:val="20"/>
+              </w:rPr>
+              <w:t>【新增】从流程定义列表发起新流程</w:t>
+            </w:r>
+          </w:p>
+        </w:tc>
+      </w:tr>
+      <w:tr>
+        <w:tc>
+          <w:tcPr>
+            <w:tcW w:type="dxa" w:w="4533"/>
+          </w:tcPr>
+          <w:p>
+            <w:r>
+              <w:rPr>
+                <w:sz w:val="20"/>
+              </w:rPr>
+              <w:t>流程部署管理</w:t>
+            </w:r>
+          </w:p>
+        </w:tc>
+        <w:tc>
+          <w:tcPr>
+            <w:tcW w:type="dxa" w:w="4533"/>
+          </w:tcPr>
+          <w:p>
+            <w:r>
+              <w:rPr>
+                <w:sz w:val="20"/>
+              </w:rPr>
+              <w:t>管理已部署的工作流，查看历史版本</w:t>
+            </w:r>
+          </w:p>
+        </w:tc>
+      </w:tr>
+      <w:tr>
+        <w:tc>
+          <w:tcPr>
+            <w:tcW w:type="dxa" w:w="4533"/>
+          </w:tcPr>
+          <w:p>
+            <w:r>
+              <w:rPr>
+                <w:sz w:val="20"/>
+              </w:rPr>
+              <w:t>流程模型设计</w:t>
+            </w:r>
+          </w:p>
+        </w:tc>
+        <w:tc>
+          <w:tcPr>
+            <w:tcW w:type="dxa" w:w="4533"/>
+          </w:tcPr>
+          <w:p>
+            <w:r>
+              <w:rPr>
+                <w:sz w:val="20"/>
+              </w:rPr>
+              <w:t>使用可视化设计器创建和编辑工作流模型</w:t>
+            </w:r>
+          </w:p>
+        </w:tc>
+      </w:tr>
+      <w:tr>
+        <w:tc>
+          <w:tcPr>
+            <w:tcW w:type="dxa" w:w="4533"/>
+          </w:tcPr>
+          <w:p>
+            <w:r>
+              <w:rPr>
+                <w:sz w:val="20"/>
+              </w:rPr>
+              <w:t>流程分类</w:t>
+            </w:r>
+          </w:p>
+        </w:tc>
+        <w:tc>
+          <w:tcPr>
+            <w:tcW w:type="dxa" w:w="4533"/>
+          </w:tcPr>
+          <w:p>
+            <w:r>
+              <w:rPr>
+                <w:sz w:val="20"/>
+              </w:rPr>
+              <w:t>管理工作流的分类体系</w:t>
+            </w:r>
+          </w:p>
+        </w:tc>
+      </w:tr>
+      <w:tr>
+        <w:tc>
+          <w:tcPr>
+            <w:tcW w:type="dxa" w:w="4533"/>
+          </w:tcPr>
+          <w:p>
+            <w:r>
+              <w:rPr>
+                <w:sz w:val="20"/>
+              </w:rPr>
+              <w:t>自定义表单</w:t>
+            </w:r>
+          </w:p>
+        </w:tc>
+        <w:tc>
+          <w:tcPr>
+            <w:tcW w:type="dxa" w:w="4533"/>
+          </w:tcPr>
+          <w:p>
+            <w:r>
+              <w:rPr>
+                <w:sz w:val="20"/>
+              </w:rPr>
+              <w:t>工作流自定义表单设计器</w:t>
+            </w:r>
+          </w:p>
+        </w:tc>
+      </w:tr>
+    </w:tbl>
+    <w:p>
+      <w:pPr>
+        <w:pStyle w:val="Heading2"/>
+      </w:pPr>
+      <w:r>
+        <w:t>9.6 流程操作组件 【新增】</w:t>
+      </w:r>
+    </w:p>
+    <w:p>
+      <w:r>
+        <w:t>本次新增了多个可复用的流程操作组件，提升审批体验：</w:t>
+      </w:r>
+    </w:p>
+    <w:tbl>
+      <w:tblPr>
+        <w:tblStyle w:val="TableGrid"/>
+        <w:tblW w:type="auto" w:w="0"/>
+        <w:jc w:val="center"/>
+        <w:tblLook w:firstColumn="1" w:firstRow="1" w:lastColumn="0" w:lastRow="0" w:noHBand="0" w:noVBand="1" w:val="04A0"/>
+      </w:tblPr>
+      <w:tblGrid>
+        <w:gridCol w:w="4533"/>
+        <w:gridCol w:w="4533"/>
+      </w:tblGrid>
+      <w:tr>
+        <w:tc>
+          <w:tcPr>
+            <w:tcW w:type="dxa" w:w="4533"/>
+            <w:shd w:fill="2B579A" w:val="clear"/>
+          </w:tcPr>
+          <w:p>
+            <w:r>
+              <w:rPr>
+                <w:b/>
+                <w:color w:val="FFFFFF"/>
+                <w:sz w:val="20"/>
+              </w:rPr>
+              <w:t>组件</w:t>
+            </w:r>
+          </w:p>
+        </w:tc>
+        <w:tc>
+          <w:tcPr>
+            <w:tcW w:type="dxa" w:w="4533"/>
+            <w:shd w:fill="2B579A" w:val="clear"/>
+          </w:tcPr>
+          <w:p>
+            <w:r>
+              <w:rPr>
+                <w:b/>
+                <w:color w:val="FFFFFF"/>
+                <w:sz w:val="20"/>
+              </w:rPr>
+              <w:t>说明</w:t>
+            </w:r>
+          </w:p>
+        </w:tc>
+      </w:tr>
+      <w:tr>
+        <w:tc>
+          <w:tcPr>
+            <w:tcW w:type="dxa" w:w="4533"/>
+          </w:tcPr>
+          <w:p>
+            <w:r>
+              <w:rPr>
+                <w:sz w:val="20"/>
+              </w:rPr>
+              <w:t>提交申请按钮</w:t>
+            </w:r>
+          </w:p>
+        </w:tc>
+        <w:tc>
+          <w:tcPr>
+            <w:tcW w:type="dxa" w:w="4533"/>
+          </w:tcPr>
+          <w:p>
+            <w:r>
+              <w:rPr>
+                <w:sz w:val="20"/>
+              </w:rPr>
+              <w:t>处理首次发起与驳回/退回场景，支持选择"重新发起"或"继续发起"</w:t>
+            </w:r>
+          </w:p>
+        </w:tc>
+      </w:tr>
+      <w:tr>
+        <w:tc>
+          <w:tcPr>
+            <w:tcW w:type="dxa" w:w="4533"/>
+          </w:tcPr>
+          <w:p>
+            <w:r>
+              <w:rPr>
+                <w:sz w:val="20"/>
+              </w:rPr>
+              <w:t>撤回按钮</w:t>
+            </w:r>
+          </w:p>
+        </w:tc>
+        <w:tc>
+          <w:tcPr>
+            <w:tcW w:type="dxa" w:w="4533"/>
+          </w:tcPr>
+          <w:p>
+            <w:r>
+              <w:rPr>
+                <w:sz w:val="20"/>
+              </w:rPr>
+              <w:t>弹出撤回原因输入框后提交撤回操作</w:t>
+            </w:r>
+          </w:p>
+        </w:tc>
+      </w:tr>
+      <w:tr>
+        <w:tc>
+          <w:tcPr>
+            <w:tcW w:type="dxa" w:w="4533"/>
+          </w:tcPr>
+          <w:p>
+            <w:r>
+              <w:rPr>
+                <w:sz w:val="20"/>
+              </w:rPr>
+              <w:t>审批处理按钮</w:t>
+            </w:r>
+          </w:p>
+        </w:tc>
+        <w:tc>
+          <w:tcPr>
+            <w:tcW w:type="dxa" w:w="4533"/>
+          </w:tcPr>
+          <w:p>
+            <w:r>
+              <w:rPr>
+                <w:sz w:val="20"/>
+              </w:rPr>
+              <w:t>支持通过、驳回、退回三种操作，退回时可选择退回节点</w:t>
+            </w:r>
+          </w:p>
+        </w:tc>
+      </w:tr>
+      <w:tr>
+        <w:tc>
+          <w:tcPr>
+            <w:tcW w:type="dxa" w:w="4533"/>
+          </w:tcPr>
+          <w:p>
+            <w:r>
+              <w:rPr>
+                <w:sz w:val="20"/>
+              </w:rPr>
+              <w:t>流程历史详情</w:t>
+            </w:r>
+          </w:p>
+        </w:tc>
+        <w:tc>
+          <w:tcPr>
+            <w:tcW w:type="dxa" w:w="4533"/>
+          </w:tcPr>
+          <w:p>
+            <w:r>
+              <w:rPr>
+                <w:sz w:val="20"/>
+              </w:rPr>
+              <w:t>三个选项卡：表单信息、流转记录（时间线）、流程跟踪（BPMN高亮）</w:t>
+            </w:r>
+          </w:p>
+        </w:tc>
+      </w:tr>
+    </w:tbl>
+    <w:p>
+      <w:r>
+        <w:br w:type="page"/>
+      </w:r>
+    </w:p>
+    <w:p>
+      <w:pPr>
+        <w:pStyle w:val="Heading1"/>
+      </w:pPr>
+      <w:r>
+        <w:t>第十章 AI智能助手</w:t>
+      </w:r>
+    </w:p>
+    <w:p>
+      <w:r>
+        <w:t>NexusERP 集成了强大的AI智能助手功能，本次升级大幅扩展了AI模块能力，新增A/B测试、MCP工具管理、Prompt模板、SQL示例、Token用量统计等功能。</w:t>
+      </w:r>
+    </w:p>
+    <w:p>
+      <w:pPr>
+        <w:pStyle w:val="Heading2"/>
+      </w:pPr>
+      <w:r>
+        <w:t>10.1 对话模式</w:t>
+      </w:r>
+    </w:p>
+    <w:tbl>
+      <w:tblPr>
+        <w:tblStyle w:val="TableGrid"/>
+        <w:tblW w:type="auto" w:w="0"/>
+        <w:jc w:val="center"/>
+        <w:tblLook w:firstColumn="1" w:firstRow="1" w:lastColumn="0" w:lastRow="0" w:noHBand="0" w:noVBand="1" w:val="04A0"/>
+      </w:tblPr>
+      <w:tblGrid>
+        <w:gridCol w:w="4533"/>
+        <w:gridCol w:w="4533"/>
+      </w:tblGrid>
+      <w:tr>
+        <w:tc>
+          <w:tcPr>
+            <w:tcW w:type="dxa" w:w="4533"/>
+            <w:shd w:fill="2B579A" w:val="clear"/>
+          </w:tcPr>
+          <w:p>
+            <w:r>
+              <w:rPr>
+                <w:b/>
+                <w:color w:val="FFFFFF"/>
+                <w:sz w:val="20"/>
+              </w:rPr>
+              <w:t>模式</w:t>
+            </w:r>
+          </w:p>
+        </w:tc>
+        <w:tc>
+          <w:tcPr>
+            <w:tcW w:type="dxa" w:w="4533"/>
+            <w:shd w:fill="2B579A" w:val="clear"/>
+          </w:tcPr>
+          <w:p>
+            <w:r>
+              <w:rPr>
+                <w:b/>
+                <w:color w:val="FFFFFF"/>
+                <w:sz w:val="20"/>
+              </w:rPr>
+              <w:t>说明</w:t>
+            </w:r>
+          </w:p>
+        </w:tc>
+      </w:tr>
+      <w:tr>
+        <w:tc>
+          <w:tcPr>
+            <w:tcW w:type="dxa" w:w="4533"/>
+          </w:tcPr>
+          <w:p>
+            <w:r>
+              <w:rPr>
+                <w:sz w:val="20"/>
+              </w:rPr>
+              <w:t>自动模式</w:t>
+            </w:r>
+          </w:p>
+        </w:tc>
+        <w:tc>
+          <w:tcPr>
+            <w:tcW w:type="dxa" w:w="4533"/>
+          </w:tcPr>
+          <w:p>
+            <w:r>
+              <w:rPr>
+                <w:sz w:val="20"/>
+              </w:rPr>
+              <w:t>系统自动判断用户意图，选择合适的处理方式</w:t>
+            </w:r>
+          </w:p>
+        </w:tc>
+      </w:tr>
+      <w:tr>
+        <w:tc>
+          <w:tcPr>
+            <w:tcW w:type="dxa" w:w="4533"/>
+          </w:tcPr>
+          <w:p>
+            <w:r>
+              <w:rPr>
+                <w:sz w:val="20"/>
+              </w:rPr>
+              <w:t>对话模式</w:t>
+            </w:r>
+          </w:p>
+        </w:tc>
+        <w:tc>
+          <w:tcPr>
+            <w:tcW w:type="dxa" w:w="4533"/>
+          </w:tcPr>
+          <w:p>
+            <w:r>
+              <w:rPr>
+                <w:sz w:val="20"/>
+              </w:rPr>
+              <w:t>普通对话交流，回答一般性问题</w:t>
+            </w:r>
+          </w:p>
+        </w:tc>
+      </w:tr>
+      <w:tr>
+        <w:tc>
+          <w:tcPr>
+            <w:tcW w:type="dxa" w:w="4533"/>
+          </w:tcPr>
+          <w:p>
+            <w:r>
+              <w:rPr>
+                <w:sz w:val="20"/>
+              </w:rPr>
+              <w:t>数据查询（Agent）</w:t>
+            </w:r>
+          </w:p>
+        </w:tc>
+        <w:tc>
+          <w:tcPr>
+            <w:tcW w:type="dxa" w:w="4533"/>
+          </w:tcPr>
+          <w:p>
+            <w:r>
+              <w:rPr>
+                <w:sz w:val="20"/>
+              </w:rPr>
+              <w:t>AI自动调用工具链查询ERP数据表，回答业务问题</w:t>
+            </w:r>
+          </w:p>
+        </w:tc>
+      </w:tr>
+      <w:tr>
+        <w:tc>
+          <w:tcPr>
+            <w:tcW w:type="dxa" w:w="4533"/>
+          </w:tcPr>
+          <w:p>
+            <w:r>
+              <w:rPr>
+                <w:sz w:val="20"/>
+              </w:rPr>
+              <w:t>知识库（RAG）</w:t>
+            </w:r>
+          </w:p>
+        </w:tc>
+        <w:tc>
+          <w:tcPr>
+            <w:tcW w:type="dxa" w:w="4533"/>
+          </w:tcPr>
+          <w:p>
+            <w:r>
+              <w:rPr>
+                <w:sz w:val="20"/>
+              </w:rPr>
+              <w:t>基于企业知识库进行检索增强生成</w:t>
+            </w:r>
+          </w:p>
+        </w:tc>
+      </w:tr>
+    </w:tbl>
+    <w:p>
+      <w:pPr>
+        <w:pStyle w:val="Heading2"/>
+      </w:pPr>
+      <w:r>
+        <w:t>10.2 使用方式</w:t>
+      </w:r>
+    </w:p>
+    <w:p>
+      <w:r>
+        <w:t>在系统任意页面可唤起AI对话抽屉。支持会话管理、历史对话、消息反馈（点赞/点踩）、导出聊天记录为Markdown、查看会话Token用量等。AI回复支持思考中、内容、完成、错误、图表等多种消息类型。</w:t>
+      </w:r>
+    </w:p>
+    <w:p>
+      <w:pPr>
+        <w:pStyle w:val="Heading2"/>
+      </w:pPr>
+      <w:r>
+        <w:t>10.3 数据查询Agent</w:t>
+      </w:r>
+    </w:p>
+    <w:p>
+      <w:r>
+        <w:t>数据查询Agent基于Supervisor+SubAgent架构，自动调用工具链：查询表列表 -&gt; 查看表结构 -&gt; 生成并执行SQL。安全措施：仅允许SELECT、表名白名单（bd_/so_/pu_/prd_/wm_/sch_）、自动注入租户隔离条件。</w:t>
+      </w:r>
+    </w:p>
+    <w:p>
+      <w:pPr>
+        <w:pStyle w:val="Heading2"/>
+      </w:pPr>
+      <w:r>
+        <w:t>10.4 知识库管理</w:t>
+      </w:r>
+    </w:p>
+    <w:p>
+      <w:r>
+        <w:t>创建和维护AI知识库，上传文档后系统自动进行切分和向量化处理。支持检索测试功能。</w:t>
+      </w:r>
+    </w:p>
+    <w:p>
+      <w:pPr>
+        <w:pStyle w:val="Heading2"/>
+      </w:pPr>
+      <w:r>
+        <w:t>10.5 AI模型配置</w:t>
+      </w:r>
+    </w:p>
+    <w:p>
+      <w:r>
+        <w:t>支持多厂商多模型管理（DeepSeek、通义千问、智谱、Ollama等），每个模型可设置名称、类型（对话/向量/重排序）、最大Token、温度参数、定价信息（输入/输出价格）。支持设置默认模型。</w:t>
+      </w:r>
+    </w:p>
+    <w:p>
+      <w:pPr>
+        <w:pStyle w:val="Heading2"/>
+      </w:pPr>
+      <w:r>
+        <w:t>10.6 A/B测试 【新增】</w:t>
+      </w:r>
+    </w:p>
+    <w:p>
+      <w:r>
+        <w:t>AI模型A/B测试功能用于对比两个模型在同一问题上的表现。</w:t>
+      </w:r>
+    </w:p>
+    <w:p>
+      <w:r>
+        <w:t>操作步骤：</w:t>
+      </w:r>
+    </w:p>
+    <w:p>
+      <w:pPr>
+        <w:pStyle w:val="ListNumber"/>
+      </w:pPr>
+      <w:r>
+        <w:t>1. 创建A/B测试，指定模型A和模型B，输入测试问题（JSON数组格式）</w:t>
+      </w:r>
+    </w:p>
+    <w:p>
+      <w:pPr>
+        <w:pStyle w:val="ListNumber"/>
+      </w:pPr>
+      <w:r>
+        <w:t>2. 点击"执行"按钮，系统分别调用两个模型回答所有问题</w:t>
+      </w:r>
+    </w:p>
+    <w:p>
+      <w:pPr>
+        <w:pStyle w:val="ListNumber"/>
+      </w:pPr>
+      <w:r>
+        <w:t>3. 查看结果对比：每个问题的两个模型回答并排展示，显示延迟和Token用量</w:t>
+      </w:r>
+    </w:p>
+    <w:p>
+      <w:pPr>
+        <w:pStyle w:val="ListNumber"/>
+      </w:pPr>
+      <w:r>
+        <w:t>4. 进行人工评分（5星制），最终生成测试报告</w:t>
+      </w:r>
+    </w:p>
+    <w:p>
+      <w:pPr>
+        <w:pStyle w:val="Heading2"/>
+      </w:pPr>
+      <w:r>
+        <w:t>10.7 MCP工具管理 【新增】</w:t>
+      </w:r>
+    </w:p>
+    <w:p>
+      <w:r>
+        <w:t>MCP（Model Context Protocol）工具管理界面，用于管理AI助手可调用的外部工具。支持三种工具类型：</w:t>
+      </w:r>
+    </w:p>
+    <w:tbl>
+      <w:tblPr>
+        <w:tblStyle w:val="TableGrid"/>
+        <w:tblW w:type="auto" w:w="0"/>
+        <w:jc w:val="center"/>
+        <w:tblLook w:firstColumn="1" w:firstRow="1" w:lastColumn="0" w:lastRow="0" w:noHBand="0" w:noVBand="1" w:val="04A0"/>
+      </w:tblPr>
+      <w:tblGrid>
+        <w:gridCol w:w="4533"/>
+        <w:gridCol w:w="4533"/>
+      </w:tblGrid>
+      <w:tr>
+        <w:tc>
+          <w:tcPr>
+            <w:tcW w:type="dxa" w:w="4533"/>
+            <w:shd w:fill="2B579A" w:val="clear"/>
+          </w:tcPr>
+          <w:p>
+            <w:r>
+              <w:rPr>
+                <w:b/>
+                <w:color w:val="FFFFFF"/>
+                <w:sz w:val="20"/>
+              </w:rPr>
+              <w:t>类型</w:t>
+            </w:r>
+          </w:p>
+        </w:tc>
+        <w:tc>
+          <w:tcPr>
+            <w:tcW w:type="dxa" w:w="4533"/>
+            <w:shd w:fill="2B579A" w:val="clear"/>
+          </w:tcPr>
+          <w:p>
+            <w:r>
+              <w:rPr>
+                <w:b/>
+                <w:color w:val="FFFFFF"/>
+                <w:sz w:val="20"/>
+              </w:rPr>
+              <w:t>说明</w:t>
+            </w:r>
+          </w:p>
+        </w:tc>
+      </w:tr>
+      <w:tr>
+        <w:tc>
+          <w:tcPr>
+            <w:tcW w:type="dxa" w:w="4533"/>
+          </w:tcPr>
+          <w:p>
+            <w:r>
+              <w:rPr>
+                <w:sz w:val="20"/>
+              </w:rPr>
+              <w:t>BUILTIN（内置工具）</w:t>
+            </w:r>
+          </w:p>
+        </w:tc>
+        <w:tc>
+          <w:tcPr>
+            <w:tcW w:type="dxa" w:w="4533"/>
+          </w:tcPr>
+          <w:p>
+            <w:r>
+              <w:rPr>
+                <w:sz w:val="20"/>
+              </w:rPr>
+              <w:t>系统自带，不可删除，如ERP数据查询工具</w:t>
+            </w:r>
+          </w:p>
+        </w:tc>
+      </w:tr>
+      <w:tr>
+        <w:tc>
+          <w:tcPr>
+            <w:tcW w:type="dxa" w:w="4533"/>
+          </w:tcPr>
+          <w:p>
+            <w:r>
+              <w:rPr>
+                <w:sz w:val="20"/>
+              </w:rPr>
+              <w:t>LOCAL（本地STDIO工具）</w:t>
+            </w:r>
+          </w:p>
+        </w:tc>
+        <w:tc>
+          <w:tcPr>
+            <w:tcW w:type="dxa" w:w="4533"/>
+          </w:tcPr>
+          <w:p>
+            <w:r>
+              <w:rPr>
+                <w:sz w:val="20"/>
+              </w:rPr>
+              <w:t>通过JSON配置命令和参数，调用本地程序</w:t>
+            </w:r>
+          </w:p>
+        </w:tc>
+      </w:tr>
+      <w:tr>
+        <w:tc>
+          <w:tcPr>
+            <w:tcW w:type="dxa" w:w="4533"/>
+          </w:tcPr>
+          <w:p>
+            <w:r>
+              <w:rPr>
+                <w:sz w:val="20"/>
+              </w:rPr>
+              <w:t>REMOTE（远程HTTP/SSE工具）</w:t>
+            </w:r>
+          </w:p>
+        </w:tc>
+        <w:tc>
+          <w:tcPr>
+            <w:tcW w:type="dxa" w:w="4533"/>
+          </w:tcPr>
+          <w:p>
+            <w:r>
+              <w:rPr>
+                <w:sz w:val="20"/>
+              </w:rPr>
+              <w:t>通过JSON配置远程服务地址</w:t>
+            </w:r>
+          </w:p>
+        </w:tc>
+      </w:tr>
+    </w:tbl>
+    <w:p>
+      <w:r>
+        <w:t>支持启用/停用切换、同步内置工具到数据库、测试工具连接等操作。</w:t>
+      </w:r>
+    </w:p>
+    <w:p>
+      <w:pPr>
+        <w:pStyle w:val="Heading2"/>
+      </w:pPr>
+      <w:r>
+        <w:t>10.8 Prompt模板管理 【新增】</w:t>
+      </w:r>
+    </w:p>
+    <w:p>
+      <w:r>
+        <w:t>Prompt模板管理用于维护AI系统提示词模板。每个模板包含名称、标识（如erp_query_agent）、模板内容（支持{{variable}}占位符）、版本号、描述、是否默认、启停状态。通过模板化管理，可以灵活调整AI在不同场景下的行为表现。</w:t>
+      </w:r>
+    </w:p>
+    <w:p>
+      <w:pPr>
+        <w:pStyle w:val="Heading2"/>
+      </w:pPr>
+      <w:r>
+        <w:t>10.9 SQL示例管理 【新增】</w:t>
+      </w:r>
+    </w:p>
+    <w:p>
+      <w:r>
+        <w:t>SQL示例管理用于维护AI自然语言转SQL查询所需的示例数据。每个示例包含用户问题、SQL模板、分类（库存/销售/采购/生产）、排序号。通过丰富的示例数据，可以提升AI理解和回答业务查询的准确性。</w:t>
+      </w:r>
+    </w:p>
+    <w:p>
+      <w:pPr>
+        <w:pStyle w:val="Heading2"/>
+      </w:pPr>
+      <w:r>
+        <w:t>10.10 Token用量统计 【新增】</w:t>
+      </w:r>
+    </w:p>
+    <w:p>
+      <w:r>
+        <w:t>Token用量统计提供AI模型使用情况的全面监控仪表盘，包含：</w:t>
+      </w:r>
+    </w:p>
+    <w:tbl>
+      <w:tblPr>
+        <w:tblStyle w:val="TableGrid"/>
+        <w:tblW w:type="auto" w:w="0"/>
+        <w:jc w:val="center"/>
+        <w:tblLook w:firstColumn="1" w:firstRow="1" w:lastColumn="0" w:lastRow="0" w:noHBand="0" w:noVBand="1" w:val="04A0"/>
+      </w:tblPr>
+      <w:tblGrid>
+        <w:gridCol w:w="4533"/>
+        <w:gridCol w:w="4533"/>
+      </w:tblGrid>
+      <w:tr>
+        <w:tc>
+          <w:tcPr>
+            <w:tcW w:type="dxa" w:w="4533"/>
+            <w:shd w:fill="2B579A" w:val="clear"/>
+          </w:tcPr>
+          <w:p>
+            <w:r>
+              <w:rPr>
+                <w:b/>
+                <w:color w:val="FFFFFF"/>
+                <w:sz w:val="20"/>
+              </w:rPr>
+              <w:t>统计项</w:t>
+            </w:r>
+          </w:p>
+        </w:tc>
+        <w:tc>
+          <w:tcPr>
+            <w:tcW w:type="dxa" w:w="4533"/>
+            <w:shd w:fill="2B579A" w:val="clear"/>
+          </w:tcPr>
+          <w:p>
+            <w:r>
+              <w:rPr>
+                <w:b/>
+                <w:color w:val="FFFFFF"/>
+                <w:sz w:val="20"/>
+              </w:rPr>
+              <w:t>说明</w:t>
+            </w:r>
+          </w:p>
+        </w:tc>
+      </w:tr>
+      <w:tr>
+        <w:tc>
+          <w:tcPr>
+            <w:tcW w:type="dxa" w:w="4533"/>
+          </w:tcPr>
+          <w:p>
+            <w:r>
+              <w:rPr>
+                <w:sz w:val="20"/>
+              </w:rPr>
+              <w:t>统计卡片</w:t>
+            </w:r>
+          </w:p>
+        </w:tc>
+        <w:tc>
+          <w:tcPr>
+            <w:tcW w:type="dxa" w:w="4533"/>
+          </w:tcPr>
+          <w:p>
+            <w:r>
+              <w:rPr>
+                <w:sz w:val="20"/>
+              </w:rPr>
+              <w:t>总Token数、输入Token、输出Token、总成本（元）</w:t>
+            </w:r>
+          </w:p>
+        </w:tc>
+      </w:tr>
+      <w:tr>
+        <w:tc>
+          <w:tcPr>
+            <w:tcW w:type="dxa" w:w="4533"/>
+          </w:tcPr>
+          <w:p>
+            <w:r>
+              <w:rPr>
+                <w:sz w:val="20"/>
+              </w:rPr>
+              <w:t>Token用量趋势</w:t>
+            </w:r>
+          </w:p>
+        </w:tc>
+        <w:tc>
+          <w:tcPr>
+            <w:tcW w:type="dxa" w:w="4533"/>
+          </w:tcPr>
+          <w:p>
+            <w:r>
+              <w:rPr>
+                <w:sz w:val="20"/>
+              </w:rPr>
+              <w:t>折线图展示每日Token总量/输入/输出趋势</w:t>
+            </w:r>
+          </w:p>
+        </w:tc>
+      </w:tr>
+      <w:tr>
+        <w:tc>
+          <w:tcPr>
+            <w:tcW w:type="dxa" w:w="4533"/>
+          </w:tcPr>
+          <w:p>
+            <w:r>
+              <w:rPr>
+                <w:sz w:val="20"/>
+              </w:rPr>
+              <w:t>成本趋势</w:t>
+            </w:r>
+          </w:p>
+        </w:tc>
+        <w:tc>
+          <w:tcPr>
+            <w:tcW w:type="dxa" w:w="4533"/>
+          </w:tcPr>
+          <w:p>
+            <w:r>
+              <w:rPr>
+                <w:sz w:val="20"/>
+              </w:rPr>
+              <w:t>柱状图展示每日成本</w:t>
+            </w:r>
+          </w:p>
+        </w:tc>
+      </w:tr>
+      <w:tr>
+        <w:tc>
+          <w:tcPr>
+            <w:tcW w:type="dxa" w:w="4533"/>
+          </w:tcPr>
+          <w:p>
+            <w:r>
+              <w:rPr>
+                <w:sz w:val="20"/>
+              </w:rPr>
+              <w:t>模型用量排行</w:t>
+            </w:r>
+          </w:p>
+        </w:tc>
+        <w:tc>
+          <w:tcPr>
+            <w:tcW w:type="dxa" w:w="4533"/>
+          </w:tcPr>
+          <w:p>
+            <w:r>
+              <w:rPr>
+                <w:sz w:val="20"/>
+              </w:rPr>
+              <w:t>各模型的Token总量、成本、请求次数排名</w:t>
+            </w:r>
+          </w:p>
+        </w:tc>
+      </w:tr>
+      <w:tr>
+        <w:tc>
+          <w:tcPr>
+            <w:tcW w:type="dxa" w:w="4533"/>
+          </w:tcPr>
+          <w:p>
+            <w:r>
+              <w:rPr>
+                <w:sz w:val="20"/>
+              </w:rPr>
+              <w:t>用户用量排行</w:t>
+            </w:r>
+          </w:p>
+        </w:tc>
+        <w:tc>
+          <w:tcPr>
+            <w:tcW w:type="dxa" w:w="4533"/>
+          </w:tcPr>
+          <w:p>
+            <w:r>
+              <w:rPr>
+                <w:sz w:val="20"/>
+              </w:rPr>
+              <w:t>各用户的Token总量、成本、请求次数排名</w:t>
+            </w:r>
+          </w:p>
+        </w:tc>
+      </w:tr>
+      <w:tr>
+        <w:tc>
+          <w:tcPr>
+            <w:tcW w:type="dxa" w:w="4533"/>
+          </w:tcPr>
+          <w:p>
+            <w:r>
+              <w:rPr>
+                <w:sz w:val="20"/>
+              </w:rPr>
+              <w:t>用量明细表</w:t>
+            </w:r>
+          </w:p>
+        </w:tc>
+        <w:tc>
+          <w:tcPr>
+            <w:tcW w:type="dxa" w:w="4533"/>
+          </w:tcPr>
+          <w:p>
+            <w:r>
+              <w:rPr>
+                <w:sz w:val="20"/>
+              </w:rPr>
+              <w:t>按日期、用户、模型的详细使用明细</w:t>
+            </w:r>
+          </w:p>
+        </w:tc>
+      </w:tr>
+    </w:tbl>
+    <w:p>
+      <w:r>
+        <w:t>支持时间范围筛选（默认近30天）和模型筛选，提供"回填历史数据"功能。</w:t>
+      </w:r>
+    </w:p>
+    <w:p>
+      <w:r>
+        <w:br w:type="page"/>
+      </w:r>
+    </w:p>
+    <w:p>
+      <w:pPr>
+        <w:pStyle w:val="Heading1"/>
+      </w:pPr>
+      <w:r>
+        <w:t>第十一章 支付管理与报表</w:t>
+      </w:r>
+    </w:p>
+    <w:p>
+      <w:pPr>
+        <w:pStyle w:val="Heading2"/>
+      </w:pPr>
+      <w:r>
+        <w:t>11.1 支付管理</w:t>
+      </w:r>
+    </w:p>
+    <w:p>
+      <w:r>
+        <w:t>支付管理模块集成了支付网关，支持多支付渠道接入。包含支付订单管理（创建、查询、状态跟踪）、发票管理（创建、查询发票信息）、退款管理和账单对账。</w:t>
+      </w:r>
+    </w:p>
+    <w:p>
+      <w:pPr>
+        <w:pStyle w:val="Heading2"/>
+      </w:pPr>
+      <w:r>
+        <w:t>11.2 积木报表 【升级】</w:t>
+      </w:r>
+    </w:p>
+    <w:p>
+      <w:r>
+        <w:t>积木报表（JimuReport）模块本次新增了两个独立页面：</w:t>
+      </w:r>
+    </w:p>
+    <w:tbl>
+      <w:tblPr>
+        <w:tblStyle w:val="TableGrid"/>
+        <w:tblW w:type="auto" w:w="0"/>
+        <w:jc w:val="center"/>
+        <w:tblLook w:firstColumn="1" w:firstRow="1" w:lastColumn="0" w:lastRow="0" w:noHBand="0" w:noVBand="1" w:val="04A0"/>
+      </w:tblPr>
+      <w:tblGrid>
+        <w:gridCol w:w="4533"/>
+        <w:gridCol w:w="4533"/>
+      </w:tblGrid>
+      <w:tr>
+        <w:tc>
+          <w:tcPr>
+            <w:tcW w:type="dxa" w:w="4533"/>
+            <w:shd w:fill="2B579A" w:val="clear"/>
+          </w:tcPr>
+          <w:p>
+            <w:r>
+              <w:rPr>
+                <w:b/>
+                <w:color w:val="FFFFFF"/>
+                <w:sz w:val="20"/>
+              </w:rPr>
+              <w:t>功能</w:t>
+            </w:r>
+          </w:p>
+        </w:tc>
+        <w:tc>
+          <w:tcPr>
+            <w:tcW w:type="dxa" w:w="4533"/>
+            <w:shd w:fill="2B579A" w:val="clear"/>
+          </w:tcPr>
+          <w:p>
+            <w:r>
+              <w:rPr>
+                <w:b/>
+                <w:color w:val="FFFFFF"/>
+                <w:sz w:val="20"/>
+              </w:rPr>
+              <w:t>说明</w:t>
+            </w:r>
+          </w:p>
+        </w:tc>
+      </w:tr>
+      <w:tr>
+        <w:tc>
+          <w:tcPr>
+            <w:tcW w:type="dxa" w:w="4533"/>
+          </w:tcPr>
+          <w:p>
+            <w:r>
+              <w:rPr>
+                <w:sz w:val="20"/>
+              </w:rPr>
+              <w:t>数据看板</w:t>
+            </w:r>
+          </w:p>
+        </w:tc>
+        <w:tc>
+          <w:tcPr>
+            <w:tcW w:type="dxa" w:w="4533"/>
+          </w:tcPr>
+          <w:p>
+            <w:r>
+              <w:rPr>
+                <w:sz w:val="20"/>
+              </w:rPr>
+              <w:t>通过内嵌方式展示积木报表的数据看板，自动携带认证Token</w:t>
+            </w:r>
+          </w:p>
+        </w:tc>
+      </w:tr>
+      <w:tr>
+        <w:tc>
+          <w:tcPr>
+            <w:tcW w:type="dxa" w:w="4533"/>
+          </w:tcPr>
+          <w:p>
+            <w:r>
+              <w:rPr>
+                <w:sz w:val="20"/>
+              </w:rPr>
+              <w:t>报表设计器</w:t>
+            </w:r>
+          </w:p>
+        </w:tc>
+        <w:tc>
+          <w:tcPr>
+            <w:tcW w:type="dxa" w:w="4533"/>
+          </w:tcPr>
+          <w:p>
+            <w:r>
+              <w:rPr>
+                <w:sz w:val="20"/>
+              </w:rPr>
+              <w:t>在线拖拽式报表设计器，支持可视化配置数据源、行列字段和图表样式</w:t>
+            </w:r>
+          </w:p>
+        </w:tc>
+      </w:tr>
+    </w:tbl>
+    <w:p>
+      <w:r>
+        <w:t>两个页面均通过iframe嵌入积木报表服务，URL由系统环境变量配置。</w:t>
+      </w:r>
+    </w:p>
+    <w:p>
+      <w:r>
+        <w:br w:type="page"/>
+      </w:r>
+    </w:p>
+    <w:p>
+      <w:pPr>
+        <w:pStyle w:val="Heading1"/>
+      </w:pPr>
+      <w:r>
+        <w:t>第十二章 系统管理</w:t>
+      </w:r>
+    </w:p>
+    <w:p>
+      <w:r>
+        <w:t>系统管理模块提供用户、角色、菜单、部门、租户、字典等基础管理功能。</w:t>
+      </w:r>
+    </w:p>
+    <w:p>
+      <w:pPr>
+        <w:pStyle w:val="Heading2"/>
+      </w:pPr>
+      <w:r>
+        <w:t>12.1 用户管理</w:t>
+      </w:r>
+    </w:p>
+    <w:p>
+      <w:r>
+        <w:t>维护系统用户信息，包括创建用户、分配角色、导入导出、密码重置等。支持为用户分配多个角色。</w:t>
+      </w:r>
+    </w:p>
+    <w:p>
+      <w:pPr>
+        <w:pStyle w:val="Heading2"/>
+      </w:pPr>
+      <w:r>
+        <w:t>12.2 角色管理</w:t>
+      </w:r>
+    </w:p>
+    <w:p>
+      <w:r>
+        <w:t>定义系统中的权限角色，配置菜单权限（控制可见页面）和数据权限（控制可见数据范围）。</w:t>
+      </w:r>
+    </w:p>
+    <w:p>
+      <w:pPr>
+        <w:pStyle w:val="Heading2"/>
+      </w:pPr>
+      <w:r>
+        <w:t>12.3 菜单管理</w:t>
+      </w:r>
+    </w:p>
+    <w:p>
+      <w:r>
+        <w:t>树形结构维护系统导航菜单，支持目录、菜单、按钮三种类型。</w:t>
+      </w:r>
+    </w:p>
+    <w:p>
+      <w:pPr>
+        <w:pStyle w:val="Heading2"/>
+      </w:pPr>
+      <w:r>
+        <w:t>12.4 部门管理</w:t>
+      </w:r>
+    </w:p>
+    <w:p>
+      <w:r>
+        <w:t>树形结构维护企业组织架构，支持多级部门设置。</w:t>
+      </w:r>
+    </w:p>
+    <w:p>
+      <w:pPr>
+        <w:pStyle w:val="Heading2"/>
+      </w:pPr>
+      <w:r>
+        <w:t>12.5 字典管理</w:t>
+      </w:r>
+    </w:p>
+    <w:p>
+      <w:r>
+        <w:t>维护系统下拉选项数据（如订单状态、物料类型、优先级等）。</w:t>
+      </w:r>
+    </w:p>
+    <w:p>
+      <w:pPr>
+        <w:pStyle w:val="Heading2"/>
+      </w:pPr>
+      <w:r>
+        <w:t>12.6 租户管理</w:t>
+      </w:r>
+    </w:p>
+    <w:p>
+      <w:r>
+        <w:t>多租户架构管理，每个租户可配置功能套餐。</w:t>
+      </w:r>
+    </w:p>
+    <w:p>
+      <w:pPr>
+        <w:pStyle w:val="Heading2"/>
+      </w:pPr>
+      <w:r>
+        <w:t>12.7 在线设备管理 【新增】</w:t>
+      </w:r>
+    </w:p>
+    <w:p>
+      <w:r>
+        <w:t>在个人中心新增在线设备管理功能，展示当前用户登录过的所有设备信息：设备类型、主机IP、登录地点、操作系统、浏览器、登录时间。支持删除设备（删除后该设备需重新验证登录），提升账户安全性。</w:t>
+      </w:r>
+    </w:p>
+    <w:p>
+      <w:pPr>
+        <w:pStyle w:val="Heading2"/>
+      </w:pPr>
+      <w:r>
+        <w:t>12.8 第三方账号绑定 【新增】</w:t>
+      </w:r>
+    </w:p>
+    <w:p>
+      <w:r>
+        <w:t>在个人中心新增第三方社交账号绑定功能，已绑定账号展示平台名称、头像、系统账号、绑定时间，支持解绑操作。可绑定的平台包括：微信（WeiXin）、MaxKey、TopIam、Gitee、GitHub。点击未绑定平台图标后跳转到对应OAuth授权页面完成绑定。</w:t>
+      </w:r>
+    </w:p>
+    <w:p>
+      <w:pPr>
+        <w:pStyle w:val="Heading2"/>
+      </w:pPr>
+      <w:r>
+        <w:t>12.9 其他系统功能</w:t>
+      </w:r>
+    </w:p>
+    <w:tbl>
+      <w:tblPr>
+        <w:tblStyle w:val="TableGrid"/>
+        <w:tblW w:type="auto" w:w="0"/>
+        <w:jc w:val="center"/>
+        <w:tblLook w:firstColumn="1" w:firstRow="1" w:lastColumn="0" w:lastRow="0" w:noHBand="0" w:noVBand="1" w:val="04A0"/>
+      </w:tblPr>
+      <w:tblGrid>
+        <w:gridCol w:w="4533"/>
+        <w:gridCol w:w="4533"/>
+      </w:tblGrid>
+      <w:tr>
+        <w:tc>
+          <w:tcPr>
+            <w:tcW w:type="dxa" w:w="4533"/>
+            <w:shd w:fill="2B579A" w:val="clear"/>
+          </w:tcPr>
+          <w:p>
+            <w:r>
+              <w:rPr>
+                <w:b/>
+                <w:color w:val="FFFFFF"/>
+                <w:sz w:val="20"/>
+              </w:rPr>
+              <w:t>功能</w:t>
+            </w:r>
+          </w:p>
+        </w:tc>
+        <w:tc>
+          <w:tcPr>
+            <w:tcW w:type="dxa" w:w="4533"/>
+            <w:shd w:fill="2B579A" w:val="clear"/>
+          </w:tcPr>
+          <w:p>
+            <w:r>
+              <w:rPr>
+                <w:b/>
+                <w:color w:val="FFFFFF"/>
+                <w:sz w:val="20"/>
+              </w:rPr>
+              <w:t>说明</w:t>
+            </w:r>
+          </w:p>
+        </w:tc>
+      </w:tr>
+      <w:tr>
+        <w:tc>
+          <w:tcPr>
+            <w:tcW w:type="dxa" w:w="4533"/>
+          </w:tcPr>
+          <w:p>
+            <w:r>
+              <w:rPr>
+                <w:sz w:val="20"/>
+              </w:rPr>
+              <w:t>参数配置</w:t>
+            </w:r>
+          </w:p>
+        </w:tc>
+        <w:tc>
+          <w:tcPr>
+            <w:tcW w:type="dxa" w:w="4533"/>
+          </w:tcPr>
+          <w:p>
+            <w:r>
+              <w:rPr>
+                <w:sz w:val="20"/>
+              </w:rPr>
+              <w:t>系统参数键值对配置，控制系统运行行为</w:t>
+            </w:r>
+          </w:p>
+        </w:tc>
+      </w:tr>
+      <w:tr>
+        <w:tc>
+          <w:tcPr>
+            <w:tcW w:type="dxa" w:w="4533"/>
+          </w:tcPr>
+          <w:p>
+            <w:r>
+              <w:rPr>
+                <w:sz w:val="20"/>
+              </w:rPr>
+              <w:t>通知公告</w:t>
+            </w:r>
+          </w:p>
+        </w:tc>
+        <w:tc>
+          <w:tcPr>
+            <w:tcW w:type="dxa" w:w="4533"/>
+          </w:tcPr>
+          <w:p>
+            <w:r>
+              <w:rPr>
+                <w:sz w:val="20"/>
+              </w:rPr>
+              <w:t>系统通知与公告管理</w:t>
+            </w:r>
+          </w:p>
+        </w:tc>
+      </w:tr>
+      <w:tr>
+        <w:tc>
+          <w:tcPr>
+            <w:tcW w:type="dxa" w:w="4533"/>
+          </w:tcPr>
+          <w:p>
+            <w:r>
+              <w:rPr>
+                <w:sz w:val="20"/>
+              </w:rPr>
+              <w:t>文件管理</w:t>
+            </w:r>
+          </w:p>
+        </w:tc>
+        <w:tc>
+          <w:tcPr>
+            <w:tcW w:type="dxa" w:w="4533"/>
+          </w:tcPr>
+          <w:p>
+            <w:r>
+              <w:rPr>
+                <w:sz w:val="20"/>
+              </w:rPr>
+              <w:t>OSS文件上传与管理</w:t>
+            </w:r>
+          </w:p>
+        </w:tc>
+      </w:tr>
+      <w:tr>
+        <w:tc>
+          <w:tcPr>
+            <w:tcW w:type="dxa" w:w="4533"/>
+          </w:tcPr>
+          <w:p>
+            <w:r>
+              <w:rPr>
+                <w:sz w:val="20"/>
+              </w:rPr>
+              <w:t>在线用户</w:t>
+            </w:r>
+          </w:p>
+        </w:tc>
+        <w:tc>
+          <w:tcPr>
+            <w:tcW w:type="dxa" w:w="4533"/>
+          </w:tcPr>
+          <w:p>
+            <w:r>
+              <w:rPr>
+                <w:sz w:val="20"/>
+              </w:rPr>
+              <w:t>查看当前在线用户，支持强制下线</w:t>
+            </w:r>
+          </w:p>
+        </w:tc>
+      </w:tr>
+      <w:tr>
+        <w:tc>
+          <w:tcPr>
+            <w:tcW w:type="dxa" w:w="4533"/>
+          </w:tcPr>
+          <w:p>
+            <w:r>
+              <w:rPr>
+                <w:sz w:val="20"/>
+              </w:rPr>
               <w:t>代码生成</w:t>
             </w:r>
           </w:p>
@@ -5316,7 +6485,7 @@
               <w:rPr>
                 <w:sz w:val="20"/>
               </w:rPr>
-              <w:t>自动代码生成器，根据数据表自动生成前后端代码</w:t>
+              <w:t>自动代码生成器</w:t>
             </w:r>
           </w:p>
         </w:tc>
@@ -5401,7 +6570,7 @@
     </w:p>
     <w:p>
       <w:r>
-        <w:t>销售订单 -&gt; 审批通过 -&gt; 生产计划 -&gt; BOM展开 -&gt; 物料需求计算 -&gt; 采购申请（缺料部分） -&gt; 采购订单 -&gt; 到货入库 -&gt; 生产工单 -&gt; 生产执行 -&gt; 完工入库 -&gt; 销售出库 -&gt; 订单关闭</w:t>
+        <w:t>销售合同/订单 -&gt; 审批通过 -&gt; 生产计划 -&gt; BOM展开 -&gt; 物料需求计算 -&gt; 请购申请（部门需求） -&gt; 采购合同/订单 -&gt; 到货入库 -&gt; 生产工单 -&gt; 生产执行 -&gt; 完工入库 -&gt; 销售出库 -&gt; 销售开票 -&gt; 订单关闭</w:t>
       </w:r>
     </w:p>
     <w:p>
@@ -5414,7 +6583,10 @@
     </w:p>
     <w:p>
       <w:r>
-        <w:t>采购申请（手动/低库存自动生成） -&gt; 提交审批 -&gt; 审批通过 -&gt; 转采购订单 -&gt; 提交审批 -&gt; 审批通过 -&gt; 生成收货（到货通知+入库单） -&gt; 物料入库 -&gt; 入库确认</w:t>
+        <w:t>部门请购单(PO) -&gt; 审批通过 -&gt; 采购申请(PU) -&gt; 审批通过 -&gt; 采购合同签订 -&gt; 采购订单生成 -&gt; 审批通过 -&gt; 生成收货（到货通知+入库单） -&gt; 物料入库 -&gt; 入库确认</w:t>
+        <w:br/>
+        <w:br/>
+        <w:t>低库存自动生成：系统扫描库存 -&gt; 自动生成采购申请 -&gt; 审批 -&gt; 转采购订单</w:t>
       </w:r>
     </w:p>
     <w:p>
@@ -5471,6 +6643,1092 @@
         <w:t>创建盘点计划 -&gt; 生成盘点明细 -&gt; 实盘录入 -&gt; 提交审批 -&gt; 审批通过 -&gt; 过账调整（更新库存）</w:t>
       </w:r>
     </w:p>
+    <w:p>
+      <w:pPr>
+        <w:pStyle w:val="Heading2"/>
+      </w:pPr>
+      <w:r>
+        <w:t>A.7 请购-采购联动流程 【新增】</w:t>
+      </w:r>
+    </w:p>
+    <w:p>
+      <w:r>
+        <w:t>部门创建请购单(PO) -&gt; 部门审批通过 -&gt; 采购部门查看已批准请购单 -&gt; 创建采购申请(PU) -&gt; 采购审批 -&gt; 签订采购合同 -&gt; 生成采购订单 -&gt; 执行收货入库</w:t>
+      </w:r>
+    </w:p>
+    <w:p>
+      <w:pPr>
+        <w:pStyle w:val="Heading2"/>
+      </w:pPr>
+      <w:r>
+        <w:t>A.8 销售合同-发票流程 【新增】</w:t>
+      </w:r>
+    </w:p>
+    <w:p>
+      <w:r>
+        <w:t>签订销售合同 -&gt; 合同审批通过 -&gt; 创建销售订单 -&gt; 执行出库发货 -&gt; 开具销售发票 -&gt; 发票核销 -&gt; 合同完成</w:t>
+      </w:r>
+    </w:p>
+    <w:p>
+      <w:pPr>
+        <w:pStyle w:val="Heading1"/>
+      </w:pPr>
+      <w:r>
+        <w:t>附录B V2.0 更新日志</w:t>
+      </w:r>
+    </w:p>
+    <w:p>
+      <w:r>
+        <w:t>本次更新（2026年6月）新增和变更的功能清单：</w:t>
+      </w:r>
+    </w:p>
+    <w:tbl>
+      <w:tblPr>
+        <w:tblStyle w:val="TableGrid"/>
+        <w:tblW w:type="auto" w:w="0"/>
+        <w:jc w:val="center"/>
+        <w:tblLook w:firstColumn="1" w:firstRow="1" w:lastColumn="0" w:lastRow="0" w:noHBand="0" w:noVBand="1" w:val="04A0"/>
+      </w:tblPr>
+      <w:tblGrid>
+        <w:gridCol w:w="3022"/>
+        <w:gridCol w:w="3022"/>
+        <w:gridCol w:w="3022"/>
+      </w:tblGrid>
+      <w:tr>
+        <w:tc>
+          <w:tcPr>
+            <w:tcW w:type="dxa" w:w="3022"/>
+            <w:shd w:fill="2B579A" w:val="clear"/>
+          </w:tcPr>
+          <w:p>
+            <w:r>
+              <w:rPr>
+                <w:b/>
+                <w:color w:val="FFFFFF"/>
+                <w:sz w:val="20"/>
+              </w:rPr>
+              <w:t>模块</w:t>
+            </w:r>
+          </w:p>
+        </w:tc>
+        <w:tc>
+          <w:tcPr>
+            <w:tcW w:type="dxa" w:w="3022"/>
+            <w:shd w:fill="2B579A" w:val="clear"/>
+          </w:tcPr>
+          <w:p>
+            <w:r>
+              <w:rPr>
+                <w:b/>
+                <w:color w:val="FFFFFF"/>
+                <w:sz w:val="20"/>
+              </w:rPr>
+              <w:t>新增功能</w:t>
+            </w:r>
+          </w:p>
+        </w:tc>
+        <w:tc>
+          <w:tcPr>
+            <w:tcW w:type="dxa" w:w="3022"/>
+            <w:shd w:fill="2B579A" w:val="clear"/>
+          </w:tcPr>
+          <w:p>
+            <w:r>
+              <w:rPr>
+                <w:b/>
+                <w:color w:val="FFFFFF"/>
+                <w:sz w:val="20"/>
+              </w:rPr>
+              <w:t>说明</w:t>
+            </w:r>
+          </w:p>
+        </w:tc>
+      </w:tr>
+      <w:tr>
+        <w:tc>
+          <w:tcPr>
+            <w:tcW w:type="dxa" w:w="3022"/>
+          </w:tcPr>
+          <w:p>
+            <w:r>
+              <w:rPr>
+                <w:sz w:val="20"/>
+              </w:rPr>
+              <w:t>请购管理（PO）</w:t>
+            </w:r>
+          </w:p>
+        </w:tc>
+        <w:tc>
+          <w:tcPr>
+            <w:tcW w:type="dxa" w:w="3022"/>
+          </w:tcPr>
+          <w:p>
+            <w:r>
+              <w:rPr>
+                <w:sz w:val="20"/>
+              </w:rPr>
+              <w:t>全新模块</w:t>
+            </w:r>
+          </w:p>
+        </w:tc>
+        <w:tc>
+          <w:tcPr>
+            <w:tcW w:type="dxa" w:w="3022"/>
+          </w:tcPr>
+          <w:p>
+            <w:r>
+              <w:rPr>
+                <w:sz w:val="20"/>
+              </w:rPr>
+              <w:t>部门级内部请购申请，独立于正式采购流程</w:t>
+            </w:r>
+          </w:p>
+        </w:tc>
+      </w:tr>
+      <w:tr>
+        <w:tc>
+          <w:tcPr>
+            <w:tcW w:type="dxa" w:w="3022"/>
+          </w:tcPr>
+          <w:p>
+            <w:r>
+              <w:rPr>
+                <w:sz w:val="20"/>
+              </w:rPr>
+              <w:t>基础数据（BD）</w:t>
+            </w:r>
+          </w:p>
+        </w:tc>
+        <w:tc>
+          <w:tcPr>
+            <w:tcW w:type="dxa" w:w="3022"/>
+          </w:tcPr>
+          <w:p>
+            <w:r>
+              <w:rPr>
+                <w:sz w:val="20"/>
+              </w:rPr>
+              <w:t>物料-供应商关系</w:t>
+            </w:r>
+          </w:p>
+        </w:tc>
+        <w:tc>
+          <w:tcPr>
+            <w:tcW w:type="dxa" w:w="3022"/>
+          </w:tcPr>
+          <w:p>
+            <w:r>
+              <w:rPr>
+                <w:sz w:val="20"/>
+              </w:rPr>
+              <w:t>为物料配置多个供应商的报价和供货参数</w:t>
+            </w:r>
+          </w:p>
+        </w:tc>
+      </w:tr>
+      <w:tr>
+        <w:tc>
+          <w:tcPr>
+            <w:tcW w:type="dxa" w:w="3022"/>
+          </w:tcPr>
+          <w:p>
+            <w:r>
+              <w:rPr>
+                <w:sz w:val="20"/>
+              </w:rPr>
+              <w:t>销售管理（SO）</w:t>
+            </w:r>
+          </w:p>
+        </w:tc>
+        <w:tc>
+          <w:tcPr>
+            <w:tcW w:type="dxa" w:w="3022"/>
+          </w:tcPr>
+          <w:p>
+            <w:r>
+              <w:rPr>
+                <w:sz w:val="20"/>
+              </w:rPr>
+              <w:t>销售合同</w:t>
+            </w:r>
+          </w:p>
+        </w:tc>
+        <w:tc>
+          <w:tcPr>
+            <w:tcW w:type="dxa" w:w="3022"/>
+          </w:tcPr>
+          <w:p>
+            <w:r>
+              <w:rPr>
+                <w:sz w:val="20"/>
+              </w:rPr>
+              <w:t>支持销售合同、框架协议、服务合同三种类型</w:t>
+            </w:r>
+          </w:p>
+        </w:tc>
+      </w:tr>
+      <w:tr>
+        <w:tc>
+          <w:tcPr>
+            <w:tcW w:type="dxa" w:w="3022"/>
+          </w:tcPr>
+          <w:p>
+            <w:r>
+              <w:rPr>
+                <w:sz w:val="20"/>
+              </w:rPr>
+              <w:t>销售管理（SO）</w:t>
+            </w:r>
+          </w:p>
+        </w:tc>
+        <w:tc>
+          <w:tcPr>
+            <w:tcW w:type="dxa" w:w="3022"/>
+          </w:tcPr>
+          <w:p>
+            <w:r>
+              <w:rPr>
+                <w:sz w:val="20"/>
+              </w:rPr>
+              <w:t>销售发票</w:t>
+            </w:r>
+          </w:p>
+        </w:tc>
+        <w:tc>
+          <w:tcPr>
+            <w:tcW w:type="dxa" w:w="3022"/>
+          </w:tcPr>
+          <w:p>
+            <w:r>
+              <w:rPr>
+                <w:sz w:val="20"/>
+              </w:rPr>
+              <w:t>增值税专用发票/普通发票管理，含税额自动计算</w:t>
+            </w:r>
+          </w:p>
+        </w:tc>
+      </w:tr>
+      <w:tr>
+        <w:tc>
+          <w:tcPr>
+            <w:tcW w:type="dxa" w:w="3022"/>
+          </w:tcPr>
+          <w:p>
+            <w:r>
+              <w:rPr>
+                <w:sz w:val="20"/>
+              </w:rPr>
+              <w:t>销售管理（SO）</w:t>
+            </w:r>
+          </w:p>
+        </w:tc>
+        <w:tc>
+          <w:tcPr>
+            <w:tcW w:type="dxa" w:w="3022"/>
+          </w:tcPr>
+          <w:p>
+            <w:r>
+              <w:rPr>
+                <w:sz w:val="20"/>
+              </w:rPr>
+              <w:t>销售报表</w:t>
+            </w:r>
+          </w:p>
+        </w:tc>
+        <w:tc>
+          <w:tcPr>
+            <w:tcW w:type="dxa" w:w="3022"/>
+          </w:tcPr>
+          <w:p>
+            <w:r>
+              <w:rPr>
+                <w:sz w:val="20"/>
+              </w:rPr>
+              <w:t>销售趋势图和客户销售排名TOP10</w:t>
+            </w:r>
+          </w:p>
+        </w:tc>
+      </w:tr>
+      <w:tr>
+        <w:tc>
+          <w:tcPr>
+            <w:tcW w:type="dxa" w:w="3022"/>
+          </w:tcPr>
+          <w:p>
+            <w:r>
+              <w:rPr>
+                <w:sz w:val="20"/>
+              </w:rPr>
+              <w:t>采购管理（PU）</w:t>
+            </w:r>
+          </w:p>
+        </w:tc>
+        <w:tc>
+          <w:tcPr>
+            <w:tcW w:type="dxa" w:w="3022"/>
+          </w:tcPr>
+          <w:p>
+            <w:r>
+              <w:rPr>
+                <w:sz w:val="20"/>
+              </w:rPr>
+              <w:t>采购合同</w:t>
+            </w:r>
+          </w:p>
+        </w:tc>
+        <w:tc>
+          <w:tcPr>
+            <w:tcW w:type="dxa" w:w="3022"/>
+          </w:tcPr>
+          <w:p>
+            <w:r>
+              <w:rPr>
+                <w:sz w:val="20"/>
+              </w:rPr>
+              <w:t>框架合同、现货合同、服务合同管理</w:t>
+            </w:r>
+          </w:p>
+        </w:tc>
+      </w:tr>
+      <w:tr>
+        <w:tc>
+          <w:tcPr>
+            <w:tcW w:type="dxa" w:w="3022"/>
+          </w:tcPr>
+          <w:p>
+            <w:r>
+              <w:rPr>
+                <w:sz w:val="20"/>
+              </w:rPr>
+              <w:t>采购管理（PU）</w:t>
+            </w:r>
+          </w:p>
+        </w:tc>
+        <w:tc>
+          <w:tcPr>
+            <w:tcW w:type="dxa" w:w="3022"/>
+          </w:tcPr>
+          <w:p>
+            <w:r>
+              <w:rPr>
+                <w:sz w:val="20"/>
+              </w:rPr>
+              <w:t>采购比价</w:t>
+            </w:r>
+          </w:p>
+        </w:tc>
+        <w:tc>
+          <w:tcPr>
+            <w:tcW w:type="dxa" w:w="3022"/>
+          </w:tcPr>
+          <w:p>
+            <w:r>
+              <w:rPr>
+                <w:sz w:val="20"/>
+              </w:rPr>
+              <w:t>供应商价格对比分析和趋势图</w:t>
+            </w:r>
+          </w:p>
+        </w:tc>
+      </w:tr>
+      <w:tr>
+        <w:tc>
+          <w:tcPr>
+            <w:tcW w:type="dxa" w:w="3022"/>
+          </w:tcPr>
+          <w:p>
+            <w:r>
+              <w:rPr>
+                <w:sz w:val="20"/>
+              </w:rPr>
+              <w:t>采购管理（PU）</w:t>
+            </w:r>
+          </w:p>
+        </w:tc>
+        <w:tc>
+          <w:tcPr>
+            <w:tcW w:type="dxa" w:w="3022"/>
+          </w:tcPr>
+          <w:p>
+            <w:r>
+              <w:rPr>
+                <w:sz w:val="20"/>
+              </w:rPr>
+              <w:t>采购报表</w:t>
+            </w:r>
+          </w:p>
+        </w:tc>
+        <w:tc>
+          <w:tcPr>
+            <w:tcW w:type="dxa" w:w="3022"/>
+          </w:tcPr>
+          <w:p>
+            <w:r>
+              <w:rPr>
+                <w:sz w:val="20"/>
+              </w:rPr>
+              <w:t>采购执行趋势和供应商交货准时率</w:t>
+            </w:r>
+          </w:p>
+        </w:tc>
+      </w:tr>
+      <w:tr>
+        <w:tc>
+          <w:tcPr>
+            <w:tcW w:type="dxa" w:w="3022"/>
+          </w:tcPr>
+          <w:p>
+            <w:r>
+              <w:rPr>
+                <w:sz w:val="20"/>
+              </w:rPr>
+              <w:t>生产管理（PRD）</w:t>
+            </w:r>
+          </w:p>
+        </w:tc>
+        <w:tc>
+          <w:tcPr>
+            <w:tcW w:type="dxa" w:w="3022"/>
+          </w:tcPr>
+          <w:p>
+            <w:r>
+              <w:rPr>
+                <w:sz w:val="20"/>
+              </w:rPr>
+              <w:t>生产报表</w:t>
+            </w:r>
+          </w:p>
+        </w:tc>
+        <w:tc>
+          <w:tcPr>
+            <w:tcW w:type="dxa" w:w="3022"/>
+          </w:tcPr>
+          <w:p>
+            <w:r>
+              <w:rPr>
+                <w:sz w:val="20"/>
+              </w:rPr>
+              <w:t>工单完工率和生产效率分析图表</w:t>
+            </w:r>
+          </w:p>
+        </w:tc>
+      </w:tr>
+      <w:tr>
+        <w:tc>
+          <w:tcPr>
+            <w:tcW w:type="dxa" w:w="3022"/>
+          </w:tcPr>
+          <w:p>
+            <w:r>
+              <w:rPr>
+                <w:sz w:val="20"/>
+              </w:rPr>
+              <w:t>仓储管理（WM）</w:t>
+            </w:r>
+          </w:p>
+        </w:tc>
+        <w:tc>
+          <w:tcPr>
+            <w:tcW w:type="dxa" w:w="3022"/>
+          </w:tcPr>
+          <w:p>
+            <w:r>
+              <w:rPr>
+                <w:sz w:val="20"/>
+              </w:rPr>
+              <w:t>库存报表</w:t>
+            </w:r>
+          </w:p>
+        </w:tc>
+        <w:tc>
+          <w:tcPr>
+            <w:tcW w:type="dxa" w:w="3022"/>
+          </w:tcPr>
+          <w:p>
+            <w:r>
+              <w:rPr>
+                <w:sz w:val="20"/>
+              </w:rPr>
+              <w:t>库存汇总、库龄分析、库存周转率三维分析</w:t>
+            </w:r>
+          </w:p>
+        </w:tc>
+      </w:tr>
+      <w:tr>
+        <w:tc>
+          <w:tcPr>
+            <w:tcW w:type="dxa" w:w="3022"/>
+          </w:tcPr>
+          <w:p>
+            <w:r>
+              <w:rPr>
+                <w:sz w:val="20"/>
+              </w:rPr>
+              <w:t>仓储管理（WM）</w:t>
+            </w:r>
+          </w:p>
+        </w:tc>
+        <w:tc>
+          <w:tcPr>
+            <w:tcW w:type="dxa" w:w="3022"/>
+          </w:tcPr>
+          <w:p>
+            <w:r>
+              <w:rPr>
+                <w:sz w:val="20"/>
+              </w:rPr>
+              <w:t>3D仓储可视化</w:t>
+            </w:r>
+          </w:p>
+        </w:tc>
+        <w:tc>
+          <w:tcPr>
+            <w:tcW w:type="dxa" w:w="3022"/>
+          </w:tcPr>
+          <w:p>
+            <w:r>
+              <w:rPr>
+                <w:sz w:val="20"/>
+              </w:rPr>
+              <w:t>库区库位的三维空间配置和展示</w:t>
+            </w:r>
+          </w:p>
+        </w:tc>
+      </w:tr>
+      <w:tr>
+        <w:tc>
+          <w:tcPr>
+            <w:tcW w:type="dxa" w:w="3022"/>
+          </w:tcPr>
+          <w:p>
+            <w:r>
+              <w:rPr>
+                <w:sz w:val="20"/>
+              </w:rPr>
+              <w:t>工作流</w:t>
+            </w:r>
+          </w:p>
+        </w:tc>
+        <w:tc>
+          <w:tcPr>
+            <w:tcW w:type="dxa" w:w="3022"/>
+          </w:tcPr>
+          <w:p>
+            <w:r>
+              <w:rPr>
+                <w:sz w:val="20"/>
+              </w:rPr>
+              <w:t>待签收任务</w:t>
+            </w:r>
+          </w:p>
+        </w:tc>
+        <w:tc>
+          <w:tcPr>
+            <w:tcW w:type="dxa" w:w="3022"/>
+          </w:tcPr>
+          <w:p>
+            <w:r>
+              <w:rPr>
+                <w:sz w:val="20"/>
+              </w:rPr>
+              <w:t>可签收的公共任务池</w:t>
+            </w:r>
+          </w:p>
+        </w:tc>
+      </w:tr>
+      <w:tr>
+        <w:tc>
+          <w:tcPr>
+            <w:tcW w:type="dxa" w:w="3022"/>
+          </w:tcPr>
+          <w:p>
+            <w:r>
+              <w:rPr>
+                <w:sz w:val="20"/>
+              </w:rPr>
+              <w:t>工作流</w:t>
+            </w:r>
+          </w:p>
+        </w:tc>
+        <w:tc>
+          <w:tcPr>
+            <w:tcW w:type="dxa" w:w="3022"/>
+          </w:tcPr>
+          <w:p>
+            <w:r>
+              <w:rPr>
+                <w:sz w:val="20"/>
+              </w:rPr>
+              <w:t>发起流程</w:t>
+            </w:r>
+          </w:p>
+        </w:tc>
+        <w:tc>
+          <w:tcPr>
+            <w:tcW w:type="dxa" w:w="3022"/>
+          </w:tcPr>
+          <w:p>
+            <w:r>
+              <w:rPr>
+                <w:sz w:val="20"/>
+              </w:rPr>
+              <w:t>从流程定义列表直接发起新流程</w:t>
+            </w:r>
+          </w:p>
+        </w:tc>
+      </w:tr>
+      <w:tr>
+        <w:tc>
+          <w:tcPr>
+            <w:tcW w:type="dxa" w:w="3022"/>
+          </w:tcPr>
+          <w:p>
+            <w:r>
+              <w:rPr>
+                <w:sz w:val="20"/>
+              </w:rPr>
+              <w:t>工作流</w:t>
+            </w:r>
+          </w:p>
+        </w:tc>
+        <w:tc>
+          <w:tcPr>
+            <w:tcW w:type="dxa" w:w="3022"/>
+          </w:tcPr>
+          <w:p>
+            <w:r>
+              <w:rPr>
+                <w:sz w:val="20"/>
+              </w:rPr>
+              <w:t>流程操作组件</w:t>
+            </w:r>
+          </w:p>
+        </w:tc>
+        <w:tc>
+          <w:tcPr>
+            <w:tcW w:type="dxa" w:w="3022"/>
+          </w:tcPr>
+          <w:p>
+            <w:r>
+              <w:rPr>
+                <w:sz w:val="20"/>
+              </w:rPr>
+              <w:t>提交/撤回/审批处理/历史详情等可复用组件</w:t>
+            </w:r>
+          </w:p>
+        </w:tc>
+      </w:tr>
+      <w:tr>
+        <w:tc>
+          <w:tcPr>
+            <w:tcW w:type="dxa" w:w="3022"/>
+          </w:tcPr>
+          <w:p>
+            <w:r>
+              <w:rPr>
+                <w:sz w:val="20"/>
+              </w:rPr>
+              <w:t>AI智能助手</w:t>
+            </w:r>
+          </w:p>
+        </w:tc>
+        <w:tc>
+          <w:tcPr>
+            <w:tcW w:type="dxa" w:w="3022"/>
+          </w:tcPr>
+          <w:p>
+            <w:r>
+              <w:rPr>
+                <w:sz w:val="20"/>
+              </w:rPr>
+              <w:t>A/B测试</w:t>
+            </w:r>
+          </w:p>
+        </w:tc>
+        <w:tc>
+          <w:tcPr>
+            <w:tcW w:type="dxa" w:w="3022"/>
+          </w:tcPr>
+          <w:p>
+            <w:r>
+              <w:rPr>
+                <w:sz w:val="20"/>
+              </w:rPr>
+              <w:t>双模型对比测试，支持人工评分和报告生成</w:t>
+            </w:r>
+          </w:p>
+        </w:tc>
+      </w:tr>
+      <w:tr>
+        <w:tc>
+          <w:tcPr>
+            <w:tcW w:type="dxa" w:w="3022"/>
+          </w:tcPr>
+          <w:p>
+            <w:r>
+              <w:rPr>
+                <w:sz w:val="20"/>
+              </w:rPr>
+              <w:t>AI智能助手</w:t>
+            </w:r>
+          </w:p>
+        </w:tc>
+        <w:tc>
+          <w:tcPr>
+            <w:tcW w:type="dxa" w:w="3022"/>
+          </w:tcPr>
+          <w:p>
+            <w:r>
+              <w:rPr>
+                <w:sz w:val="20"/>
+              </w:rPr>
+              <w:t>MCP工具管理</w:t>
+            </w:r>
+          </w:p>
+        </w:tc>
+        <w:tc>
+          <w:tcPr>
+            <w:tcW w:type="dxa" w:w="3022"/>
+          </w:tcPr>
+          <w:p>
+            <w:r>
+              <w:rPr>
+                <w:sz w:val="20"/>
+              </w:rPr>
+              <w:t>管理AI可调用的内置/本地/远程工具</w:t>
+            </w:r>
+          </w:p>
+        </w:tc>
+      </w:tr>
+      <w:tr>
+        <w:tc>
+          <w:tcPr>
+            <w:tcW w:type="dxa" w:w="3022"/>
+          </w:tcPr>
+          <w:p>
+            <w:r>
+              <w:rPr>
+                <w:sz w:val="20"/>
+              </w:rPr>
+              <w:t>AI智能助手</w:t>
+            </w:r>
+          </w:p>
+        </w:tc>
+        <w:tc>
+          <w:tcPr>
+            <w:tcW w:type="dxa" w:w="3022"/>
+          </w:tcPr>
+          <w:p>
+            <w:r>
+              <w:rPr>
+                <w:sz w:val="20"/>
+              </w:rPr>
+              <w:t>Prompt模板</w:t>
+            </w:r>
+          </w:p>
+        </w:tc>
+        <w:tc>
+          <w:tcPr>
+            <w:tcW w:type="dxa" w:w="3022"/>
+          </w:tcPr>
+          <w:p>
+            <w:r>
+              <w:rPr>
+                <w:sz w:val="20"/>
+              </w:rPr>
+              <w:t>AI系统提示词的模板化管理</w:t>
+            </w:r>
+          </w:p>
+        </w:tc>
+      </w:tr>
+      <w:tr>
+        <w:tc>
+          <w:tcPr>
+            <w:tcW w:type="dxa" w:w="3022"/>
+          </w:tcPr>
+          <w:p>
+            <w:r>
+              <w:rPr>
+                <w:sz w:val="20"/>
+              </w:rPr>
+              <w:t>AI智能助手</w:t>
+            </w:r>
+          </w:p>
+        </w:tc>
+        <w:tc>
+          <w:tcPr>
+            <w:tcW w:type="dxa" w:w="3022"/>
+          </w:tcPr>
+          <w:p>
+            <w:r>
+              <w:rPr>
+                <w:sz w:val="20"/>
+              </w:rPr>
+              <w:t>SQL示例</w:t>
+            </w:r>
+          </w:p>
+        </w:tc>
+        <w:tc>
+          <w:tcPr>
+            <w:tcW w:type="dxa" w:w="3022"/>
+          </w:tcPr>
+          <w:p>
+            <w:r>
+              <w:rPr>
+                <w:sz w:val="20"/>
+              </w:rPr>
+              <w:t>自然语言转SQL的示例数据维护</w:t>
+            </w:r>
+          </w:p>
+        </w:tc>
+      </w:tr>
+      <w:tr>
+        <w:tc>
+          <w:tcPr>
+            <w:tcW w:type="dxa" w:w="3022"/>
+          </w:tcPr>
+          <w:p>
+            <w:r>
+              <w:rPr>
+                <w:sz w:val="20"/>
+              </w:rPr>
+              <w:t>AI智能助手</w:t>
+            </w:r>
+          </w:p>
+        </w:tc>
+        <w:tc>
+          <w:tcPr>
+            <w:tcW w:type="dxa" w:w="3022"/>
+          </w:tcPr>
+          <w:p>
+            <w:r>
+              <w:rPr>
+                <w:sz w:val="20"/>
+              </w:rPr>
+              <w:t>Token用量统计</w:t>
+            </w:r>
+          </w:p>
+        </w:tc>
+        <w:tc>
+          <w:tcPr>
+            <w:tcW w:type="dxa" w:w="3022"/>
+          </w:tcPr>
+          <w:p>
+            <w:r>
+              <w:rPr>
+                <w:sz w:val="20"/>
+              </w:rPr>
+              <w:t>全面的Token用量和成本监控仪表盘</w:t>
+            </w:r>
+          </w:p>
+        </w:tc>
+      </w:tr>
+      <w:tr>
+        <w:tc>
+          <w:tcPr>
+            <w:tcW w:type="dxa" w:w="3022"/>
+          </w:tcPr>
+          <w:p>
+            <w:r>
+              <w:rPr>
+                <w:sz w:val="20"/>
+              </w:rPr>
+              <w:t>AI智能助手</w:t>
+            </w:r>
+          </w:p>
+        </w:tc>
+        <w:tc>
+          <w:tcPr>
+            <w:tcW w:type="dxa" w:w="3022"/>
+          </w:tcPr>
+          <w:p>
+            <w:r>
+              <w:rPr>
+                <w:sz w:val="20"/>
+              </w:rPr>
+              <w:t>聊天增强</w:t>
+            </w:r>
+          </w:p>
+        </w:tc>
+        <w:tc>
+          <w:tcPr>
+            <w:tcW w:type="dxa" w:w="3022"/>
+          </w:tcPr>
+          <w:p>
+            <w:r>
+              <w:rPr>
+                <w:sz w:val="20"/>
+              </w:rPr>
+              <w:t>消息反馈、导出Markdown、Token用量查看</w:t>
+            </w:r>
+          </w:p>
+        </w:tc>
+      </w:tr>
+      <w:tr>
+        <w:tc>
+          <w:tcPr>
+            <w:tcW w:type="dxa" w:w="3022"/>
+          </w:tcPr>
+          <w:p>
+            <w:r>
+              <w:rPr>
+                <w:sz w:val="20"/>
+              </w:rPr>
+              <w:t>报表</w:t>
+            </w:r>
+          </w:p>
+        </w:tc>
+        <w:tc>
+          <w:tcPr>
+            <w:tcW w:type="dxa" w:w="3022"/>
+          </w:tcPr>
+          <w:p>
+            <w:r>
+              <w:rPr>
+                <w:sz w:val="20"/>
+              </w:rPr>
+              <w:t>数据看板</w:t>
+            </w:r>
+          </w:p>
+        </w:tc>
+        <w:tc>
+          <w:tcPr>
+            <w:tcW w:type="dxa" w:w="3022"/>
+          </w:tcPr>
+          <w:p>
+            <w:r>
+              <w:rPr>
+                <w:sz w:val="20"/>
+              </w:rPr>
+              <w:t>积木报表数据看板集成</w:t>
+            </w:r>
+          </w:p>
+        </w:tc>
+      </w:tr>
+      <w:tr>
+        <w:tc>
+          <w:tcPr>
+            <w:tcW w:type="dxa" w:w="3022"/>
+          </w:tcPr>
+          <w:p>
+            <w:r>
+              <w:rPr>
+                <w:sz w:val="20"/>
+              </w:rPr>
+              <w:t>报表</w:t>
+            </w:r>
+          </w:p>
+        </w:tc>
+        <w:tc>
+          <w:tcPr>
+            <w:tcW w:type="dxa" w:w="3022"/>
+          </w:tcPr>
+          <w:p>
+            <w:r>
+              <w:rPr>
+                <w:sz w:val="20"/>
+              </w:rPr>
+              <w:t>报表设计器</w:t>
+            </w:r>
+          </w:p>
+        </w:tc>
+        <w:tc>
+          <w:tcPr>
+            <w:tcW w:type="dxa" w:w="3022"/>
+          </w:tcPr>
+          <w:p>
+            <w:r>
+              <w:rPr>
+                <w:sz w:val="20"/>
+              </w:rPr>
+              <w:t>在线拖拽式报表设计</w:t>
+            </w:r>
+          </w:p>
+        </w:tc>
+      </w:tr>
+      <w:tr>
+        <w:tc>
+          <w:tcPr>
+            <w:tcW w:type="dxa" w:w="3022"/>
+          </w:tcPr>
+          <w:p>
+            <w:r>
+              <w:rPr>
+                <w:sz w:val="20"/>
+              </w:rPr>
+              <w:t>系统管理</w:t>
+            </w:r>
+          </w:p>
+        </w:tc>
+        <w:tc>
+          <w:tcPr>
+            <w:tcW w:type="dxa" w:w="3022"/>
+          </w:tcPr>
+          <w:p>
+            <w:r>
+              <w:rPr>
+                <w:sz w:val="20"/>
+              </w:rPr>
+              <w:t>在线设备管理</w:t>
+            </w:r>
+          </w:p>
+        </w:tc>
+        <w:tc>
+          <w:tcPr>
+            <w:tcW w:type="dxa" w:w="3022"/>
+          </w:tcPr>
+          <w:p>
+            <w:r>
+              <w:rPr>
+                <w:sz w:val="20"/>
+              </w:rPr>
+              <w:t>查看和管理登录设备</w:t>
+            </w:r>
+          </w:p>
+        </w:tc>
+      </w:tr>
+      <w:tr>
+        <w:tc>
+          <w:tcPr>
+            <w:tcW w:type="dxa" w:w="3022"/>
+          </w:tcPr>
+          <w:p>
+            <w:r>
+              <w:rPr>
+                <w:sz w:val="20"/>
+              </w:rPr>
+              <w:t>系统管理</w:t>
+            </w:r>
+          </w:p>
+        </w:tc>
+        <w:tc>
+          <w:tcPr>
+            <w:tcW w:type="dxa" w:w="3022"/>
+          </w:tcPr>
+          <w:p>
+            <w:r>
+              <w:rPr>
+                <w:sz w:val="20"/>
+              </w:rPr>
+              <w:t>第三方账号绑定</w:t>
+            </w:r>
+          </w:p>
+        </w:tc>
+        <w:tc>
+          <w:tcPr>
+            <w:tcW w:type="dxa" w:w="3022"/>
+          </w:tcPr>
+          <w:p>
+            <w:r>
+              <w:rPr>
+                <w:sz w:val="20"/>
+              </w:rPr>
+              <w:t>微信、Gitee、GitHub等社交账号绑定</w:t>
+            </w:r>
+          </w:p>
+        </w:tc>
+      </w:tr>
+    </w:tbl>
     <w:sectPr>
       <w:pgSz w:w="12240" w:h="15840"/>
       <w:pgMar w:top="1417" w:right="1587" w:bottom="1417" w:left="1587" w:header="720" w:footer="720" w:gutter="0"/>
